--- a/reports/REPORT.docx
+++ b/reports/REPORT.docx
@@ -2,7 +2,7 @@
 <file path=word/document.xml><?xml version="1.0" encoding="utf-8"?>
 <w:document xmlns:w="http://schemas.openxmlformats.org/wordprocessingml/2006/main" xmlns:m="http://schemas.openxmlformats.org/officeDocument/2006/math" xmlns:r="http://schemas.openxmlformats.org/officeDocument/2006/relationships" xmlns:o="urn:schemas-microsoft-com:office:office" xmlns:v="urn:schemas-microsoft-com:vml" xmlns:w10="urn:schemas-microsoft-com:office:word" xmlns:a="http://schemas.openxmlformats.org/drawingml/2006/main" xmlns:pic="http://schemas.openxmlformats.org/drawingml/2006/picture" xmlns:wp="http://schemas.openxmlformats.org/drawingml/2006/wordprocessingDrawing">
   <w:body>
-    <w:bookmarkStart w:id="89" w:name="X4471799c9a16f689a1c77a756762d013da7950e"/>
+    <w:bookmarkStart w:id="90" w:name="X4471799c9a16f689a1c77a756762d013da7950e"/>
     <w:p>
       <w:pPr>
         <w:pStyle w:val="Heading1"/>
@@ -217,13 +217,42 @@
             <w:pPr>
               <w:pStyle w:val="Compact"/>
             </w:pPr>
+            <w:hyperlink r:id="rId20">
+              <w:r>
+                <w:rPr>
+                  <w:rStyle w:val="Hyperlink"/>
+                  <w:b/>
+                  <w:bCs/>
+                </w:rPr>
+                <w:t xml:space="preserve">https://github.com/2025cs05012/heart_disease_classification_mlops</w:t>
+              </w:r>
+            </w:hyperlink>
+          </w:p>
+        </w:tc>
+      </w:tr>
+      <w:tr>
+        <w:tc>
+          <w:tcPr/>
+          <w:p>
+            <w:pPr>
+              <w:pStyle w:val="Compact"/>
+            </w:pPr>
+            <w:r>
+              <w:t xml:space="preserve">Demo video</w:t>
+            </w:r>
+          </w:p>
+        </w:tc>
+        <w:tc>
+          <w:tcPr/>
+          <w:p>
+            <w:pPr>
+              <w:pStyle w:val="Compact"/>
+            </w:pPr>
             <w:r>
               <w:rPr>
                 <w:rStyle w:val="VerbatimChar"/>
-                <w:b/>
-                <w:bCs/>
-              </w:rPr>
-              <w:t xml:space="preserve">https://github.com/&lt;your-username&gt;/heart-disease-mlops</w:t>
+              </w:rPr>
+              <w:t xml:space="preserve">&lt;demo-video-link&gt;</w:t>
             </w:r>
             <w:r>
               <w:t xml:space="preserve"> </w:t>
@@ -233,49 +262,87 @@
                 <w:i/>
                 <w:iCs/>
               </w:rPr>
-              <w:t xml:space="preserve">(replace with the actual GitHub link before submission)</w:t>
-            </w:r>
-          </w:p>
-        </w:tc>
-      </w:tr>
-      <w:tr>
-        <w:tc>
-          <w:tcPr/>
-          <w:p>
-            <w:pPr>
-              <w:pStyle w:val="Compact"/>
-            </w:pPr>
-            <w:r>
-              <w:t xml:space="preserve">Demo video</w:t>
-            </w:r>
-          </w:p>
-        </w:tc>
-        <w:tc>
-          <w:tcPr/>
-          <w:p>
-            <w:pPr>
-              <w:pStyle w:val="Compact"/>
-            </w:pPr>
-            <w:r>
-              <w:rPr>
-                <w:rStyle w:val="VerbatimChar"/>
-              </w:rPr>
-              <w:t xml:space="preserve">&lt;demo-video-link&gt;</w:t>
-            </w:r>
-            <w:r>
-              <w:t xml:space="preserve"> </w:t>
-            </w:r>
-            <w:r>
-              <w:rPr>
-                <w:i/>
-                <w:iCs/>
-              </w:rPr>
               <w:t xml:space="preserve">(replace with the recorded walk-through URL)</w:t>
             </w:r>
           </w:p>
         </w:tc>
       </w:tr>
     </w:tbl>
+    <w:p>
+      <w:pPr>
+        <w:pStyle w:val="BlockText"/>
+      </w:pPr>
+      <w:r>
+        <w:rPr>
+          <w:b/>
+          <w:bCs/>
+        </w:rPr>
+        <w:t xml:space="preserve">At a glance.</w:t>
+      </w:r>
+      <w:r>
+        <w:t xml:space="preserve"> </w:t>
+      </w:r>
+      <w:r>
+        <w:t xml:space="preserve">Four-stage GitHub Actions pipeline (lint → unit</w:t>
+      </w:r>
+      <w:r>
+        <w:t xml:space="preserve"> </w:t>
+      </w:r>
+      <w:r>
+        <w:t xml:space="preserve">tests → train → docker smoke) - all green. Random Forest</w:t>
+      </w:r>
+      <w:r>
+        <w:t xml:space="preserve"> </w:t>
+      </w:r>
+      <w:r>
+        <w:t xml:space="preserve">wins on ROC-AUC, packaged as a Flask + scikit-learn container,</w:t>
+      </w:r>
+      <w:r>
+        <w:t xml:space="preserve"> </w:t>
+      </w:r>
+      <w:r>
+        <w:t xml:space="preserve">deployed onto a</w:t>
+      </w:r>
+      <w:r>
+        <w:t xml:space="preserve"> </w:t>
+      </w:r>
+      <w:r>
+        <w:rPr>
+          <w:rStyle w:val="VerbatimChar"/>
+        </w:rPr>
+        <w:t xml:space="preserve">kind</w:t>
+      </w:r>
+      <w:r>
+        <w:t xml:space="preserve"> </w:t>
+      </w:r>
+      <w:r>
+        <w:t xml:space="preserve">Kubernetes cluster behind</w:t>
+      </w:r>
+      <w:r>
+        <w:t xml:space="preserve"> </w:t>
+      </w:r>
+      <w:r>
+        <w:rPr>
+          <w:rStyle w:val="VerbatimChar"/>
+        </w:rPr>
+        <w:t xml:space="preserve">ingress-nginx</w:t>
+      </w:r>
+      <w:r>
+        <w:t xml:space="preserve">,</w:t>
+      </w:r>
+      <w:r>
+        <w:t xml:space="preserve"> </w:t>
+      </w:r>
+      <w:r>
+        <w:t xml:space="preserve">instrumented with Prometheus + Grafana for live request, latency and</w:t>
+      </w:r>
+      <w:r>
+        <w:t xml:space="preserve"> </w:t>
+      </w:r>
+      <w:r>
+        <w:t xml:space="preserve">per-class prediction counters.</w:t>
+      </w:r>
+    </w:p>
     <w:p>
       <w:r>
         <w:pict>
@@ -283,7 +350,7 @@
         </w:pict>
       </w:r>
     </w:p>
-    <w:bookmarkStart w:id="20" w:name="X7c5d1a09e25dbb0b40adc92ca74b0d13d46d283"/>
+    <w:bookmarkStart w:id="21" w:name="X7c5d1a09e25dbb0b40adc92ca74b0d13d46d283"/>
     <w:p>
       <w:pPr>
         <w:pStyle w:val="Heading2"/>
@@ -734,8 +801,8 @@
         </w:pict>
       </w:r>
     </w:p>
-    <w:bookmarkEnd w:id="20"/>
-    <w:bookmarkStart w:id="21" w:name="setup-installation"/>
+    <w:bookmarkEnd w:id="21"/>
+    <w:bookmarkStart w:id="22" w:name="setup-installation"/>
     <w:p>
       <w:pPr>
         <w:pStyle w:val="Heading2"/>
@@ -1687,8 +1754,8 @@
         </w:pict>
       </w:r>
     </w:p>
-    <w:bookmarkEnd w:id="21"/>
-    <w:bookmarkStart w:id="22" w:name="abstract"/>
+    <w:bookmarkEnd w:id="22"/>
+    <w:bookmarkStart w:id="23" w:name="abstract"/>
     <w:p>
       <w:pPr>
         <w:pStyle w:val="Heading2"/>
@@ -1816,8 +1883,8 @@
         <w:t xml:space="preserve">artefacts.</w:t>
       </w:r>
     </w:p>
-    <w:bookmarkEnd w:id="22"/>
-    <w:bookmarkStart w:id="23" w:name="problem-statement"/>
+    <w:bookmarkEnd w:id="23"/>
+    <w:bookmarkStart w:id="24" w:name="problem-statement"/>
     <w:p>
       <w:pPr>
         <w:pStyle w:val="Heading2"/>
@@ -1923,8 +1990,8 @@
         <w:t xml:space="preserve">production runtime.</w:t>
       </w:r>
     </w:p>
-    <w:bookmarkEnd w:id="23"/>
-    <w:bookmarkStart w:id="24" w:name="dataset"/>
+    <w:bookmarkEnd w:id="24"/>
+    <w:bookmarkStart w:id="25" w:name="dataset"/>
     <w:p>
       <w:pPr>
         <w:pStyle w:val="Heading2"/>
@@ -2484,8 +2551,8 @@
         <w:t xml:space="preserve">.</w:t>
       </w:r>
     </w:p>
-    <w:bookmarkEnd w:id="24"/>
-    <w:bookmarkStart w:id="46" w:name="exploratory-data-analysis"/>
+    <w:bookmarkEnd w:id="25"/>
+    <w:bookmarkStart w:id="47" w:name="exploratory-data-analysis"/>
     <w:p>
       <w:pPr>
         <w:pStyle w:val="Heading2"/>
@@ -2584,18 +2651,18 @@
           <wp:inline>
             <wp:extent cx="5334000" cy="1888379"/>
             <wp:effectExtent b="0" l="0" r="0" t="0"/>
-            <wp:docPr descr="Class balance - target distribution" title="" id="26" name="Picture"/>
+            <wp:docPr descr="Class balance - target distribution" title="" id="27" name="Picture"/>
             <a:graphic>
               <a:graphicData uri="http://schemas.openxmlformats.org/drawingml/2006/picture">
                 <pic:pic>
                   <pic:nvPicPr>
-                    <pic:cNvPr descr="figures/class_balance.png" id="27" name="Picture"/>
+                    <pic:cNvPr descr="figures/class_balance.png" id="28" name="Picture"/>
                     <pic:cNvPicPr>
                       <a:picLocks noChangeArrowheads="1" noChangeAspect="1"/>
                     </pic:cNvPicPr>
                   </pic:nvPicPr>
                   <pic:blipFill>
-                    <a:blip r:embed="rId25"/>
+                    <a:blip r:embed="rId26"/>
                     <a:stretch>
                       <a:fillRect/>
                     </a:stretch>
@@ -2639,18 +2706,18 @@
           <wp:inline>
             <wp:extent cx="5334000" cy="2840770"/>
             <wp:effectExtent b="0" l="0" r="0" t="0"/>
-            <wp:docPr descr="Feature histograms split by target class" title="" id="29" name="Picture"/>
+            <wp:docPr descr="Feature histograms split by target class" title="" id="30" name="Picture"/>
             <a:graphic>
               <a:graphicData uri="http://schemas.openxmlformats.org/drawingml/2006/picture">
                 <pic:pic>
                   <pic:nvPicPr>
-                    <pic:cNvPr descr="figures/histograms_by_target.png" id="30" name="Picture"/>
+                    <pic:cNvPr descr="figures/histograms_by_target.png" id="31" name="Picture"/>
                     <pic:cNvPicPr>
                       <a:picLocks noChangeArrowheads="1" noChangeAspect="1"/>
                     </pic:cNvPicPr>
                   </pic:nvPicPr>
                   <pic:blipFill>
-                    <a:blip r:embed="rId28"/>
+                    <a:blip r:embed="rId29"/>
                     <a:stretch>
                       <a:fillRect/>
                     </a:stretch>
@@ -2787,18 +2854,18 @@
           <wp:inline>
             <wp:extent cx="5334000" cy="4719021"/>
             <wp:effectExtent b="0" l="0" r="0" t="0"/>
-            <wp:docPr descr="Pearson correlation heat-map of numeric features" title="" id="32" name="Picture"/>
+            <wp:docPr descr="Pearson correlation heat-map of numeric features" title="" id="33" name="Picture"/>
             <a:graphic>
               <a:graphicData uri="http://schemas.openxmlformats.org/drawingml/2006/picture">
                 <pic:pic>
                   <pic:nvPicPr>
-                    <pic:cNvPr descr="figures/correlation_heatmap.png" id="33" name="Picture"/>
+                    <pic:cNvPr descr="figures/correlation_heatmap.png" id="34" name="Picture"/>
                     <pic:cNvPicPr>
                       <a:picLocks noChangeArrowheads="1" noChangeAspect="1"/>
                     </pic:cNvPicPr>
                   </pic:nvPicPr>
                   <pic:blipFill>
-                    <a:blip r:embed="rId31"/>
+                    <a:blip r:embed="rId32"/>
                     <a:stretch>
                       <a:fillRect/>
                     </a:stretch>
@@ -2842,18 +2909,18 @@
           <wp:inline>
             <wp:extent cx="5334000" cy="1379257"/>
             <wp:effectExtent b="0" l="0" r="0" t="0"/>
-            <wp:docPr descr="Boxplots of numeric features by target" title="" id="35" name="Picture"/>
+            <wp:docPr descr="Boxplots of numeric features by target" title="" id="36" name="Picture"/>
             <a:graphic>
               <a:graphicData uri="http://schemas.openxmlformats.org/drawingml/2006/picture">
                 <pic:pic>
                   <pic:nvPicPr>
-                    <pic:cNvPr descr="figures/boxplots_numeric.png" id="36" name="Picture"/>
+                    <pic:cNvPr descr="figures/boxplots_numeric.png" id="37" name="Picture"/>
                     <pic:cNvPicPr>
                       <a:picLocks noChangeArrowheads="1" noChangeAspect="1"/>
                     </pic:cNvPicPr>
                   </pic:nvPicPr>
                   <pic:blipFill>
-                    <a:blip r:embed="rId34"/>
+                    <a:blip r:embed="rId35"/>
                     <a:stretch>
                       <a:fillRect/>
                     </a:stretch>
@@ -2897,18 +2964,18 @@
           <wp:inline>
             <wp:extent cx="5334000" cy="2457823"/>
             <wp:effectExtent b="0" l="0" r="0" t="0"/>
-            <wp:docPr descr="Disease rate by categorical feature value" title="" id="38" name="Picture"/>
+            <wp:docPr descr="Disease rate by categorical feature value" title="" id="39" name="Picture"/>
             <a:graphic>
               <a:graphicData uri="http://schemas.openxmlformats.org/drawingml/2006/picture">
                 <pic:pic>
                   <pic:nvPicPr>
-                    <pic:cNvPr descr="figures/disease_rate_by_category.png" id="39" name="Picture"/>
+                    <pic:cNvPr descr="figures/disease_rate_by_category.png" id="40" name="Picture"/>
                     <pic:cNvPicPr>
                       <a:picLocks noChangeArrowheads="1" noChangeAspect="1"/>
                     </pic:cNvPicPr>
                   </pic:nvPicPr>
                   <pic:blipFill>
-                    <a:blip r:embed="rId37"/>
+                    <a:blip r:embed="rId38"/>
                     <a:stretch>
                       <a:fillRect/>
                     </a:stretch>
@@ -3012,18 +3079,18 @@
           <wp:inline>
             <wp:extent cx="5334000" cy="2009775"/>
             <wp:effectExtent b="0" l="0" r="0" t="0"/>
-            <wp:docPr descr="Per-source missingness fraction" title="" id="41" name="Picture"/>
+            <wp:docPr descr="Per-source missingness fraction" title="" id="42" name="Picture"/>
             <a:graphic>
               <a:graphicData uri="http://schemas.openxmlformats.org/drawingml/2006/picture">
                 <pic:pic>
                   <pic:nvPicPr>
-                    <pic:cNvPr descr="figures/missingness_per_source.png" id="42" name="Picture"/>
+                    <pic:cNvPr descr="figures/missingness_per_source.png" id="43" name="Picture"/>
                     <pic:cNvPicPr>
                       <a:picLocks noChangeArrowheads="1" noChangeAspect="1"/>
                     </pic:cNvPicPr>
                   </pic:nvPicPr>
                   <pic:blipFill>
-                    <a:blip r:embed="rId40"/>
+                    <a:blip r:embed="rId41"/>
                     <a:stretch>
                       <a:fillRect/>
                     </a:stretch>
@@ -3067,18 +3134,18 @@
           <wp:inline>
             <wp:extent cx="5334000" cy="2315790"/>
             <wp:effectExtent b="0" l="0" r="0" t="0"/>
-            <wp:docPr descr="Overall missingness fraction per column" title="" id="44" name="Picture"/>
+            <wp:docPr descr="Overall missingness fraction per column" title="" id="45" name="Picture"/>
             <a:graphic>
               <a:graphicData uri="http://schemas.openxmlformats.org/drawingml/2006/picture">
                 <pic:pic>
                   <pic:nvPicPr>
-                    <pic:cNvPr descr="figures/missingness_overall.png" id="45" name="Picture"/>
+                    <pic:cNvPr descr="figures/missingness_overall.png" id="46" name="Picture"/>
                     <pic:cNvPicPr>
                       <a:picLocks noChangeArrowheads="1" noChangeAspect="1"/>
                     </pic:cNvPicPr>
                   </pic:nvPicPr>
                   <pic:blipFill>
-                    <a:blip r:embed="rId43"/>
+                    <a:blip r:embed="rId44"/>
                     <a:stretch>
                       <a:fillRect/>
                     </a:stretch>
@@ -3428,8 +3495,8 @@
         </w:tc>
       </w:tr>
     </w:tbl>
-    <w:bookmarkEnd w:id="46"/>
-    <w:bookmarkStart w:id="47" w:name="feature-engineering"/>
+    <w:bookmarkEnd w:id="47"/>
+    <w:bookmarkStart w:id="48" w:name="feature-engineering"/>
     <w:p>
       <w:pPr>
         <w:pStyle w:val="Heading2"/>
@@ -3662,8 +3729,8 @@
         <w:t xml:space="preserve">after one-hot expansion.</w:t>
       </w:r>
     </w:p>
-    <w:bookmarkEnd w:id="47"/>
-    <w:bookmarkStart w:id="54" w:name="modelling-cross-validation"/>
+    <w:bookmarkEnd w:id="48"/>
+    <w:bookmarkStart w:id="55" w:name="modelling-cross-validation"/>
     <w:p>
       <w:pPr>
         <w:pStyle w:val="Heading2"/>
@@ -4310,18 +4377,18 @@
           <wp:inline>
             <wp:extent cx="5334000" cy="5407319"/>
             <wp:effectExtent b="0" l="0" r="0" t="0"/>
-            <wp:docPr descr="ROC curves for all three candidate models" title="" id="49" name="Picture"/>
+            <wp:docPr descr="ROC curves for all three candidate models" title="" id="50" name="Picture"/>
             <a:graphic>
               <a:graphicData uri="http://schemas.openxmlformats.org/drawingml/2006/picture">
                 <pic:pic>
                   <pic:nvPicPr>
-                    <pic:cNvPr descr="figures/roc_curves.png" id="50" name="Picture"/>
+                    <pic:cNvPr descr="figures/roc_curves.png" id="51" name="Picture"/>
                     <pic:cNvPicPr>
                       <a:picLocks noChangeArrowheads="1" noChangeAspect="1"/>
                     </pic:cNvPicPr>
                   </pic:nvPicPr>
                   <pic:blipFill>
-                    <a:blip r:embed="rId48"/>
+                    <a:blip r:embed="rId49"/>
                     <a:stretch>
                       <a:fillRect/>
                     </a:stretch>
@@ -4365,18 +4432,18 @@
           <wp:inline>
             <wp:extent cx="4535054" cy="4156363"/>
             <wp:effectExtent b="0" l="0" r="0" t="0"/>
-            <wp:docPr descr="Confusion matrix of the selected Random Forest on the hold-out set" title="" id="52" name="Picture"/>
+            <wp:docPr descr="Confusion matrix of the selected Random Forest on the hold-out set" title="" id="53" name="Picture"/>
             <a:graphic>
               <a:graphicData uri="http://schemas.openxmlformats.org/drawingml/2006/picture">
                 <pic:pic>
                   <pic:nvPicPr>
-                    <pic:cNvPr descr="figures/confusion_matrix.png" id="53" name="Picture"/>
+                    <pic:cNvPr descr="figures/confusion_matrix.png" id="54" name="Picture"/>
                     <pic:cNvPicPr>
                       <a:picLocks noChangeArrowheads="1" noChangeAspect="1"/>
                     </pic:cNvPicPr>
                   </pic:nvPicPr>
                   <pic:blipFill>
-                    <a:blip r:embed="rId51"/>
+                    <a:blip r:embed="rId52"/>
                     <a:stretch>
                       <a:fillRect/>
                     </a:stretch>
@@ -4419,8 +4486,8 @@
         <w:t xml:space="preserve">Both figures are also logged to MLflow as run artifacts (see §8).</w:t>
       </w:r>
     </w:p>
-    <w:bookmarkEnd w:id="54"/>
-    <w:bookmarkStart w:id="55" w:name="experiment-tracking---mlflow"/>
+    <w:bookmarkEnd w:id="55"/>
+    <w:bookmarkStart w:id="56" w:name="experiment-tracking---mlflow"/>
     <w:p>
       <w:pPr>
         <w:pStyle w:val="Heading2"/>
@@ -4863,8 +4930,8 @@
         <w:t xml:space="preserve">).</w:t>
       </w:r>
     </w:p>
-    <w:bookmarkEnd w:id="55"/>
-    <w:bookmarkStart w:id="56" w:name="packaging-reproducibility"/>
+    <w:bookmarkEnd w:id="56"/>
+    <w:bookmarkStart w:id="57" w:name="packaging-reproducibility"/>
     <w:p>
       <w:pPr>
         <w:pStyle w:val="Heading2"/>
@@ -5340,8 +5407,8 @@
         <w:t xml:space="preserve">involved.</w:t>
       </w:r>
     </w:p>
-    <w:bookmarkEnd w:id="56"/>
-    <w:bookmarkStart w:id="65" w:name="cicd---github-actions"/>
+    <w:bookmarkEnd w:id="57"/>
+    <w:bookmarkStart w:id="66" w:name="cicd---github-actions"/>
     <w:p>
       <w:pPr>
         <w:pStyle w:val="Heading2"/>
@@ -5438,7 +5505,7 @@
         <w:t xml:space="preserve">           junit.xml artefacts)</w:t>
       </w:r>
     </w:p>
-    <w:bookmarkStart w:id="58" w:name="linting-job-lint"/>
+    <w:bookmarkStart w:id="59" w:name="linting-job-lint"/>
     <w:p>
       <w:pPr>
         <w:pStyle w:val="Heading3"/>
@@ -5537,7 +5604,7 @@
       <w:r>
         <w:t xml:space="preserve"> </w:t>
       </w:r>
-      <w:hyperlink r:id="rId57">
+      <w:hyperlink r:id="rId58">
         <w:r>
           <w:rPr>
             <w:rStyle w:val="Hyperlink"/>
@@ -5805,8 +5872,8 @@
         <w:t xml:space="preserve">short-circuits the pipeline.</w:t>
       </w:r>
     </w:p>
-    <w:bookmarkEnd w:id="58"/>
-    <w:bookmarkStart w:id="59" w:name="unit-tests-job-test"/>
+    <w:bookmarkEnd w:id="59"/>
+    <w:bookmarkStart w:id="60" w:name="unit-tests-job-test"/>
     <w:p>
       <w:pPr>
         <w:pStyle w:val="Heading3"/>
@@ -6044,7 +6111,7 @@
           <w:i/>
           <w:iCs/>
         </w:rPr>
-        <w:t xml:space="preserve">coverage-report</w:t>
+        <w:t xml:space="preserve">unit-test-coverage-report</w:t>
       </w:r>
       <w:r>
         <w:t xml:space="preserve"> </w:t>
@@ -6053,8 +6120,8 @@
         <w:t xml:space="preserve">artefact (downloadable from the run page).</w:t>
       </w:r>
     </w:p>
-    <w:bookmarkEnd w:id="59"/>
-    <w:bookmarkStart w:id="60" w:name="model-training-job-train"/>
+    <w:bookmarkEnd w:id="60"/>
+    <w:bookmarkStart w:id="61" w:name="model-training-job-train"/>
     <w:p>
       <w:pPr>
         <w:pStyle w:val="Heading3"/>
@@ -6156,8 +6223,8 @@
         <w:t xml:space="preserve">(14-day retention).</w:t>
       </w:r>
     </w:p>
-    <w:bookmarkEnd w:id="60"/>
-    <w:bookmarkStart w:id="64" w:name="local-dry-run-on-the-assignment-venv"/>
+    <w:bookmarkEnd w:id="61"/>
+    <w:bookmarkStart w:id="65" w:name="local-dry-run-on-the-assignment-venv"/>
     <w:p>
       <w:pPr>
         <w:pStyle w:val="Heading3"/>
@@ -6299,20 +6366,20 @@
       <w:r>
         <w:drawing>
           <wp:inline>
-            <wp:extent cx="5334000" cy="3179292"/>
+            <wp:extent cx="5334000" cy="4583906"/>
             <wp:effectExtent b="0" l="0" r="0" t="0"/>
-            <wp:docPr descr="GitHub Actions CI run - lint, test, train, docker stages all green" title="" id="62" name="Picture"/>
+            <wp:docPr descr="GitHub Actions CI run - lint, test, train, docker stages all green" title="" id="63" name="Picture"/>
             <a:graphic>
               <a:graphicData uri="http://schemas.openxmlformats.org/drawingml/2006/picture">
                 <pic:pic>
                   <pic:nvPicPr>
-                    <pic:cNvPr descr="../screenshots/ci_run.png" id="63" name="Picture"/>
+                    <pic:cNvPr descr="../screenshots/ci_run.png" id="64" name="Picture"/>
                     <pic:cNvPicPr>
                       <a:picLocks noChangeArrowheads="1" noChangeAspect="1"/>
                     </pic:cNvPicPr>
                   </pic:nvPicPr>
                   <pic:blipFill>
-                    <a:blip r:embed="rId61"/>
+                    <a:blip r:embed="rId62"/>
                     <a:stretch>
                       <a:fillRect/>
                     </a:stretch>
@@ -6320,7 +6387,7 @@
                   <pic:spPr bwMode="auto">
                     <a:xfrm>
                       <a:off x="0" y="0"/>
-                      <a:ext cx="5334000" cy="3179292"/>
+                      <a:ext cx="5334000" cy="4583906"/>
                     </a:xfrm>
                     <a:prstGeom prst="rect">
                       <a:avLst/>
@@ -6347,9 +6414,66 @@
         <w:t xml:space="preserve">GitHub Actions CI run - lint, test, train, docker stages all green</w:t>
       </w:r>
     </w:p>
-    <w:bookmarkEnd w:id="64"/>
+    <w:p>
+      <w:pPr>
+        <w:pStyle w:val="BlockText"/>
+      </w:pPr>
+      <w:r>
+        <w:rPr>
+          <w:b/>
+          <w:bCs/>
+        </w:rPr>
+        <w:t xml:space="preserve">Why four jobs, not one?</w:t>
+      </w:r>
+      <w:r>
+        <w:t xml:space="preserve"> </w:t>
+      </w:r>
+      <w:r>
+        <w:t xml:space="preserve">Each stage publishes its own artefact</w:t>
+      </w:r>
+      <w:r>
+        <w:t xml:space="preserve"> </w:t>
+      </w:r>
+      <w:r>
+        <w:t xml:space="preserve">(coverage XML, trained model bundle, container smoke log), so a</w:t>
+      </w:r>
+      <w:r>
+        <w:t xml:space="preserve"> </w:t>
+      </w:r>
+      <w:r>
+        <w:t xml:space="preserve">grader can download exactly the evidence they want without rerunning</w:t>
+      </w:r>
+      <w:r>
+        <w:t xml:space="preserve"> </w:t>
+      </w:r>
+      <w:r>
+        <w:t xml:space="preserve">anything locally. Stages run sequentially with</w:t>
+      </w:r>
+      <w:r>
+        <w:t xml:space="preserve"> </w:t>
+      </w:r>
+      <w:r>
+        <w:rPr>
+          <w:rStyle w:val="VerbatimChar"/>
+        </w:rPr>
+        <w:t xml:space="preserve">needs:</w:t>
+      </w:r>
+      <w:r>
+        <w:t xml:space="preserve"> </w:t>
+      </w:r>
+      <w:r>
+        <w:t xml:space="preserve">so a lint</w:t>
+      </w:r>
+      <w:r>
+        <w:t xml:space="preserve"> </w:t>
+      </w:r>
+      <w:r>
+        <w:t xml:space="preserve">failure short-circuits the rest and saves CI minutes.</w:t>
+      </w:r>
+    </w:p>
     <w:bookmarkEnd w:id="65"/>
-    <w:bookmarkStart w:id="70" w:name="containerisation---docker"/>
+    <w:bookmarkEnd w:id="66"/>
+    <w:bookmarkStart w:id="71" w:name="containerisation---docker"/>
     <w:p>
       <w:pPr>
         <w:pStyle w:val="Heading2"/>
@@ -6639,7 +6763,7 @@
         <w:t xml:space="preserve">to keep the build context small.</w:t>
       </w:r>
     </w:p>
-    <w:bookmarkStart w:id="69" w:name="interactive-web-form-get"/>
+    <w:bookmarkStart w:id="70" w:name="interactive-web-form-get"/>
     <w:p>
       <w:pPr>
         <w:pStyle w:val="Heading3"/>
@@ -6764,7 +6888,13 @@
         </w:numPr>
       </w:pPr>
       <w:r>
-        <w:t xml:space="preserve">14 input fields (one per feature) with two preset buttons —</w:t>
+        <w:t xml:space="preserve">An editable JSON textarea pre-filled with a sample payload, plus</w:t>
+      </w:r>
+      <w:r>
+        <w:t xml:space="preserve"> </w:t>
+      </w:r>
+      <w:r>
+        <w:t xml:space="preserve">four preset buttons —</w:t>
       </w:r>
       <w:r>
         <w:t xml:space="preserve"> </w:t>
@@ -6777,10 +6907,7 @@
         <w:t xml:space="preserve">Load disease-risk sample</w:t>
       </w:r>
       <w:r>
-        <w:t xml:space="preserve"> </w:t>
-      </w:r>
-      <w:r>
-        <w:t xml:space="preserve">and</w:t>
+        <w:t xml:space="preserve">,</w:t>
       </w:r>
       <w:r>
         <w:t xml:space="preserve"> </w:t>
@@ -6790,19 +6917,56 @@
           <w:i/>
           <w:iCs/>
         </w:rPr>
-        <w:t xml:space="preserve">Load low-risk sample</w:t>
-      </w:r>
-      <w:r>
-        <w:t xml:space="preserve"> </w:t>
-      </w:r>
-      <w:r>
-        <w:t xml:space="preserve">— that</w:t>
-      </w:r>
-      <w:r>
-        <w:t xml:space="preserve"> </w:t>
-      </w:r>
-      <w:r>
-        <w:t xml:space="preserve">populate values matching the records used in the unit tests.</w:t>
+        <w:t xml:space="preserve">Load low-risk</w:t>
+      </w:r>
+      <w:r>
+        <w:rPr>
+          <w:i/>
+          <w:iCs/>
+        </w:rPr>
+        <w:t xml:space="preserve"> </w:t>
+      </w:r>
+      <w:r>
+        <w:rPr>
+          <w:i/>
+          <w:iCs/>
+        </w:rPr>
+        <w:t xml:space="preserve">sample</w:t>
+      </w:r>
+      <w:r>
+        <w:t xml:space="preserve">,</w:t>
+      </w:r>
+      <w:r>
+        <w:t xml:space="preserve"> </w:t>
+      </w:r>
+      <w:r>
+        <w:rPr>
+          <w:i/>
+          <w:iCs/>
+        </w:rPr>
+        <w:t xml:space="preserve">Load batch sample</w:t>
+      </w:r>
+      <w:r>
+        <w:t xml:space="preserve"> </w:t>
+      </w:r>
+      <w:r>
+        <w:t xml:space="preserve">(list of two records) and</w:t>
+      </w:r>
+      <w:r>
+        <w:t xml:space="preserve"> </w:t>
+      </w:r>
+      <w:r>
+        <w:rPr>
+          <w:i/>
+          <w:iCs/>
+        </w:rPr>
+        <w:t xml:space="preserve">Pretty-print</w:t>
+      </w:r>
+      <w:r>
+        <w:t xml:space="preserve"> </w:t>
+      </w:r>
+      <w:r>
+        <w:t xml:space="preserve">— so the user can mutate the JSON and resubmit.</w:t>
       </w:r>
     </w:p>
     <w:p>
@@ -6824,7 +6988,7 @@
         <w:t xml:space="preserve"> </w:t>
       </w:r>
       <w:r>
-        <w:t xml:space="preserve">posts</w:t>
+        <w:t xml:space="preserve">posts the textarea contents as</w:t>
       </w:r>
       <w:r>
         <w:t xml:space="preserve"> </w:t>
@@ -6851,13 +7015,7 @@
         <w:t xml:space="preserve">/predict</w:t>
       </w:r>
       <w:r>
-        <w:t xml:space="preserve">, then renders a</w:t>
-      </w:r>
-      <w:r>
-        <w:t xml:space="preserve"> </w:t>
-      </w:r>
-      <w:r>
-        <w:t xml:space="preserve">green</w:t>
+        <w:t xml:space="preserve">, then renders a green</w:t>
       </w:r>
       <w:r>
         <w:t xml:space="preserve"> </w:t>
@@ -6887,7 +7045,16 @@
         <w:t xml:space="preserve"> </w:t>
       </w:r>
       <w:r>
-        <w:t xml:space="preserve">badge, a confidence bar</w:t>
+        <w:t xml:space="preserve">badge, a confidence bar (</w:t>
+      </w:r>
+      <w:r>
+        <w:rPr>
+          <w:rStyle w:val="VerbatimChar"/>
+        </w:rPr>
+        <w:t xml:space="preserve">P[disease]</w:t>
+      </w:r>
+      <w:r>
+        <w:t xml:space="preserve">), and the raw JSON response</w:t>
       </w:r>
       <w:r>
         <w:t xml:space="preserve"> </w:t>
@@ -6899,15 +7066,6 @@
         <w:rPr>
           <w:rStyle w:val="VerbatimChar"/>
         </w:rPr>
-        <w:t xml:space="preserve">P[disease]</w:t>
-      </w:r>
-      <w:r>
-        <w:t xml:space="preserve">), and the raw JSON response (</w:t>
-      </w:r>
-      <w:r>
-        <w:rPr>
-          <w:rStyle w:val="VerbatimChar"/>
-        </w:rPr>
         <w:t xml:space="preserve">prediction</w:t>
       </w:r>
       <w:r>
@@ -6950,13 +7108,13 @@
         <w:t xml:space="preserve"> </w:t>
       </w:r>
       <w:r>
-        <w:t xml:space="preserve">block — proof on screen that</w:t>
-      </w:r>
-      <w:r>
-        <w:t xml:space="preserve"> </w:t>
-      </w:r>
-      <w:r>
-        <w:t xml:space="preserve">the JSON contract is unchanged.</w:t>
+        <w:t xml:space="preserve">block —</w:t>
+      </w:r>
+      <w:r>
+        <w:t xml:space="preserve"> </w:t>
+      </w:r>
+      <w:r>
+        <w:t xml:space="preserve">on-screen proof that the JSON contract is unchanged.</w:t>
       </w:r>
     </w:p>
     <w:p>
@@ -6998,7 +7156,28 @@
         <w:t xml:space="preserve"> </w:t>
       </w:r>
       <w:r>
-        <w:t xml:space="preserve">· contains the 14 named inputs).</w:t>
+        <w:t xml:space="preserve">· contains the JSON-input editor and</w:t>
+      </w:r>
+      <w:r>
+        <w:t xml:space="preserve"> </w:t>
+      </w:r>
+      <w:r>
+        <w:t xml:space="preserve">references the</w:t>
+      </w:r>
+      <w:r>
+        <w:t xml:space="preserve"> </w:t>
+      </w:r>
+      <w:r>
+        <w:rPr>
+          <w:rStyle w:val="VerbatimChar"/>
+        </w:rPr>
+        <w:t xml:space="preserve">/predict</w:t>
+      </w:r>
+      <w:r>
+        <w:t xml:space="preserve"> </w:t>
+      </w:r>
+      <w:r>
+        <w:t xml:space="preserve">endpoint).</w:t>
       </w:r>
     </w:p>
     <w:p>
@@ -7223,18 +7402,18 @@
           <wp:inline>
             <wp:extent cx="5334000" cy="5834062"/>
             <wp:effectExtent b="0" l="0" r="0" t="0"/>
-            <wp:docPr descr="Heart-API web form (Task 6) - prediction proof against the running container" title="" id="67" name="Picture"/>
+            <wp:docPr descr="Heart-API web form (Task 6) - prediction proof against the running container" title="" id="68" name="Picture"/>
             <a:graphic>
               <a:graphicData uri="http://schemas.openxmlformats.org/drawingml/2006/picture">
                 <pic:pic>
                   <pic:nvPicPr>
-                    <pic:cNvPr descr="../screenshots/task6_form.png" id="68" name="Picture"/>
+                    <pic:cNvPr descr="../screenshots/task6_form.png" id="69" name="Picture"/>
                     <pic:cNvPicPr>
                       <a:picLocks noChangeArrowheads="1" noChangeAspect="1"/>
                     </pic:cNvPicPr>
                   </pic:nvPicPr>
                   <pic:blipFill>
-                    <a:blip r:embed="rId66"/>
+                    <a:blip r:embed="rId67"/>
                     <a:stretch>
                       <a:fillRect/>
                     </a:stretch>
@@ -7271,7 +7450,49 @@
     </w:p>
     <w:p>
       <w:pPr>
-        <w:pStyle w:val="BodyText"/>
+        <w:pStyle w:val="BlockText"/>
+      </w:pPr>
+      <w:r>
+        <w:rPr>
+          <w:b/>
+          <w:bCs/>
+        </w:rPr>
+        <w:t xml:space="preserve">Sample input, exactly as the rubric asks.</w:t>
+      </w:r>
+      <w:r>
+        <w:t xml:space="preserve"> </w:t>
+      </w:r>
+      <w:r>
+        <w:t xml:space="preserve">The form ships with</w:t>
+      </w:r>
+      <w:r>
+        <w:t xml:space="preserve"> </w:t>
+      </w:r>
+      <w:r>
+        <w:t xml:space="preserve">three pre-filled JSON payloads (healthy, disease, batch) that the</w:t>
+      </w:r>
+      <w:r>
+        <w:t xml:space="preserve"> </w:t>
+      </w:r>
+      <w:r>
+        <w:t xml:space="preserve">reviewer can mutate and POST without writing curl by hand. The same</w:t>
+      </w:r>
+      <w:r>
+        <w:t xml:space="preserve"> </w:t>
+      </w:r>
+      <w:r>
+        <w:t xml:space="preserve">JSON contract is what the unit-test suite, the Kubernetes Ingress</w:t>
+      </w:r>
+      <w:r>
+        <w:t xml:space="preserve"> </w:t>
+      </w:r>
+      <w:r>
+        <w:t xml:space="preserve">probe and the Prometheus counter all consume - one schema, one truth.</w:t>
+      </w:r>
+    </w:p>
+    <w:p>
+      <w:pPr>
+        <w:pStyle w:val="FirstParagraph"/>
       </w:pPr>
       <w:r>
         <w:t xml:space="preserve">Additional capture:</w:t>
@@ -7323,9 +7544,9 @@
         <w:t xml:space="preserve">command used.</w:t>
       </w:r>
     </w:p>
-    <w:bookmarkEnd w:id="69"/>
     <w:bookmarkEnd w:id="70"/>
-    <w:bookmarkStart w:id="71" w:name="Xdbfe15ed562be0745ec2ecfe6005214933e643b"/>
+    <w:bookmarkEnd w:id="71"/>
+    <w:bookmarkStart w:id="72" w:name="Xdbfe15ed562be0745ec2ecfe6005214933e643b"/>
     <w:p>
       <w:pPr>
         <w:pStyle w:val="Heading2"/>
@@ -8369,8 +8590,8 @@
         <w:t xml:space="preserve">).</w:t>
       </w:r>
     </w:p>
-    <w:bookmarkEnd w:id="71"/>
-    <w:bookmarkStart w:id="75" w:name="monitoring-logging"/>
+    <w:bookmarkEnd w:id="72"/>
+    <w:bookmarkStart w:id="76" w:name="monitoring-logging"/>
     <w:p>
       <w:pPr>
         <w:pStyle w:val="Heading2"/>
@@ -9148,18 +9369,18 @@
           <wp:inline>
             <wp:extent cx="5334000" cy="2786464"/>
             <wp:effectExtent b="0" l="0" r="0" t="0"/>
-            <wp:docPr descr="Grafana ‘Heart API’ dashboard - request rate by path, p95 latency, error ratio, predicted class distribution (donut), total predictions served, and request rate by status" title="" id="73" name="Picture"/>
+            <wp:docPr descr="Grafana ‘Heart API’ dashboard - request rate by path, p95 latency, error ratio, predicted class distribution (donut), total predictions served, and request rate by status" title="" id="74" name="Picture"/>
             <a:graphic>
               <a:graphicData uri="http://schemas.openxmlformats.org/drawingml/2006/picture">
                 <pic:pic>
                   <pic:nvPicPr>
-                    <pic:cNvPr descr="../screenshots/grafana_dashboard.png" id="74" name="Picture"/>
+                    <pic:cNvPr descr="../screenshots/grafana_dashboard.png" id="75" name="Picture"/>
                     <pic:cNvPicPr>
                       <a:picLocks noChangeArrowheads="1" noChangeAspect="1"/>
                     </pic:cNvPicPr>
                   </pic:nvPicPr>
                   <pic:blipFill>
-                    <a:blip r:embed="rId72"/>
+                    <a:blip r:embed="rId73"/>
                     <a:stretch>
                       <a:fillRect/>
                     </a:stretch>
@@ -9208,7 +9429,58 @@
     </w:p>
     <w:p>
       <w:pPr>
-        <w:pStyle w:val="BodyText"/>
+        <w:pStyle w:val="BlockText"/>
+      </w:pPr>
+      <w:r>
+        <w:rPr>
+          <w:b/>
+          <w:bCs/>
+        </w:rPr>
+        <w:t xml:space="preserve">Reproducing live traffic.</w:t>
+      </w:r>
+      <w:r>
+        <w:t xml:space="preserve"> </w:t>
+      </w:r>
+      <w:r>
+        <w:rPr>
+          <w:rStyle w:val="VerbatimChar"/>
+        </w:rPr>
+        <w:t xml:space="preserve">scripts/grafana_demo_storm.sh</w:t>
+      </w:r>
+      <w:r>
+        <w:t xml:space="preserve"> </w:t>
+      </w:r>
+      <w:r>
+        <w:t xml:space="preserve">fires</w:t>
+      </w:r>
+      <w:r>
+        <w:t xml:space="preserve"> </w:t>
+      </w:r>
+      <w:r>
+        <w:t xml:space="preserve">a mixed workload (single + batch predicts, deliberate 4xx errors,</w:t>
+      </w:r>
+      <w:r>
+        <w:t xml:space="preserve"> </w:t>
+      </w:r>
+      <w:r>
+        <w:t xml:space="preserve">health probes) for ~60 s so the six panels visibly diverge - useful</w:t>
+      </w:r>
+      <w:r>
+        <w:t xml:space="preserve"> </w:t>
+      </w:r>
+      <w:r>
+        <w:t xml:space="preserve">proof that the metrics are wired through Ingress to Prometheus and</w:t>
+      </w:r>
+      <w:r>
+        <w:t xml:space="preserve"> </w:t>
+      </w:r>
+      <w:r>
+        <w:t xml:space="preserve">not pre-recorded.</w:t>
+      </w:r>
+    </w:p>
+    <w:p>
+      <w:pPr>
+        <w:pStyle w:val="FirstParagraph"/>
       </w:pPr>
       <w:r>
         <w:t xml:space="preserve">Additional captured evidence (see</w:t>
@@ -9260,8 +9532,8 @@
         <w:t xml:space="preserve">.</w:t>
       </w:r>
     </w:p>
-    <w:bookmarkEnd w:id="75"/>
-    <w:bookmarkStart w:id="82" w:name="architecture"/>
+    <w:bookmarkEnd w:id="76"/>
+    <w:bookmarkStart w:id="83" w:name="architecture"/>
     <w:p>
       <w:pPr>
         <w:pStyle w:val="Heading2"/>
@@ -9299,18 +9571,18 @@
           <wp:inline>
             <wp:extent cx="5334000" cy="1107882"/>
             <wp:effectExtent b="0" l="0" r="0" t="0"/>
-            <wp:docPr descr="End-to-end MLOps pipeline architecture (data, training, MLflow, container, Kubernetes, monitoring, CI/CD)" title="" id="77" name="Picture"/>
+            <wp:docPr descr="End-to-end MLOps pipeline architecture (data, training, MLflow, container, Kubernetes, monitoring, CI/CD)" title="" id="78" name="Picture"/>
             <a:graphic>
               <a:graphicData uri="http://schemas.openxmlformats.org/drawingml/2006/picture">
                 <pic:pic>
                   <pic:nvPicPr>
-                    <pic:cNvPr descr="figures/architecture.png" id="78" name="Picture"/>
+                    <pic:cNvPr descr="figures/architecture.png" id="79" name="Picture"/>
                     <pic:cNvPicPr>
                       <a:picLocks noChangeArrowheads="1" noChangeAspect="1"/>
                     </pic:cNvPicPr>
                   </pic:nvPicPr>
                   <pic:blipFill>
-                    <a:blip r:embed="rId76"/>
+                    <a:blip r:embed="rId77"/>
                     <a:stretch>
                       <a:fillRect/>
                     </a:stretch>
@@ -9395,18 +9667,18 @@
           <wp:inline>
             <wp:extent cx="5334000" cy="3287501"/>
             <wp:effectExtent b="0" l="0" r="0" t="0"/>
-            <wp:docPr descr="Request lifecycle - browser to Ingress to Flask pod to Prometheus scrape" title="" id="80" name="Picture"/>
+            <wp:docPr descr="Request lifecycle - browser to Ingress to Flask pod to Prometheus scrape" title="" id="81" name="Picture"/>
             <a:graphic>
               <a:graphicData uri="http://schemas.openxmlformats.org/drawingml/2006/picture">
                 <pic:pic>
                   <pic:nvPicPr>
-                    <pic:cNvPr descr="figures/architecture_sequence.png" id="81" name="Picture"/>
+                    <pic:cNvPr descr="figures/architecture_sequence.png" id="82" name="Picture"/>
                     <pic:cNvPicPr>
                       <a:picLocks noChangeArrowheads="1" noChangeAspect="1"/>
                     </pic:cNvPicPr>
                   </pic:nvPicPr>
                   <pic:blipFill>
-                    <a:blip r:embed="rId79"/>
+                    <a:blip r:embed="rId80"/>
                     <a:stretch>
                       <a:fillRect/>
                     </a:stretch>
@@ -9757,8 +10029,8 @@
         <w:t xml:space="preserve">                              └────────────────────────────────────────</w:t>
       </w:r>
     </w:p>
-    <w:bookmarkEnd w:id="82"/>
-    <w:bookmarkStart w:id="83" w:name="repository-layout"/>
+    <w:bookmarkEnd w:id="83"/>
+    <w:bookmarkStart w:id="84" w:name="repository-layout"/>
     <w:p>
       <w:pPr>
         <w:pStyle w:val="Heading2"/>
@@ -9976,8 +10248,8 @@
         <w:t xml:space="preserve">└── README.md</w:t>
       </w:r>
     </w:p>
-    <w:bookmarkEnd w:id="83"/>
-    <w:bookmarkStart w:id="85" w:name="production-readiness-checklist"/>
+    <w:bookmarkEnd w:id="84"/>
+    <w:bookmarkStart w:id="86" w:name="production-readiness-checklist"/>
     <w:p>
       <w:pPr>
         <w:pStyle w:val="Heading2"/>
@@ -10244,7 +10516,7 @@
               <w:rPr>
                 <w:rStyle w:val="VerbatimChar"/>
               </w:rPr>
-              <w:t xml:space="preserve">coverage-report</w:t>
+              <w:t xml:space="preserve">unit-test-coverage-report</w:t>
             </w:r>
             <w:r>
               <w:t xml:space="preserve"> </w:t>
@@ -10655,7 +10927,7 @@
         </w:tc>
       </w:tr>
     </w:tbl>
-    <w:bookmarkStart w:id="84" w:name="ci-pipeline-graph"/>
+    <w:bookmarkStart w:id="85" w:name="ci-pipeline-graph"/>
     <w:p>
       <w:pPr>
         <w:pStyle w:val="Heading3"/>
@@ -10780,9 +11052,9 @@
         <w:t xml:space="preserve">clause.</w:t>
       </w:r>
     </w:p>
-    <w:bookmarkEnd w:id="84"/>
     <w:bookmarkEnd w:id="85"/>
-    <w:bookmarkStart w:id="86" w:name="conclusions-limitations-future-work"/>
+    <w:bookmarkEnd w:id="86"/>
+    <w:bookmarkStart w:id="87" w:name="conclusions-limitations-future-work"/>
     <w:p>
       <w:pPr>
         <w:pStyle w:val="Heading2"/>
@@ -11167,8 +11439,8 @@
         <w:t xml:space="preserve">.</w:t>
       </w:r>
     </w:p>
-    <w:bookmarkEnd w:id="86"/>
-    <w:bookmarkStart w:id="87" w:name="references"/>
+    <w:bookmarkEnd w:id="87"/>
+    <w:bookmarkStart w:id="88" w:name="references"/>
     <w:p>
       <w:pPr>
         <w:pStyle w:val="Heading2"/>
@@ -11330,8 +11602,8 @@
         </w:pict>
       </w:r>
     </w:p>
-    <w:bookmarkEnd w:id="87"/>
-    <w:bookmarkStart w:id="88" w:name="X661c98be6f8401682152ad45c218043c679272f"/>
+    <w:bookmarkEnd w:id="88"/>
+    <w:bookmarkStart w:id="89" w:name="X661c98be6f8401682152ad45c218043c679272f"/>
     <w:p>
       <w:pPr>
         <w:pStyle w:val="Heading2"/>
@@ -12288,8 +12560,8 @@
         <w:t xml:space="preserve">from your local run before submission.</w:t>
       </w:r>
     </w:p>
-    <w:bookmarkEnd w:id="88"/>
     <w:bookmarkEnd w:id="89"/>
+    <w:bookmarkEnd w:id="90"/>
     <w:sectPr/>
   </w:body>
 </w:document>

--- a/reports/REPORT.docx
+++ b/reports/REPORT.docx
@@ -3753,28 +3753,246 @@
         <w:t xml:space="preserve"> </w:t>
       </w:r>
       <w:r>
-        <w:t xml:space="preserve">runs three pipelines through stratified</w:t>
-      </w:r>
-      <w:r>
-        <w:t xml:space="preserve"> </w:t>
-      </w:r>
-      <w:r>
-        <w:rPr>
-          <w:rStyle w:val="VerbatimChar"/>
-        </w:rPr>
-        <w:t xml:space="preserve">GridSearchCV(cv=5, scoring="roc_auc")</w:t>
-      </w:r>
-      <w:r>
-        <w:t xml:space="preserve"> </w:t>
-      </w:r>
-      <w:r>
-        <w:t xml:space="preserve">on a 80/20 stratified split</w:t>
-      </w:r>
-      <w:r>
-        <w:t xml:space="preserve"> </w:t>
-      </w:r>
-      <w:r>
-        <w:t xml:space="preserve">(seed 42 → 736 train / 184 test):</w:t>
+        <w:t xml:space="preserve">follows a strict two-stage protocol so the</w:t>
+      </w:r>
+      <w:r>
+        <w:t xml:space="preserve"> </w:t>
+      </w:r>
+      <w:r>
+        <w:t xml:space="preserve">hold-out test set never participates in model selection:</w:t>
+      </w:r>
+    </w:p>
+    <w:p>
+      <w:pPr>
+        <w:pStyle w:val="Compact"/>
+        <w:numPr>
+          <w:ilvl w:val="0"/>
+          <w:numId w:val="1004"/>
+        </w:numPr>
+      </w:pPr>
+      <w:r>
+        <w:rPr>
+          <w:b/>
+          <w:bCs/>
+        </w:rPr>
+        <w:t xml:space="preserve">Stage 1 - hold-out split.</w:t>
+      </w:r>
+      <w:r>
+        <w:t xml:space="preserve"> </w:t>
+      </w:r>
+      <w:r>
+        <w:rPr>
+          <w:rStyle w:val="VerbatimChar"/>
+        </w:rPr>
+        <w:t xml:space="preserve">train_test_split</w:t>
+      </w:r>
+      <w:r>
+        <w:t xml:space="preserve"> </w:t>
+      </w:r>
+      <w:r>
+        <w:t xml:space="preserve">with</w:t>
+      </w:r>
+      <w:r>
+        <w:t xml:space="preserve"> </w:t>
+      </w:r>
+      <w:r>
+        <w:rPr>
+          <w:rStyle w:val="VerbatimChar"/>
+        </w:rPr>
+        <w:t xml:space="preserve">test_size=0.2</w:t>
+      </w:r>
+      <w:r>
+        <w:t xml:space="preserve">,</w:t>
+      </w:r>
+      <w:r>
+        <w:t xml:space="preserve"> </w:t>
+      </w:r>
+      <w:r>
+        <w:rPr>
+          <w:rStyle w:val="VerbatimChar"/>
+        </w:rPr>
+        <w:t xml:space="preserve">stratify=y</w:t>
+      </w:r>
+      <w:r>
+        <w:t xml:space="preserve">,</w:t>
+      </w:r>
+      <w:r>
+        <w:t xml:space="preserve"> </w:t>
+      </w:r>
+      <w:r>
+        <w:rPr>
+          <w:rStyle w:val="VerbatimChar"/>
+        </w:rPr>
+        <w:t xml:space="preserve">random_state=42</w:t>
+      </w:r>
+      <w:r>
+        <w:t xml:space="preserve"> </w:t>
+      </w:r>
+      <w:r>
+        <w:t xml:space="preserve">carves the cleaned</w:t>
+      </w:r>
+      <w:r>
+        <w:t xml:space="preserve"> </w:t>
+      </w:r>
+      <w:r>
+        <w:t xml:space="preserve">920-row dataset into</w:t>
+      </w:r>
+      <w:r>
+        <w:t xml:space="preserve"> </w:t>
+      </w:r>
+      <w:r>
+        <w:rPr>
+          <w:b/>
+          <w:bCs/>
+        </w:rPr>
+        <w:t xml:space="preserve">736 train / 184 test</w:t>
+      </w:r>
+      <w:r>
+        <w:t xml:space="preserve">. The 184 test rows</w:t>
+      </w:r>
+      <w:r>
+        <w:t xml:space="preserve"> </w:t>
+      </w:r>
+      <w:r>
+        <w:t xml:space="preserve">are set aside and not touched again until the final evaluation.</w:t>
+      </w:r>
+    </w:p>
+    <w:p>
+      <w:pPr>
+        <w:pStyle w:val="Compact"/>
+        <w:numPr>
+          <w:ilvl w:val="0"/>
+          <w:numId w:val="1004"/>
+        </w:numPr>
+      </w:pPr>
+      <w:r>
+        <w:rPr>
+          <w:b/>
+          <w:bCs/>
+        </w:rPr>
+        <w:t xml:space="preserve">Stage 2 - per-candidate CV on the training portion only.</w:t>
+      </w:r>
+      <w:r>
+        <w:t xml:space="preserve"> </w:t>
+      </w:r>
+      <w:r>
+        <w:t xml:space="preserve">For each of the three candidate families a single</w:t>
+      </w:r>
+      <w:r>
+        <w:t xml:space="preserve"> </w:t>
+      </w:r>
+      <w:r>
+        <w:rPr>
+          <w:rStyle w:val="VerbatimChar"/>
+        </w:rPr>
+        <w:t xml:space="preserve">Pipeline(preprocessor + estimator)</w:t>
+      </w:r>
+      <w:r>
+        <w:t xml:space="preserve"> </w:t>
+      </w:r>
+      <w:r>
+        <w:t xml:space="preserve">is wrapped in</w:t>
+      </w:r>
+      <w:r>
+        <w:t xml:space="preserve"> </w:t>
+      </w:r>
+      <w:r>
+        <w:rPr>
+          <w:rStyle w:val="VerbatimChar"/>
+        </w:rPr>
+        <w:t xml:space="preserve">GridSearchCV(cv=StratifiedKFold(n_splits=5, shuffle=True, seed=42), scoring="roc_auc", refit=True)</w:t>
+      </w:r>
+      <w:r>
+        <w:t xml:space="preserve"> </w:t>
+      </w:r>
+      <w:r>
+        <w:t xml:space="preserve">and</w:t>
+      </w:r>
+      <w:r>
+        <w:t xml:space="preserve"> </w:t>
+      </w:r>
+      <w:r>
+        <w:rPr>
+          <w:rStyle w:val="VerbatimChar"/>
+        </w:rPr>
+        <w:t xml:space="preserve">.fit(X_train, y_train)</w:t>
+      </w:r>
+      <w:r>
+        <w:t xml:space="preserve"> </w:t>
+      </w:r>
+      <w:r>
+        <w:t xml:space="preserve">is called - so the imputer, scaler and</w:t>
+      </w:r>
+      <w:r>
+        <w:t xml:space="preserve"> </w:t>
+      </w:r>
+      <w:r>
+        <w:t xml:space="preserve">one-hot encoder are refit</w:t>
+      </w:r>
+      <w:r>
+        <w:t xml:space="preserve"> </w:t>
+      </w:r>
+      <w:r>
+        <w:rPr>
+          <w:i/>
+          <w:iCs/>
+        </w:rPr>
+        <w:t xml:space="preserve">inside</w:t>
+      </w:r>
+      <w:r>
+        <w:t xml:space="preserve"> </w:t>
+      </w:r>
+      <w:r>
+        <w:t xml:space="preserve">every CV fold’s training portion</w:t>
+      </w:r>
+      <w:r>
+        <w:t xml:space="preserve"> </w:t>
+      </w:r>
+      <w:r>
+        <w:t xml:space="preserve">(no leakage from validation rows). The refit</w:t>
+      </w:r>
+      <w:r>
+        <w:t xml:space="preserve"> </w:t>
+      </w:r>
+      <w:r>
+        <w:rPr>
+          <w:rStyle w:val="VerbatimChar"/>
+        </w:rPr>
+        <w:t xml:space="preserve">best_estimator_</w:t>
+      </w:r>
+      <w:r>
+        <w:t xml:space="preserve"> </w:t>
+      </w:r>
+      <w:r>
+        <w:t xml:space="preserve">of</w:t>
+      </w:r>
+      <w:r>
+        <w:t xml:space="preserve"> </w:t>
+      </w:r>
+      <w:r>
+        <w:t xml:space="preserve">each family is then scored</w:t>
+      </w:r>
+      <w:r>
+        <w:t xml:space="preserve"> </w:t>
+      </w:r>
+      <w:r>
+        <w:rPr>
+          <w:b/>
+          <w:bCs/>
+        </w:rPr>
+        <w:t xml:space="preserve">once</w:t>
+      </w:r>
+      <w:r>
+        <w:t xml:space="preserve"> </w:t>
+      </w:r>
+      <w:r>
+        <w:t xml:space="preserve">on the untouched 184-row</w:t>
+      </w:r>
+      <w:r>
+        <w:t xml:space="preserve"> </w:t>
+      </w:r>
+      <w:r>
+        <w:t xml:space="preserve">hold-out:</w:t>
       </w:r>
     </w:p>
     <w:tbl>
@@ -3817,7 +4035,19 @@
               <w:pStyle w:val="Compact"/>
             </w:pPr>
             <w:r>
-              <w:t xml:space="preserve">Grid</w:t>
+              <w:t xml:space="preserve">Grid (actual, as searched in</w:t>
+            </w:r>
+            <w:r>
+              <w:t xml:space="preserve"> </w:t>
+            </w:r>
+            <w:r>
+              <w:rPr>
+                <w:rStyle w:val="VerbatimChar"/>
+              </w:rPr>
+              <w:t xml:space="preserve">train.py</w:t>
+            </w:r>
+            <w:r>
+              <w:t xml:space="preserve">)</w:t>
             </w:r>
           </w:p>
         </w:tc>
@@ -4069,7 +4299,7 @@
               <w:rPr>
                 <w:rStyle w:val="VerbatimChar"/>
               </w:rPr>
-              <w:t xml:space="preserve">n_estimators ∈ {100, 200}</w:t>
+              <w:t xml:space="preserve">n_estimators ∈ {200}</w:t>
             </w:r>
             <w:r>
               <w:t xml:space="preserve"> </w:t>
@@ -4084,7 +4314,7 @@
               <w:rPr>
                 <w:rStyle w:val="VerbatimChar"/>
               </w:rPr>
-              <w:t xml:space="preserve">max_depth ∈ {6, 8, None}</w:t>
+              <w:t xml:space="preserve">max_depth ∈ {None, 8}</w:t>
             </w:r>
             <w:r>
               <w:t xml:space="preserve"> </w:t>
@@ -4216,7 +4446,7 @@
               <w:rPr>
                 <w:rStyle w:val="VerbatimChar"/>
               </w:rPr>
-              <w:t xml:space="preserve">n_estimators ∈ {100, 150}</w:t>
+              <w:t xml:space="preserve">n_estimators ∈ {150}</w:t>
             </w:r>
             <w:r>
               <w:t xml:space="preserve"> </w:t>
@@ -4246,7 +4476,7 @@
               <w:rPr>
                 <w:rStyle w:val="VerbatimChar"/>
               </w:rPr>
-              <w:t xml:space="preserve">max_depth ∈ {3, 4}</w:t>
+              <w:t xml:space="preserve">max_depth ∈ {3}</w:t>
             </w:r>
           </w:p>
         </w:tc>
@@ -4260,7 +4490,7 @@
               <w:rPr>
                 <w:rStyle w:val="VerbatimChar"/>
               </w:rPr>
-              <w:t xml:space="preserve">n=150, lr=0.05, depth=3</w:t>
+              <w:t xml:space="preserve">n=150, lr=0.05</w:t>
             </w:r>
           </w:p>
         </w:tc>
@@ -4342,6 +4572,39 @@
       <w:pPr>
         <w:pStyle w:val="BodyText"/>
       </w:pPr>
+      <w:r>
+        <w:t xml:space="preserve">Grids are deliberately tight (4-6 fits per family) so the full</w:t>
+      </w:r>
+      <w:r>
+        <w:t xml:space="preserve"> </w:t>
+      </w:r>
+      <w:r>
+        <w:t xml:space="preserve">training step finishes in &lt; 60 s in CI; widening them is a one-line</w:t>
+      </w:r>
+      <w:r>
+        <w:t xml:space="preserve"> </w:t>
+      </w:r>
+      <w:r>
+        <w:t xml:space="preserve">change in</w:t>
+      </w:r>
+      <w:r>
+        <w:t xml:space="preserve"> </w:t>
+      </w:r>
+      <w:r>
+        <w:rPr>
+          <w:rStyle w:val="VerbatimChar"/>
+        </w:rPr>
+        <w:t xml:space="preserve">candidates()</w:t>
+      </w:r>
+      <w:r>
+        <w:t xml:space="preserve"> </w:t>
+      </w:r>
+      <w:r>
+        <w:t xml:space="preserve">if more thorough tuning is desired.</w:t>
+      </w:r>
+      <w:r>
+        <w:t xml:space="preserve"> </w:t>
+      </w:r>
       <w:r>
         <w:t xml:space="preserve">Selection rule: the highest</w:t>
       </w:r>
@@ -4658,7 +4921,7 @@
         <w:pStyle w:val="Compact"/>
         <w:numPr>
           <w:ilvl w:val="0"/>
-          <w:numId w:val="1004"/>
+          <w:numId w:val="1005"/>
         </w:numPr>
       </w:pPr>
       <w:r>
@@ -4704,7 +4967,7 @@
         <w:pStyle w:val="Compact"/>
         <w:numPr>
           <w:ilvl w:val="0"/>
-          <w:numId w:val="1004"/>
+          <w:numId w:val="1005"/>
         </w:numPr>
       </w:pPr>
       <w:r>
@@ -4726,7 +4989,7 @@
         <w:pStyle w:val="Compact"/>
         <w:numPr>
           <w:ilvl w:val="0"/>
-          <w:numId w:val="1004"/>
+          <w:numId w:val="1005"/>
         </w:numPr>
       </w:pPr>
       <w:r>
@@ -5262,7 +5525,7 @@
         <w:pStyle w:val="Compact"/>
         <w:numPr>
           <w:ilvl w:val="0"/>
-          <w:numId w:val="1005"/>
+          <w:numId w:val="1006"/>
         </w:numPr>
       </w:pPr>
       <w:r>
@@ -5311,7 +5574,7 @@
         <w:pStyle w:val="Compact"/>
         <w:numPr>
           <w:ilvl w:val="0"/>
-          <w:numId w:val="1005"/>
+          <w:numId w:val="1006"/>
         </w:numPr>
       </w:pPr>
       <w:r>
@@ -5369,7 +5632,7 @@
         <w:pStyle w:val="Compact"/>
         <w:numPr>
           <w:ilvl w:val="0"/>
-          <w:numId w:val="1005"/>
+          <w:numId w:val="1006"/>
         </w:numPr>
       </w:pPr>
       <w:r>
@@ -6504,7 +6767,7 @@
         <w:pStyle w:val="Compact"/>
         <w:numPr>
           <w:ilvl w:val="0"/>
-          <w:numId w:val="1006"/>
+          <w:numId w:val="1007"/>
         </w:numPr>
       </w:pPr>
       <w:r>
@@ -6558,325 +6821,6 @@
       </w:r>
       <w:r>
         <w:t xml:space="preserve">(HEALTHCHECK).</w:t>
-      </w:r>
-    </w:p>
-    <w:p>
-      <w:pPr>
-        <w:pStyle w:val="Compact"/>
-        <w:numPr>
-          <w:ilvl w:val="0"/>
-          <w:numId w:val="1006"/>
-        </w:numPr>
-      </w:pPr>
-      <w:r>
-        <w:rPr>
-          <w:b/>
-          <w:bCs/>
-        </w:rPr>
-        <w:t xml:space="preserve">Layering:</w:t>
-      </w:r>
-      <w:r>
-        <w:t xml:space="preserve"> </w:t>
-      </w:r>
-      <w:r>
-        <w:rPr>
-          <w:rStyle w:val="VerbatimChar"/>
-        </w:rPr>
-        <w:t xml:space="preserve">requirements.txt</w:t>
-      </w:r>
-      <w:r>
-        <w:t xml:space="preserve"> </w:t>
-      </w:r>
-      <w:r>
-        <w:t xml:space="preserve">copied and installed</w:t>
-      </w:r>
-      <w:r>
-        <w:t xml:space="preserve"> </w:t>
-      </w:r>
-      <w:r>
-        <w:rPr>
-          <w:i/>
-          <w:iCs/>
-        </w:rPr>
-        <w:t xml:space="preserve">before</w:t>
-      </w:r>
-      <w:r>
-        <w:t xml:space="preserve"> </w:t>
-      </w:r>
-      <w:r>
-        <w:rPr>
-          <w:rStyle w:val="VerbatimChar"/>
-        </w:rPr>
-        <w:t xml:space="preserve">src/</w:t>
-      </w:r>
-      <w:r>
-        <w:t xml:space="preserve"> </w:t>
-      </w:r>
-      <w:r>
-        <w:t xml:space="preserve">is added → application changes don’t bust the dep cache.</w:t>
-      </w:r>
-    </w:p>
-    <w:p>
-      <w:pPr>
-        <w:pStyle w:val="Compact"/>
-        <w:numPr>
-          <w:ilvl w:val="0"/>
-          <w:numId w:val="1006"/>
-        </w:numPr>
-      </w:pPr>
-      <w:r>
-        <w:rPr>
-          <w:b/>
-          <w:bCs/>
-        </w:rPr>
-        <w:t xml:space="preserve">Runtime:</w:t>
-      </w:r>
-      <w:r>
-        <w:t xml:space="preserve"> </w:t>
-      </w:r>
-      <w:r>
-        <w:rPr>
-          <w:rStyle w:val="VerbatimChar"/>
-        </w:rPr>
-        <w:t xml:space="preserve">gunicorn --bind 0.0.0.0:5000 --workers 2 src.api.app:app</w:t>
-      </w:r>
-      <w:r>
-        <w:t xml:space="preserve">,</w:t>
-      </w:r>
-      <w:r>
-        <w:t xml:space="preserve"> </w:t>
-      </w:r>
-      <w:r>
-        <w:t xml:space="preserve">running as non-root</w:t>
-      </w:r>
-      <w:r>
-        <w:t xml:space="preserve"> </w:t>
-      </w:r>
-      <w:r>
-        <w:rPr>
-          <w:rStyle w:val="VerbatimChar"/>
-        </w:rPr>
-        <w:t xml:space="preserve">appuser</w:t>
-      </w:r>
-      <w:r>
-        <w:t xml:space="preserve"> </w:t>
-      </w:r>
-      <w:r>
-        <w:t xml:space="preserve">(uid 1000),</w:t>
-      </w:r>
-      <w:r>
-        <w:t xml:space="preserve"> </w:t>
-      </w:r>
-      <w:r>
-        <w:rPr>
-          <w:rStyle w:val="VerbatimChar"/>
-        </w:rPr>
-        <w:t xml:space="preserve">HEALTHCHECK</w:t>
-      </w:r>
-      <w:r>
-        <w:t xml:space="preserve"> </w:t>
-      </w:r>
-      <w:r>
-        <w:t xml:space="preserve">polling</w:t>
-      </w:r>
-      <w:r>
-        <w:t xml:space="preserve"> </w:t>
-      </w:r>
-      <w:r>
-        <w:rPr>
-          <w:rStyle w:val="VerbatimChar"/>
-        </w:rPr>
-        <w:t xml:space="preserve">/health</w:t>
-      </w:r>
-      <w:r>
-        <w:t xml:space="preserve"> </w:t>
-      </w:r>
-      <w:r>
-        <w:t xml:space="preserve">every 30 s.</w:t>
-      </w:r>
-    </w:p>
-    <w:p>
-      <w:pPr>
-        <w:pStyle w:val="Compact"/>
-        <w:numPr>
-          <w:ilvl w:val="0"/>
-          <w:numId w:val="1006"/>
-        </w:numPr>
-      </w:pPr>
-      <w:r>
-        <w:rPr>
-          <w:rStyle w:val="VerbatimChar"/>
-          <w:b/>
-          <w:bCs/>
-        </w:rPr>
-        <w:t xml:space="preserve">.dockerignore</w:t>
-      </w:r>
-      <w:r>
-        <w:t xml:space="preserve"> </w:t>
-      </w:r>
-      <w:r>
-        <w:t xml:space="preserve">excludes</w:t>
-      </w:r>
-      <w:r>
-        <w:t xml:space="preserve"> </w:t>
-      </w:r>
-      <w:r>
-        <w:rPr>
-          <w:rStyle w:val="VerbatimChar"/>
-        </w:rPr>
-        <w:t xml:space="preserve">.venv</w:t>
-      </w:r>
-      <w:r>
-        <w:t xml:space="preserve">, raw + processed data,</w:t>
-      </w:r>
-      <w:r>
-        <w:t xml:space="preserve"> </w:t>
-      </w:r>
-      <w:r>
-        <w:t xml:space="preserve">notebooks, tests,</w:t>
-      </w:r>
-      <w:r>
-        <w:t xml:space="preserve"> </w:t>
-      </w:r>
-      <w:r>
-        <w:rPr>
-          <w:rStyle w:val="VerbatimChar"/>
-        </w:rPr>
-        <w:t xml:space="preserve">mlruns/</w:t>
-      </w:r>
-      <w:r>
-        <w:t xml:space="preserve">, and the alternative</w:t>
-      </w:r>
-      <w:r>
-        <w:t xml:space="preserve"> </w:t>
-      </w:r>
-      <w:r>
-        <w:rPr>
-          <w:rStyle w:val="VerbatimChar"/>
-        </w:rPr>
-        <w:t xml:space="preserve">models/mlflow_model/</w:t>
-      </w:r>
-      <w:r>
-        <w:t xml:space="preserve"> </w:t>
-      </w:r>
-      <w:r>
-        <w:t xml:space="preserve">to keep the build context small.</w:t>
-      </w:r>
-    </w:p>
-    <w:bookmarkStart w:id="70" w:name="interactive-web-form-get"/>
-    <w:p>
-      <w:pPr>
-        <w:pStyle w:val="Heading3"/>
-      </w:pPr>
-      <w:r>
-        <w:t xml:space="preserve">Interactive web form (</w:t>
-      </w:r>
-      <w:r>
-        <w:rPr>
-          <w:rStyle w:val="VerbatimChar"/>
-        </w:rPr>
-        <w:t xml:space="preserve">GET /</w:t>
-      </w:r>
-      <w:r>
-        <w:t xml:space="preserve">)</w:t>
-      </w:r>
-    </w:p>
-    <w:p>
-      <w:pPr>
-        <w:pStyle w:val="FirstParagraph"/>
-      </w:pPr>
-      <w:r>
-        <w:t xml:space="preserve">The same Flask app additionally serves a self-contained HTML/JavaScript</w:t>
-      </w:r>
-      <w:r>
-        <w:t xml:space="preserve"> </w:t>
-      </w:r>
-      <w:r>
-        <w:t xml:space="preserve">predictor at the root path so the rubric requirement</w:t>
-      </w:r>
-      <w:r>
-        <w:t xml:space="preserve"> </w:t>
-      </w:r>
-      <w:r>
-        <w:rPr>
-          <w:i/>
-          <w:iCs/>
-        </w:rPr>
-        <w:t xml:space="preserve">“accept JSON</w:t>
-      </w:r>
-      <w:r>
-        <w:rPr>
-          <w:i/>
-          <w:iCs/>
-        </w:rPr>
-        <w:t xml:space="preserve"> </w:t>
-      </w:r>
-      <w:r>
-        <w:rPr>
-          <w:i/>
-          <w:iCs/>
-        </w:rPr>
-        <w:t xml:space="preserve">input, return prediction and confidence”</w:t>
-      </w:r>
-      <w:r>
-        <w:t xml:space="preserve"> </w:t>
-      </w:r>
-      <w:r>
-        <w:t xml:space="preserve">can be demonstrated visually</w:t>
-      </w:r>
-      <w:r>
-        <w:t xml:space="preserve"> </w:t>
-      </w:r>
-      <w:r>
-        <w:t xml:space="preserve">without</w:t>
-      </w:r>
-      <w:r>
-        <w:t xml:space="preserve"> </w:t>
-      </w:r>
-      <w:r>
-        <w:rPr>
-          <w:rStyle w:val="VerbatimChar"/>
-        </w:rPr>
-        <w:t xml:space="preserve">curl</w:t>
-      </w:r>
-      <w:r>
-        <w:t xml:space="preserve">. The page is built from</w:t>
-      </w:r>
-      <w:r>
-        <w:t xml:space="preserve"> </w:t>
-      </w:r>
-      <w:r>
-        <w:rPr>
-          <w:rStyle w:val="VerbatimChar"/>
-        </w:rPr>
-        <w:t xml:space="preserve">src/api/form.py</w:t>
-      </w:r>
-      <w:r>
-        <w:t xml:space="preserve"> </w:t>
-      </w:r>
-      <w:r>
-        <w:t xml:space="preserve">(no Jinja</w:t>
-      </w:r>
-      <w:r>
-        <w:t xml:space="preserve"> </w:t>
-      </w:r>
-      <w:r>
-        <w:t xml:space="preserve">templates, no static files) and reuses the production</w:t>
-      </w:r>
-      <w:r>
-        <w:t xml:space="preserve"> </w:t>
-      </w:r>
-      <w:r>
-        <w:rPr>
-          <w:rStyle w:val="VerbatimChar"/>
-        </w:rPr>
-        <w:t xml:space="preserve">/predict</w:t>
-      </w:r>
-      <w:r>
-        <w:t xml:space="preserve"> </w:t>
-      </w:r>
-      <w:r>
-        <w:t xml:space="preserve">endpoint behind the scenes:</w:t>
       </w:r>
     </w:p>
     <w:p>
@@ -6888,13 +6832,26 @@
         </w:numPr>
       </w:pPr>
       <w:r>
-        <w:t xml:space="preserve">An editable JSON textarea pre-filled with a sample payload, plus</w:t>
-      </w:r>
-      <w:r>
-        <w:t xml:space="preserve"> </w:t>
-      </w:r>
-      <w:r>
-        <w:t xml:space="preserve">four preset buttons —</w:t>
+        <w:rPr>
+          <w:b/>
+          <w:bCs/>
+        </w:rPr>
+        <w:t xml:space="preserve">Layering:</w:t>
+      </w:r>
+      <w:r>
+        <w:t xml:space="preserve"> </w:t>
+      </w:r>
+      <w:r>
+        <w:rPr>
+          <w:rStyle w:val="VerbatimChar"/>
+        </w:rPr>
+        <w:t xml:space="preserve">requirements.txt</w:t>
+      </w:r>
+      <w:r>
+        <w:t xml:space="preserve"> </w:t>
+      </w:r>
+      <w:r>
+        <w:t xml:space="preserve">copied and installed</w:t>
       </w:r>
       <w:r>
         <w:t xml:space="preserve"> </w:t>
@@ -6904,69 +6861,22 @@
           <w:i/>
           <w:iCs/>
         </w:rPr>
-        <w:t xml:space="preserve">Load disease-risk sample</w:t>
-      </w:r>
-      <w:r>
-        <w:t xml:space="preserve">,</w:t>
-      </w:r>
-      <w:r>
-        <w:t xml:space="preserve"> </w:t>
-      </w:r>
-      <w:r>
-        <w:rPr>
-          <w:i/>
-          <w:iCs/>
-        </w:rPr>
-        <w:t xml:space="preserve">Load low-risk</w:t>
-      </w:r>
-      <w:r>
-        <w:rPr>
-          <w:i/>
-          <w:iCs/>
-        </w:rPr>
-        <w:t xml:space="preserve"> </w:t>
-      </w:r>
-      <w:r>
-        <w:rPr>
-          <w:i/>
-          <w:iCs/>
-        </w:rPr>
-        <w:t xml:space="preserve">sample</w:t>
-      </w:r>
-      <w:r>
-        <w:t xml:space="preserve">,</w:t>
-      </w:r>
-      <w:r>
-        <w:t xml:space="preserve"> </w:t>
-      </w:r>
-      <w:r>
-        <w:rPr>
-          <w:i/>
-          <w:iCs/>
-        </w:rPr>
-        <w:t xml:space="preserve">Load batch sample</w:t>
-      </w:r>
-      <w:r>
-        <w:t xml:space="preserve"> </w:t>
-      </w:r>
-      <w:r>
-        <w:t xml:space="preserve">(list of two records) and</w:t>
-      </w:r>
-      <w:r>
-        <w:t xml:space="preserve"> </w:t>
-      </w:r>
-      <w:r>
-        <w:rPr>
-          <w:i/>
-          <w:iCs/>
-        </w:rPr>
-        <w:t xml:space="preserve">Pretty-print</w:t>
-      </w:r>
-      <w:r>
-        <w:t xml:space="preserve"> </w:t>
-      </w:r>
-      <w:r>
-        <w:t xml:space="preserve">— so the user can mutate the JSON and resubmit.</w:t>
+        <w:t xml:space="preserve">before</w:t>
+      </w:r>
+      <w:r>
+        <w:t xml:space="preserve"> </w:t>
+      </w:r>
+      <w:r>
+        <w:rPr>
+          <w:rStyle w:val="VerbatimChar"/>
+        </w:rPr>
+        <w:t xml:space="preserve">src/</w:t>
+      </w:r>
+      <w:r>
+        <w:t xml:space="preserve"> </w:t>
+      </w:r>
+      <w:r>
+        <w:t xml:space="preserve">is added → application changes don’t bust the dep cache.</w:t>
       </w:r>
     </w:p>
     <w:p>
@@ -6979,94 +6889,19 @@
       </w:pPr>
       <w:r>
         <w:rPr>
-          <w:i/>
-          <w:iCs/>
-        </w:rPr>
-        <w:t xml:space="preserve">Predict</w:t>
-      </w:r>
-      <w:r>
-        <w:t xml:space="preserve"> </w:t>
-      </w:r>
-      <w:r>
-        <w:t xml:space="preserve">posts the textarea contents as</w:t>
-      </w:r>
-      <w:r>
-        <w:t xml:space="preserve"> </w:t>
-      </w:r>
-      <w:r>
-        <w:rPr>
-          <w:rStyle w:val="VerbatimChar"/>
-        </w:rPr>
-        <w:t xml:space="preserve">application/json</w:t>
-      </w:r>
-      <w:r>
-        <w:t xml:space="preserve"> </w:t>
-      </w:r>
-      <w:r>
-        <w:t xml:space="preserve">to</w:t>
-      </w:r>
-      <w:r>
-        <w:t xml:space="preserve"> </w:t>
-      </w:r>
-      <w:r>
-        <w:rPr>
-          <w:rStyle w:val="VerbatimChar"/>
-        </w:rPr>
-        <w:t xml:space="preserve">/predict</w:t>
-      </w:r>
-      <w:r>
-        <w:t xml:space="preserve">, then renders a green</w:t>
-      </w:r>
-      <w:r>
-        <w:t xml:space="preserve"> </w:t>
-      </w:r>
-      <w:r>
-        <w:rPr>
-          <w:rStyle w:val="VerbatimChar"/>
-        </w:rPr>
-        <w:t xml:space="preserve">NO DISEASE</w:t>
-      </w:r>
-      <w:r>
-        <w:t xml:space="preserve"> </w:t>
-      </w:r>
-      <w:r>
-        <w:t xml:space="preserve">/ red</w:t>
-      </w:r>
-      <w:r>
-        <w:t xml:space="preserve"> </w:t>
-      </w:r>
-      <w:r>
-        <w:rPr>
-          <w:rStyle w:val="VerbatimChar"/>
-        </w:rPr>
-        <w:t xml:space="preserve">DISEASE</w:t>
-      </w:r>
-      <w:r>
-        <w:t xml:space="preserve"> </w:t>
-      </w:r>
-      <w:r>
-        <w:t xml:space="preserve">badge, a confidence bar (</w:t>
-      </w:r>
-      <w:r>
-        <w:rPr>
-          <w:rStyle w:val="VerbatimChar"/>
-        </w:rPr>
-        <w:t xml:space="preserve">P[disease]</w:t>
-      </w:r>
-      <w:r>
-        <w:t xml:space="preserve">), and the raw JSON response</w:t>
-      </w:r>
-      <w:r>
-        <w:t xml:space="preserve"> </w:t>
-      </w:r>
-      <w:r>
-        <w:t xml:space="preserve">(</w:t>
-      </w:r>
-      <w:r>
-        <w:rPr>
-          <w:rStyle w:val="VerbatimChar"/>
-        </w:rPr>
-        <w:t xml:space="preserve">prediction</w:t>
+          <w:b/>
+          <w:bCs/>
+        </w:rPr>
+        <w:t xml:space="preserve">Runtime:</w:t>
+      </w:r>
+      <w:r>
+        <w:t xml:space="preserve"> </w:t>
+      </w:r>
+      <w:r>
+        <w:rPr>
+          <w:rStyle w:val="VerbatimChar"/>
+        </w:rPr>
+        <w:t xml:space="preserve">gunicorn --bind 0.0.0.0:5000 --workers 2 src.api.app:app</w:t>
       </w:r>
       <w:r>
         <w:t xml:space="preserve">,</w:t>
@@ -7075,46 +6910,52 @@
         <w:t xml:space="preserve"> </w:t>
       </w:r>
       <w:r>
-        <w:rPr>
-          <w:rStyle w:val="VerbatimChar"/>
-        </w:rPr>
-        <w:t xml:space="preserve">probability</w:t>
-      </w:r>
-      <w:r>
-        <w:t xml:space="preserve">,</w:t>
-      </w:r>
-      <w:r>
-        <w:t xml:space="preserve"> </w:t>
-      </w:r>
-      <w:r>
-        <w:rPr>
-          <w:rStyle w:val="VerbatimChar"/>
-        </w:rPr>
-        <w:t xml:space="preserve">label</w:t>
-      </w:r>
-      <w:r>
-        <w:t xml:space="preserve">) in a</w:t>
-      </w:r>
-      <w:r>
-        <w:t xml:space="preserve"> </w:t>
-      </w:r>
-      <w:r>
-        <w:rPr>
-          <w:rStyle w:val="VerbatimChar"/>
-        </w:rPr>
-        <w:t xml:space="preserve">&lt;pre&gt;</w:t>
-      </w:r>
-      <w:r>
-        <w:t xml:space="preserve"> </w:t>
-      </w:r>
-      <w:r>
-        <w:t xml:space="preserve">block —</w:t>
-      </w:r>
-      <w:r>
-        <w:t xml:space="preserve"> </w:t>
-      </w:r>
-      <w:r>
-        <w:t xml:space="preserve">on-screen proof that the JSON contract is unchanged.</w:t>
+        <w:t xml:space="preserve">running as non-root</w:t>
+      </w:r>
+      <w:r>
+        <w:t xml:space="preserve"> </w:t>
+      </w:r>
+      <w:r>
+        <w:rPr>
+          <w:rStyle w:val="VerbatimChar"/>
+        </w:rPr>
+        <w:t xml:space="preserve">appuser</w:t>
+      </w:r>
+      <w:r>
+        <w:t xml:space="preserve"> </w:t>
+      </w:r>
+      <w:r>
+        <w:t xml:space="preserve">(uid 1000),</w:t>
+      </w:r>
+      <w:r>
+        <w:t xml:space="preserve"> </w:t>
+      </w:r>
+      <w:r>
+        <w:rPr>
+          <w:rStyle w:val="VerbatimChar"/>
+        </w:rPr>
+        <w:t xml:space="preserve">HEALTHCHECK</w:t>
+      </w:r>
+      <w:r>
+        <w:t xml:space="preserve"> </w:t>
+      </w:r>
+      <w:r>
+        <w:t xml:space="preserve">polling</w:t>
+      </w:r>
+      <w:r>
+        <w:t xml:space="preserve"> </w:t>
+      </w:r>
+      <w:r>
+        <w:rPr>
+          <w:rStyle w:val="VerbatimChar"/>
+        </w:rPr>
+        <w:t xml:space="preserve">/health</w:t>
+      </w:r>
+      <w:r>
+        <w:t xml:space="preserve"> </w:t>
+      </w:r>
+      <w:r>
+        <w:t xml:space="preserve">every 30 s.</w:t>
       </w:r>
     </w:p>
     <w:p>
@@ -7123,6 +6964,428 @@
         <w:numPr>
           <w:ilvl w:val="0"/>
           <w:numId w:val="1007"/>
+        </w:numPr>
+      </w:pPr>
+      <w:r>
+        <w:rPr>
+          <w:rStyle w:val="VerbatimChar"/>
+          <w:b/>
+          <w:bCs/>
+        </w:rPr>
+        <w:t xml:space="preserve">.dockerignore</w:t>
+      </w:r>
+      <w:r>
+        <w:t xml:space="preserve"> </w:t>
+      </w:r>
+      <w:r>
+        <w:t xml:space="preserve">excludes</w:t>
+      </w:r>
+      <w:r>
+        <w:t xml:space="preserve"> </w:t>
+      </w:r>
+      <w:r>
+        <w:rPr>
+          <w:rStyle w:val="VerbatimChar"/>
+        </w:rPr>
+        <w:t xml:space="preserve">.venv</w:t>
+      </w:r>
+      <w:r>
+        <w:t xml:space="preserve">, raw + processed data,</w:t>
+      </w:r>
+      <w:r>
+        <w:t xml:space="preserve"> </w:t>
+      </w:r>
+      <w:r>
+        <w:t xml:space="preserve">notebooks, tests,</w:t>
+      </w:r>
+      <w:r>
+        <w:t xml:space="preserve"> </w:t>
+      </w:r>
+      <w:r>
+        <w:rPr>
+          <w:rStyle w:val="VerbatimChar"/>
+        </w:rPr>
+        <w:t xml:space="preserve">mlruns/</w:t>
+      </w:r>
+      <w:r>
+        <w:t xml:space="preserve">, and the alternative</w:t>
+      </w:r>
+      <w:r>
+        <w:t xml:space="preserve"> </w:t>
+      </w:r>
+      <w:r>
+        <w:rPr>
+          <w:rStyle w:val="VerbatimChar"/>
+        </w:rPr>
+        <w:t xml:space="preserve">models/mlflow_model/</w:t>
+      </w:r>
+      <w:r>
+        <w:t xml:space="preserve"> </w:t>
+      </w:r>
+      <w:r>
+        <w:t xml:space="preserve">to keep the build context small.</w:t>
+      </w:r>
+    </w:p>
+    <w:bookmarkStart w:id="70" w:name="interactive-web-form-get"/>
+    <w:p>
+      <w:pPr>
+        <w:pStyle w:val="Heading3"/>
+      </w:pPr>
+      <w:r>
+        <w:t xml:space="preserve">Interactive web form (</w:t>
+      </w:r>
+      <w:r>
+        <w:rPr>
+          <w:rStyle w:val="VerbatimChar"/>
+        </w:rPr>
+        <w:t xml:space="preserve">GET /</w:t>
+      </w:r>
+      <w:r>
+        <w:t xml:space="preserve">)</w:t>
+      </w:r>
+    </w:p>
+    <w:p>
+      <w:pPr>
+        <w:pStyle w:val="FirstParagraph"/>
+      </w:pPr>
+      <w:r>
+        <w:t xml:space="preserve">The same Flask app additionally serves a self-contained HTML/JavaScript</w:t>
+      </w:r>
+      <w:r>
+        <w:t xml:space="preserve"> </w:t>
+      </w:r>
+      <w:r>
+        <w:t xml:space="preserve">predictor at the root path so the rubric requirement</w:t>
+      </w:r>
+      <w:r>
+        <w:t xml:space="preserve"> </w:t>
+      </w:r>
+      <w:r>
+        <w:rPr>
+          <w:i/>
+          <w:iCs/>
+        </w:rPr>
+        <w:t xml:space="preserve">“accept JSON</w:t>
+      </w:r>
+      <w:r>
+        <w:rPr>
+          <w:i/>
+          <w:iCs/>
+        </w:rPr>
+        <w:t xml:space="preserve"> </w:t>
+      </w:r>
+      <w:r>
+        <w:rPr>
+          <w:i/>
+          <w:iCs/>
+        </w:rPr>
+        <w:t xml:space="preserve">input, return prediction and confidence”</w:t>
+      </w:r>
+      <w:r>
+        <w:t xml:space="preserve"> </w:t>
+      </w:r>
+      <w:r>
+        <w:t xml:space="preserve">can be demonstrated visually</w:t>
+      </w:r>
+      <w:r>
+        <w:t xml:space="preserve"> </w:t>
+      </w:r>
+      <w:r>
+        <w:t xml:space="preserve">without</w:t>
+      </w:r>
+      <w:r>
+        <w:t xml:space="preserve"> </w:t>
+      </w:r>
+      <w:r>
+        <w:rPr>
+          <w:rStyle w:val="VerbatimChar"/>
+        </w:rPr>
+        <w:t xml:space="preserve">curl</w:t>
+      </w:r>
+      <w:r>
+        <w:t xml:space="preserve">. The page is built from</w:t>
+      </w:r>
+      <w:r>
+        <w:t xml:space="preserve"> </w:t>
+      </w:r>
+      <w:r>
+        <w:rPr>
+          <w:rStyle w:val="VerbatimChar"/>
+        </w:rPr>
+        <w:t xml:space="preserve">src/api/form.py</w:t>
+      </w:r>
+      <w:r>
+        <w:t xml:space="preserve"> </w:t>
+      </w:r>
+      <w:r>
+        <w:t xml:space="preserve">(no Jinja</w:t>
+      </w:r>
+      <w:r>
+        <w:t xml:space="preserve"> </w:t>
+      </w:r>
+      <w:r>
+        <w:t xml:space="preserve">templates, no static files) and reuses the production</w:t>
+      </w:r>
+      <w:r>
+        <w:t xml:space="preserve"> </w:t>
+      </w:r>
+      <w:r>
+        <w:rPr>
+          <w:rStyle w:val="VerbatimChar"/>
+        </w:rPr>
+        <w:t xml:space="preserve">/predict</w:t>
+      </w:r>
+      <w:r>
+        <w:t xml:space="preserve"> </w:t>
+      </w:r>
+      <w:r>
+        <w:t xml:space="preserve">endpoint behind the scenes:</w:t>
+      </w:r>
+    </w:p>
+    <w:p>
+      <w:pPr>
+        <w:pStyle w:val="Compact"/>
+        <w:numPr>
+          <w:ilvl w:val="0"/>
+          <w:numId w:val="1008"/>
+        </w:numPr>
+      </w:pPr>
+      <w:r>
+        <w:t xml:space="preserve">An editable JSON textarea pre-filled with a sample payload, plus</w:t>
+      </w:r>
+      <w:r>
+        <w:t xml:space="preserve"> </w:t>
+      </w:r>
+      <w:r>
+        <w:t xml:space="preserve">four preset buttons —</w:t>
+      </w:r>
+      <w:r>
+        <w:t xml:space="preserve"> </w:t>
+      </w:r>
+      <w:r>
+        <w:rPr>
+          <w:i/>
+          <w:iCs/>
+        </w:rPr>
+        <w:t xml:space="preserve">Load disease-risk sample</w:t>
+      </w:r>
+      <w:r>
+        <w:t xml:space="preserve">,</w:t>
+      </w:r>
+      <w:r>
+        <w:t xml:space="preserve"> </w:t>
+      </w:r>
+      <w:r>
+        <w:rPr>
+          <w:i/>
+          <w:iCs/>
+        </w:rPr>
+        <w:t xml:space="preserve">Load low-risk</w:t>
+      </w:r>
+      <w:r>
+        <w:rPr>
+          <w:i/>
+          <w:iCs/>
+        </w:rPr>
+        <w:t xml:space="preserve"> </w:t>
+      </w:r>
+      <w:r>
+        <w:rPr>
+          <w:i/>
+          <w:iCs/>
+        </w:rPr>
+        <w:t xml:space="preserve">sample</w:t>
+      </w:r>
+      <w:r>
+        <w:t xml:space="preserve">,</w:t>
+      </w:r>
+      <w:r>
+        <w:t xml:space="preserve"> </w:t>
+      </w:r>
+      <w:r>
+        <w:rPr>
+          <w:i/>
+          <w:iCs/>
+        </w:rPr>
+        <w:t xml:space="preserve">Load batch sample</w:t>
+      </w:r>
+      <w:r>
+        <w:t xml:space="preserve"> </w:t>
+      </w:r>
+      <w:r>
+        <w:t xml:space="preserve">(list of two records) and</w:t>
+      </w:r>
+      <w:r>
+        <w:t xml:space="preserve"> </w:t>
+      </w:r>
+      <w:r>
+        <w:rPr>
+          <w:i/>
+          <w:iCs/>
+        </w:rPr>
+        <w:t xml:space="preserve">Pretty-print</w:t>
+      </w:r>
+      <w:r>
+        <w:t xml:space="preserve"> </w:t>
+      </w:r>
+      <w:r>
+        <w:t xml:space="preserve">— so the user can mutate the JSON and resubmit.</w:t>
+      </w:r>
+    </w:p>
+    <w:p>
+      <w:pPr>
+        <w:pStyle w:val="Compact"/>
+        <w:numPr>
+          <w:ilvl w:val="0"/>
+          <w:numId w:val="1008"/>
+        </w:numPr>
+      </w:pPr>
+      <w:r>
+        <w:rPr>
+          <w:i/>
+          <w:iCs/>
+        </w:rPr>
+        <w:t xml:space="preserve">Predict</w:t>
+      </w:r>
+      <w:r>
+        <w:t xml:space="preserve"> </w:t>
+      </w:r>
+      <w:r>
+        <w:t xml:space="preserve">posts the textarea contents as</w:t>
+      </w:r>
+      <w:r>
+        <w:t xml:space="preserve"> </w:t>
+      </w:r>
+      <w:r>
+        <w:rPr>
+          <w:rStyle w:val="VerbatimChar"/>
+        </w:rPr>
+        <w:t xml:space="preserve">application/json</w:t>
+      </w:r>
+      <w:r>
+        <w:t xml:space="preserve"> </w:t>
+      </w:r>
+      <w:r>
+        <w:t xml:space="preserve">to</w:t>
+      </w:r>
+      <w:r>
+        <w:t xml:space="preserve"> </w:t>
+      </w:r>
+      <w:r>
+        <w:rPr>
+          <w:rStyle w:val="VerbatimChar"/>
+        </w:rPr>
+        <w:t xml:space="preserve">/predict</w:t>
+      </w:r>
+      <w:r>
+        <w:t xml:space="preserve">, then renders a green</w:t>
+      </w:r>
+      <w:r>
+        <w:t xml:space="preserve"> </w:t>
+      </w:r>
+      <w:r>
+        <w:rPr>
+          <w:rStyle w:val="VerbatimChar"/>
+        </w:rPr>
+        <w:t xml:space="preserve">NO DISEASE</w:t>
+      </w:r>
+      <w:r>
+        <w:t xml:space="preserve"> </w:t>
+      </w:r>
+      <w:r>
+        <w:t xml:space="preserve">/ red</w:t>
+      </w:r>
+      <w:r>
+        <w:t xml:space="preserve"> </w:t>
+      </w:r>
+      <w:r>
+        <w:rPr>
+          <w:rStyle w:val="VerbatimChar"/>
+        </w:rPr>
+        <w:t xml:space="preserve">DISEASE</w:t>
+      </w:r>
+      <w:r>
+        <w:t xml:space="preserve"> </w:t>
+      </w:r>
+      <w:r>
+        <w:t xml:space="preserve">badge, a confidence bar (</w:t>
+      </w:r>
+      <w:r>
+        <w:rPr>
+          <w:rStyle w:val="VerbatimChar"/>
+        </w:rPr>
+        <w:t xml:space="preserve">P[disease]</w:t>
+      </w:r>
+      <w:r>
+        <w:t xml:space="preserve">), and the raw JSON response</w:t>
+      </w:r>
+      <w:r>
+        <w:t xml:space="preserve"> </w:t>
+      </w:r>
+      <w:r>
+        <w:t xml:space="preserve">(</w:t>
+      </w:r>
+      <w:r>
+        <w:rPr>
+          <w:rStyle w:val="VerbatimChar"/>
+        </w:rPr>
+        <w:t xml:space="preserve">prediction</w:t>
+      </w:r>
+      <w:r>
+        <w:t xml:space="preserve">,</w:t>
+      </w:r>
+      <w:r>
+        <w:t xml:space="preserve"> </w:t>
+      </w:r>
+      <w:r>
+        <w:rPr>
+          <w:rStyle w:val="VerbatimChar"/>
+        </w:rPr>
+        <w:t xml:space="preserve">probability</w:t>
+      </w:r>
+      <w:r>
+        <w:t xml:space="preserve">,</w:t>
+      </w:r>
+      <w:r>
+        <w:t xml:space="preserve"> </w:t>
+      </w:r>
+      <w:r>
+        <w:rPr>
+          <w:rStyle w:val="VerbatimChar"/>
+        </w:rPr>
+        <w:t xml:space="preserve">label</w:t>
+      </w:r>
+      <w:r>
+        <w:t xml:space="preserve">) in a</w:t>
+      </w:r>
+      <w:r>
+        <w:t xml:space="preserve"> </w:t>
+      </w:r>
+      <w:r>
+        <w:rPr>
+          <w:rStyle w:val="VerbatimChar"/>
+        </w:rPr>
+        <w:t xml:space="preserve">&lt;pre&gt;</w:t>
+      </w:r>
+      <w:r>
+        <w:t xml:space="preserve"> </w:t>
+      </w:r>
+      <w:r>
+        <w:t xml:space="preserve">block —</w:t>
+      </w:r>
+      <w:r>
+        <w:t xml:space="preserve"> </w:t>
+      </w:r>
+      <w:r>
+        <w:t xml:space="preserve">on-screen proof that the JSON contract is unchanged.</w:t>
+      </w:r>
+    </w:p>
+    <w:p>
+      <w:pPr>
+        <w:pStyle w:val="Compact"/>
+        <w:numPr>
+          <w:ilvl w:val="0"/>
+          <w:numId w:val="1008"/>
         </w:numPr>
       </w:pPr>
       <w:r>
@@ -11080,7 +11343,7 @@
         <w:pStyle w:val="Compact"/>
         <w:numPr>
           <w:ilvl w:val="0"/>
-          <w:numId w:val="1008"/>
+          <w:numId w:val="1009"/>
         </w:numPr>
       </w:pPr>
       <w:r>
@@ -11107,42 +11370,6 @@
       </w:r>
       <w:r>
         <w:t xml:space="preserve">on a hold-out test set.</w:t>
-      </w:r>
-    </w:p>
-    <w:p>
-      <w:pPr>
-        <w:pStyle w:val="Compact"/>
-        <w:numPr>
-          <w:ilvl w:val="0"/>
-          <w:numId w:val="1008"/>
-        </w:numPr>
-      </w:pPr>
-      <w:r>
-        <w:t xml:space="preserve">An MLOps lifecycle that closes every loop: experiment tracking,</w:t>
-      </w:r>
-      <w:r>
-        <w:t xml:space="preserve"> </w:t>
-      </w:r>
-      <w:r>
-        <w:t xml:space="preserve">packaging, CI/CD, containerised serving, declarative Kubernetes</w:t>
-      </w:r>
-      <w:r>
-        <w:t xml:space="preserve"> </w:t>
-      </w:r>
-      <w:r>
-        <w:t xml:space="preserve">deployment, autoscaling, and Prometheus-grade observability.</w:t>
-      </w:r>
-    </w:p>
-    <w:p>
-      <w:pPr>
-        <w:pStyle w:val="FirstParagraph"/>
-      </w:pPr>
-      <w:r>
-        <w:rPr>
-          <w:b/>
-          <w:bCs/>
-        </w:rPr>
-        <w:t xml:space="preserve">Limitations.</w:t>
       </w:r>
     </w:p>
     <w:p>
@@ -11154,106 +11381,19 @@
         </w:numPr>
       </w:pPr>
       <w:r>
-        <w:t xml:space="preserve">The dataset is small (920 rows, 4 sources with very different</w:t>
-      </w:r>
-      <w:r>
-        <w:t xml:space="preserve"> </w:t>
-      </w:r>
-      <w:r>
-        <w:t xml:space="preserve">missingness profiles); generalisation to other populations is not</w:t>
-      </w:r>
-      <w:r>
-        <w:t xml:space="preserve"> </w:t>
-      </w:r>
-      <w:r>
-        <w:t xml:space="preserve">guaranteed.</w:t>
-      </w:r>
-    </w:p>
-    <w:p>
-      <w:pPr>
-        <w:pStyle w:val="Compact"/>
-        <w:numPr>
-          <w:ilvl w:val="0"/>
-          <w:numId w:val="1009"/>
-        </w:numPr>
-      </w:pPr>
-      <w:r>
-        <w:t xml:space="preserve">The Switzerland subset has nearly all-</w:t>
-      </w:r>
-      <w:r>
-        <w:rPr>
-          <w:rStyle w:val="VerbatimChar"/>
-        </w:rPr>
-        <w:t xml:space="preserve">0</w:t>
-      </w:r>
-      <w:r>
-        <w:t xml:space="preserve"> </w:t>
-      </w:r>
-      <w:r>
-        <w:t xml:space="preserve">cholesterol — even after</w:t>
-      </w:r>
-      <w:r>
-        <w:t xml:space="preserve"> </w:t>
-      </w:r>
-      <w:r>
-        <w:t xml:space="preserve">sentinel-zero handling it acts effectively as median-imputed.</w:t>
-      </w:r>
-    </w:p>
-    <w:p>
-      <w:pPr>
-        <w:pStyle w:val="Compact"/>
-        <w:numPr>
-          <w:ilvl w:val="0"/>
-          <w:numId w:val="1009"/>
-        </w:numPr>
-      </w:pPr>
-      <w:r>
-        <w:t xml:space="preserve">The ML model is a binary screener, not a diagnostic tool — false</w:t>
-      </w:r>
-      <w:r>
-        <w:t xml:space="preserve"> </w:t>
-      </w:r>
-      <w:r>
-        <w:t xml:space="preserve">negatives (≈14 %) must be handled by clinical workflow.</w:t>
-      </w:r>
-    </w:p>
-    <w:p>
-      <w:pPr>
-        <w:pStyle w:val="Compact"/>
-        <w:numPr>
-          <w:ilvl w:val="0"/>
-          <w:numId w:val="1009"/>
-        </w:numPr>
-      </w:pPr>
-      <w:r>
-        <w:t xml:space="preserve">Inference latency is dominated by sklearn pipeline overhead; for</w:t>
-      </w:r>
-      <w:r>
-        <w:t xml:space="preserve"> </w:t>
-      </w:r>
-      <w:r>
-        <w:t xml:space="preserve">very high QPS, an ONNX export with</w:t>
-      </w:r>
-      <w:r>
-        <w:t xml:space="preserve"> </w:t>
-      </w:r>
-      <w:r>
-        <w:rPr>
-          <w:rStyle w:val="VerbatimChar"/>
-        </w:rPr>
-        <w:t xml:space="preserve">onnxruntime</w:t>
-      </w:r>
-      <w:r>
-        <w:t xml:space="preserve"> </w:t>
-      </w:r>
-      <w:r>
-        <w:t xml:space="preserve">would be the next</w:t>
-      </w:r>
-      <w:r>
-        <w:t xml:space="preserve"> </w:t>
-      </w:r>
-      <w:r>
-        <w:t xml:space="preserve">optimisation.</w:t>
+        <w:t xml:space="preserve">An MLOps lifecycle that closes every loop: experiment tracking,</w:t>
+      </w:r>
+      <w:r>
+        <w:t xml:space="preserve"> </w:t>
+      </w:r>
+      <w:r>
+        <w:t xml:space="preserve">packaging, CI/CD, containerised serving, declarative Kubernetes</w:t>
+      </w:r>
+      <w:r>
+        <w:t xml:space="preserve"> </w:t>
+      </w:r>
+      <w:r>
+        <w:t xml:space="preserve">deployment, autoscaling, and Prometheus-grade observability.</w:t>
       </w:r>
     </w:p>
     <w:p>
@@ -11265,7 +11405,7 @@
           <w:b/>
           <w:bCs/>
         </w:rPr>
-        <w:t xml:space="preserve">Future work.</w:t>
+        <w:t xml:space="preserve">Limitations.</w:t>
       </w:r>
     </w:p>
     <w:p>
@@ -11277,29 +11417,19 @@
         </w:numPr>
       </w:pPr>
       <w:r>
-        <w:t xml:space="preserve">Add</w:t>
-      </w:r>
-      <w:r>
-        <w:t xml:space="preserve"> </w:t>
-      </w:r>
-      <w:r>
-        <w:rPr>
-          <w:b/>
-          <w:bCs/>
-        </w:rPr>
-        <w:t xml:space="preserve">calibration</w:t>
-      </w:r>
-      <w:r>
-        <w:t xml:space="preserve"> </w:t>
-      </w:r>
-      <w:r>
-        <w:t xml:space="preserve">(sigmoid / isotonic) and a properly tuned</w:t>
-      </w:r>
-      <w:r>
-        <w:t xml:space="preserve"> </w:t>
-      </w:r>
-      <w:r>
-        <w:t xml:space="preserve">decision threshold rather than the default 0.5.</w:t>
+        <w:t xml:space="preserve">The dataset is small (920 rows, 4 sources with very different</w:t>
+      </w:r>
+      <w:r>
+        <w:t xml:space="preserve"> </w:t>
+      </w:r>
+      <w:r>
+        <w:t xml:space="preserve">missingness profiles); generalisation to other populations is not</w:t>
+      </w:r>
+      <w:r>
+        <w:t xml:space="preserve"> </w:t>
+      </w:r>
+      <w:r>
+        <w:t xml:space="preserve">guaranteed.</w:t>
       </w:r>
     </w:p>
     <w:p>
@@ -11311,53 +11441,25 @@
         </w:numPr>
       </w:pPr>
       <w:r>
-        <w:t xml:space="preserve">Wire</w:t>
-      </w:r>
-      <w:r>
-        <w:t xml:space="preserve"> </w:t>
-      </w:r>
-      <w:r>
-        <w:rPr>
-          <w:b/>
-          <w:bCs/>
-        </w:rPr>
-        <w:t xml:space="preserve">MLflow Model Registry</w:t>
-      </w:r>
-      <w:r>
-        <w:t xml:space="preserve"> </w:t>
-      </w:r>
-      <w:r>
-        <w:t xml:space="preserve">+ a</w:t>
-      </w:r>
-      <w:r>
-        <w:t xml:space="preserve"> </w:t>
-      </w:r>
-      <w:r>
-        <w:t xml:space="preserve">“promote → deploy”</w:t>
-      </w:r>
-      <w:r>
-        <w:t xml:space="preserve"> </w:t>
-      </w:r>
-      <w:r>
-        <w:t xml:space="preserve">workflow that</w:t>
-      </w:r>
-      <w:r>
-        <w:t xml:space="preserve"> </w:t>
-      </w:r>
-      <w:r>
-        <w:t xml:space="preserve">publishes the registry-staging artefact into the K8s Deployment via</w:t>
-      </w:r>
-      <w:r>
-        <w:t xml:space="preserve"> </w:t>
-      </w:r>
-      <w:r>
-        <w:rPr>
-          <w:rStyle w:val="VerbatimChar"/>
-        </w:rPr>
-        <w:t xml:space="preserve">kubectl set image</w:t>
-      </w:r>
-      <w:r>
-        <w:t xml:space="preserve">.</w:t>
+        <w:t xml:space="preserve">The Switzerland subset has nearly all-</w:t>
+      </w:r>
+      <w:r>
+        <w:rPr>
+          <w:rStyle w:val="VerbatimChar"/>
+        </w:rPr>
+        <w:t xml:space="preserve">0</w:t>
+      </w:r>
+      <w:r>
+        <w:t xml:space="preserve"> </w:t>
+      </w:r>
+      <w:r>
+        <w:t xml:space="preserve">cholesterol — even after</w:t>
+      </w:r>
+      <w:r>
+        <w:t xml:space="preserve"> </w:t>
+      </w:r>
+      <w:r>
+        <w:t xml:space="preserve">sentinel-zero handling it acts effectively as median-imputed.</w:t>
       </w:r>
     </w:p>
     <w:p>
@@ -11369,13 +11471,13 @@
         </w:numPr>
       </w:pPr>
       <w:r>
-        <w:t xml:space="preserve">Replace the local file-store MLflow with a remote tracking server</w:t>
-      </w:r>
-      <w:r>
-        <w:t xml:space="preserve"> </w:t>
-      </w:r>
-      <w:r>
-        <w:t xml:space="preserve">(Postgres + S3 / MinIO) once the team is multi-person.</w:t>
+        <w:t xml:space="preserve">The ML model is a binary screener, not a diagnostic tool — false</w:t>
+      </w:r>
+      <w:r>
+        <w:t xml:space="preserve"> </w:t>
+      </w:r>
+      <w:r>
+        <w:t xml:space="preserve">negatives (≈14 %) must be handled by clinical workflow.</w:t>
       </w:r>
     </w:p>
     <w:p>
@@ -11387,66 +11489,46 @@
         </w:numPr>
       </w:pPr>
       <w:r>
-        <w:t xml:space="preserve">Add</w:t>
-      </w:r>
-      <w:r>
-        <w:t xml:space="preserve"> </w:t>
-      </w:r>
+        <w:t xml:space="preserve">Inference latency is dominated by sklearn pipeline overhead; for</w:t>
+      </w:r>
+      <w:r>
+        <w:t xml:space="preserve"> </w:t>
+      </w:r>
+      <w:r>
+        <w:t xml:space="preserve">very high QPS, an ONNX export with</w:t>
+      </w:r>
+      <w:r>
+        <w:t xml:space="preserve"> </w:t>
+      </w:r>
+      <w:r>
+        <w:rPr>
+          <w:rStyle w:val="VerbatimChar"/>
+        </w:rPr>
+        <w:t xml:space="preserve">onnxruntime</w:t>
+      </w:r>
+      <w:r>
+        <w:t xml:space="preserve"> </w:t>
+      </w:r>
+      <w:r>
+        <w:t xml:space="preserve">would be the next</w:t>
+      </w:r>
+      <w:r>
+        <w:t xml:space="preserve"> </w:t>
+      </w:r>
+      <w:r>
+        <w:t xml:space="preserve">optimisation.</w:t>
+      </w:r>
+    </w:p>
+    <w:p>
+      <w:pPr>
+        <w:pStyle w:val="FirstParagraph"/>
+      </w:pPr>
       <w:r>
         <w:rPr>
           <w:b/>
           <w:bCs/>
         </w:rPr>
-        <w:t xml:space="preserve">drift monitoring</w:t>
-      </w:r>
-      <w:r>
-        <w:t xml:space="preserve"> </w:t>
-      </w:r>
-      <w:r>
-        <w:t xml:space="preserve">(e.g. </w:t>
-      </w:r>
-      <w:r>
-        <w:rPr>
-          <w:rStyle w:val="VerbatimChar"/>
-        </w:rPr>
-        <w:t xml:space="preserve">evidently</w:t>
-      </w:r>
-      <w:r>
-        <w:t xml:space="preserve">) by sidecar-shipping the</w:t>
-      </w:r>
-      <w:r>
-        <w:t xml:space="preserve"> </w:t>
-      </w:r>
-      <w:r>
-        <w:t xml:space="preserve">request payloads to a feature store and comparing distributions</w:t>
-      </w:r>
-      <w:r>
-        <w:t xml:space="preserve"> </w:t>
-      </w:r>
-      <w:r>
-        <w:t xml:space="preserve">against</w:t>
-      </w:r>
-      <w:r>
-        <w:t xml:space="preserve"> </w:t>
-      </w:r>
-      <w:r>
-        <w:rPr>
-          <w:rStyle w:val="VerbatimChar"/>
-        </w:rPr>
-        <w:t xml:space="preserve">data/processed/heart_disease_clean.csv</w:t>
-      </w:r>
-      <w:r>
-        <w:t xml:space="preserve">.</w:t>
-      </w:r>
-    </w:p>
-    <w:bookmarkEnd w:id="87"/>
-    <w:bookmarkStart w:id="88" w:name="references"/>
-    <w:p>
-      <w:pPr>
-        <w:pStyle w:val="Heading2"/>
-      </w:pPr>
-      <w:r>
-        <w:t xml:space="preserve">18. References</w:t>
+        <w:t xml:space="preserve">Future work.</w:t>
       </w:r>
     </w:p>
     <w:p>
@@ -11458,44 +11540,29 @@
         </w:numPr>
       </w:pPr>
       <w:r>
+        <w:t xml:space="preserve">Add</w:t>
+      </w:r>
+      <w:r>
+        <w:t xml:space="preserve"> </w:t>
+      </w:r>
+      <w:r>
         <w:rPr>
           <w:b/>
           <w:bCs/>
         </w:rPr>
-        <w:t xml:space="preserve">Code repository:</w:t>
-      </w:r>
-      <w:r>
-        <w:t xml:space="preserve"> </w:t>
-      </w:r>
-      <w:r>
-        <w:rPr>
-          <w:rStyle w:val="VerbatimChar"/>
-        </w:rPr>
-        <w:t xml:space="preserve">https://github.com/&lt;your-username&gt;/heart-disease-mlops</w:t>
-      </w:r>
-      <w:r>
-        <w:t xml:space="preserve"> </w:t>
-      </w:r>
-      <w:r>
-        <w:rPr>
-          <w:i/>
-          <w:iCs/>
-        </w:rPr>
-        <w:t xml:space="preserve">(replace with the real GitHub URL before submission - this is the</w:t>
-      </w:r>
-      <w:r>
-        <w:rPr>
-          <w:i/>
-          <w:iCs/>
-        </w:rPr>
-        <w:t xml:space="preserve"> </w:t>
-      </w:r>
-      <w:r>
-        <w:rPr>
-          <w:i/>
-          <w:iCs/>
-        </w:rPr>
-        <w:t xml:space="preserve">link required by §9(f) of the rubric).</w:t>
+        <w:t xml:space="preserve">calibration</w:t>
+      </w:r>
+      <w:r>
+        <w:t xml:space="preserve"> </w:t>
+      </w:r>
+      <w:r>
+        <w:t xml:space="preserve">(sigmoid / isotonic) and a properly tuned</w:t>
+      </w:r>
+      <w:r>
+        <w:t xml:space="preserve"> </w:t>
+      </w:r>
+      <w:r>
+        <w:t xml:space="preserve">decision threshold rather than the default 0.5.</w:t>
       </w:r>
     </w:p>
     <w:p>
@@ -11507,53 +11574,53 @@
         </w:numPr>
       </w:pPr>
       <w:r>
-        <w:t xml:space="preserve">Detrano, R.</w:t>
-      </w:r>
-      <w:r>
-        <w:t xml:space="preserve"> </w:t>
-      </w:r>
-      <w:r>
-        <w:rPr>
-          <w:i/>
-          <w:iCs/>
-        </w:rPr>
-        <w:t xml:space="preserve">et al.</w:t>
-      </w:r>
-      <w:r>
-        <w:t xml:space="preserve"> </w:t>
-      </w:r>
-      <w:r>
-        <w:t xml:space="preserve">(1989).</w:t>
-      </w:r>
-      <w:r>
-        <w:t xml:space="preserve"> </w:t>
-      </w:r>
-      <w:r>
-        <w:rPr>
-          <w:i/>
-          <w:iCs/>
-        </w:rPr>
-        <w:t xml:space="preserve">International application of a new</w:t>
-      </w:r>
-      <w:r>
-        <w:rPr>
-          <w:i/>
-          <w:iCs/>
-        </w:rPr>
-        <w:t xml:space="preserve"> </w:t>
-      </w:r>
-      <w:r>
-        <w:rPr>
-          <w:i/>
-          <w:iCs/>
-        </w:rPr>
-        <w:t xml:space="preserve">probability algorithm for the diagnosis of coronary artery disease.</w:t>
-      </w:r>
-      <w:r>
-        <w:t xml:space="preserve"> </w:t>
-      </w:r>
-      <w:r>
-        <w:t xml:space="preserve">Am. J. Cardiology, 64(5):304-310.</w:t>
+        <w:t xml:space="preserve">Wire</w:t>
+      </w:r>
+      <w:r>
+        <w:t xml:space="preserve"> </w:t>
+      </w:r>
+      <w:r>
+        <w:rPr>
+          <w:b/>
+          <w:bCs/>
+        </w:rPr>
+        <w:t xml:space="preserve">MLflow Model Registry</w:t>
+      </w:r>
+      <w:r>
+        <w:t xml:space="preserve"> </w:t>
+      </w:r>
+      <w:r>
+        <w:t xml:space="preserve">+ a</w:t>
+      </w:r>
+      <w:r>
+        <w:t xml:space="preserve"> </w:t>
+      </w:r>
+      <w:r>
+        <w:t xml:space="preserve">“promote → deploy”</w:t>
+      </w:r>
+      <w:r>
+        <w:t xml:space="preserve"> </w:t>
+      </w:r>
+      <w:r>
+        <w:t xml:space="preserve">workflow that</w:t>
+      </w:r>
+      <w:r>
+        <w:t xml:space="preserve"> </w:t>
+      </w:r>
+      <w:r>
+        <w:t xml:space="preserve">publishes the registry-staging artefact into the K8s Deployment via</w:t>
+      </w:r>
+      <w:r>
+        <w:t xml:space="preserve"> </w:t>
+      </w:r>
+      <w:r>
+        <w:rPr>
+          <w:rStyle w:val="VerbatimChar"/>
+        </w:rPr>
+        <w:t xml:space="preserve">kubectl set image</w:t>
+      </w:r>
+      <w:r>
+        <w:t xml:space="preserve">.</w:t>
       </w:r>
     </w:p>
     <w:p>
@@ -11565,16 +11632,13 @@
         </w:numPr>
       </w:pPr>
       <w:r>
-        <w:t xml:space="preserve">UCI ML Repository - Heart Disease dataset:</w:t>
-      </w:r>
-      <w:r>
-        <w:t xml:space="preserve"> </w:t>
-      </w:r>
-      <w:r>
-        <w:rPr>
-          <w:rStyle w:val="VerbatimChar"/>
-        </w:rPr>
-        <w:t xml:space="preserve">https://archive.ics.uci.edu/dataset/45/heart+disease</w:t>
+        <w:t xml:space="preserve">Replace the local file-store MLflow with a remote tracking server</w:t>
+      </w:r>
+      <w:r>
+        <w:t xml:space="preserve"> </w:t>
+      </w:r>
+      <w:r>
+        <w:t xml:space="preserve">(Postgres + S3 / MinIO) once the team is multi-person.</w:t>
       </w:r>
     </w:p>
     <w:p>
@@ -11583,6 +11647,205 @@
         <w:numPr>
           <w:ilvl w:val="0"/>
           <w:numId w:val="1011"/>
+        </w:numPr>
+      </w:pPr>
+      <w:r>
+        <w:t xml:space="preserve">Add</w:t>
+      </w:r>
+      <w:r>
+        <w:t xml:space="preserve"> </w:t>
+      </w:r>
+      <w:r>
+        <w:rPr>
+          <w:b/>
+          <w:bCs/>
+        </w:rPr>
+        <w:t xml:space="preserve">drift monitoring</w:t>
+      </w:r>
+      <w:r>
+        <w:t xml:space="preserve"> </w:t>
+      </w:r>
+      <w:r>
+        <w:t xml:space="preserve">(e.g. </w:t>
+      </w:r>
+      <w:r>
+        <w:rPr>
+          <w:rStyle w:val="VerbatimChar"/>
+        </w:rPr>
+        <w:t xml:space="preserve">evidently</w:t>
+      </w:r>
+      <w:r>
+        <w:t xml:space="preserve">) by sidecar-shipping the</w:t>
+      </w:r>
+      <w:r>
+        <w:t xml:space="preserve"> </w:t>
+      </w:r>
+      <w:r>
+        <w:t xml:space="preserve">request payloads to a feature store and comparing distributions</w:t>
+      </w:r>
+      <w:r>
+        <w:t xml:space="preserve"> </w:t>
+      </w:r>
+      <w:r>
+        <w:t xml:space="preserve">against</w:t>
+      </w:r>
+      <w:r>
+        <w:t xml:space="preserve"> </w:t>
+      </w:r>
+      <w:r>
+        <w:rPr>
+          <w:rStyle w:val="VerbatimChar"/>
+        </w:rPr>
+        <w:t xml:space="preserve">data/processed/heart_disease_clean.csv</w:t>
+      </w:r>
+      <w:r>
+        <w:t xml:space="preserve">.</w:t>
+      </w:r>
+    </w:p>
+    <w:bookmarkEnd w:id="87"/>
+    <w:bookmarkStart w:id="88" w:name="references"/>
+    <w:p>
+      <w:pPr>
+        <w:pStyle w:val="Heading2"/>
+      </w:pPr>
+      <w:r>
+        <w:t xml:space="preserve">18. References</w:t>
+      </w:r>
+    </w:p>
+    <w:p>
+      <w:pPr>
+        <w:pStyle w:val="Compact"/>
+        <w:numPr>
+          <w:ilvl w:val="0"/>
+          <w:numId w:val="1012"/>
+        </w:numPr>
+      </w:pPr>
+      <w:r>
+        <w:rPr>
+          <w:b/>
+          <w:bCs/>
+        </w:rPr>
+        <w:t xml:space="preserve">Code repository:</w:t>
+      </w:r>
+      <w:r>
+        <w:t xml:space="preserve"> </w:t>
+      </w:r>
+      <w:r>
+        <w:rPr>
+          <w:rStyle w:val="VerbatimChar"/>
+        </w:rPr>
+        <w:t xml:space="preserve">https://github.com/&lt;your-username&gt;/heart-disease-mlops</w:t>
+      </w:r>
+      <w:r>
+        <w:t xml:space="preserve"> </w:t>
+      </w:r>
+      <w:r>
+        <w:rPr>
+          <w:i/>
+          <w:iCs/>
+        </w:rPr>
+        <w:t xml:space="preserve">(replace with the real GitHub URL before submission - this is the</w:t>
+      </w:r>
+      <w:r>
+        <w:rPr>
+          <w:i/>
+          <w:iCs/>
+        </w:rPr>
+        <w:t xml:space="preserve"> </w:t>
+      </w:r>
+      <w:r>
+        <w:rPr>
+          <w:i/>
+          <w:iCs/>
+        </w:rPr>
+        <w:t xml:space="preserve">link required by §9(f) of the rubric).</w:t>
+      </w:r>
+    </w:p>
+    <w:p>
+      <w:pPr>
+        <w:pStyle w:val="Compact"/>
+        <w:numPr>
+          <w:ilvl w:val="0"/>
+          <w:numId w:val="1012"/>
+        </w:numPr>
+      </w:pPr>
+      <w:r>
+        <w:t xml:space="preserve">Detrano, R.</w:t>
+      </w:r>
+      <w:r>
+        <w:t xml:space="preserve"> </w:t>
+      </w:r>
+      <w:r>
+        <w:rPr>
+          <w:i/>
+          <w:iCs/>
+        </w:rPr>
+        <w:t xml:space="preserve">et al.</w:t>
+      </w:r>
+      <w:r>
+        <w:t xml:space="preserve"> </w:t>
+      </w:r>
+      <w:r>
+        <w:t xml:space="preserve">(1989).</w:t>
+      </w:r>
+      <w:r>
+        <w:t xml:space="preserve"> </w:t>
+      </w:r>
+      <w:r>
+        <w:rPr>
+          <w:i/>
+          <w:iCs/>
+        </w:rPr>
+        <w:t xml:space="preserve">International application of a new</w:t>
+      </w:r>
+      <w:r>
+        <w:rPr>
+          <w:i/>
+          <w:iCs/>
+        </w:rPr>
+        <w:t xml:space="preserve"> </w:t>
+      </w:r>
+      <w:r>
+        <w:rPr>
+          <w:i/>
+          <w:iCs/>
+        </w:rPr>
+        <w:t xml:space="preserve">probability algorithm for the diagnosis of coronary artery disease.</w:t>
+      </w:r>
+      <w:r>
+        <w:t xml:space="preserve"> </w:t>
+      </w:r>
+      <w:r>
+        <w:t xml:space="preserve">Am. J. Cardiology, 64(5):304-310.</w:t>
+      </w:r>
+    </w:p>
+    <w:p>
+      <w:pPr>
+        <w:pStyle w:val="Compact"/>
+        <w:numPr>
+          <w:ilvl w:val="0"/>
+          <w:numId w:val="1012"/>
+        </w:numPr>
+      </w:pPr>
+      <w:r>
+        <w:t xml:space="preserve">UCI ML Repository - Heart Disease dataset:</w:t>
+      </w:r>
+      <w:r>
+        <w:t xml:space="preserve"> </w:t>
+      </w:r>
+      <w:r>
+        <w:rPr>
+          <w:rStyle w:val="VerbatimChar"/>
+        </w:rPr>
+        <w:t xml:space="preserve">https://archive.ics.uci.edu/dataset/45/heart+disease</w:t>
+      </w:r>
+    </w:p>
+    <w:p>
+      <w:pPr>
+        <w:pStyle w:val="Compact"/>
+        <w:numPr>
+          <w:ilvl w:val="0"/>
+          <w:numId w:val="1012"/>
         </w:numPr>
       </w:pPr>
       <w:r>
@@ -12896,9 +13159,6 @@
     <w:abstractNumId w:val="991"/>
   </w:num>
   <w:num w:numId="1004">
-    <w:abstractNumId w:val="991"/>
-  </w:num>
-  <w:num w:numId="1005">
     <w:abstractNumId w:val="99411"/>
     <w:lvlOverride w:ilvl="0">
       <w:startOverride w:val="1"/>
@@ -12928,16 +13188,10 @@
       <w:startOverride w:val="1"/>
     </w:lvlOverride>
   </w:num>
-  <w:num w:numId="1006">
+  <w:num w:numId="1005">
     <w:abstractNumId w:val="991"/>
   </w:num>
-  <w:num w:numId="1007">
-    <w:abstractNumId w:val="991"/>
-  </w:num>
-  <w:num w:numId="1008">
-    <w:abstractNumId w:val="991"/>
-  </w:num>
-  <w:num w:numId="1009">
+  <w:num w:numId="1006">
     <w:abstractNumId w:val="99411"/>
     <w:lvlOverride w:ilvl="0">
       <w:startOverride w:val="1"/>
@@ -12967,10 +13221,49 @@
       <w:startOverride w:val="1"/>
     </w:lvlOverride>
   </w:num>
-  <w:num w:numId="1010">
+  <w:num w:numId="1007">
     <w:abstractNumId w:val="991"/>
   </w:num>
+  <w:num w:numId="1008">
+    <w:abstractNumId w:val="991"/>
+  </w:num>
+  <w:num w:numId="1009">
+    <w:abstractNumId w:val="991"/>
+  </w:num>
+  <w:num w:numId="1010">
+    <w:abstractNumId w:val="99411"/>
+    <w:lvlOverride w:ilvl="0">
+      <w:startOverride w:val="1"/>
+    </w:lvlOverride>
+    <w:lvlOverride w:ilvl="1">
+      <w:startOverride w:val="1"/>
+    </w:lvlOverride>
+    <w:lvlOverride w:ilvl="2">
+      <w:startOverride w:val="1"/>
+    </w:lvlOverride>
+    <w:lvlOverride w:ilvl="3">
+      <w:startOverride w:val="1"/>
+    </w:lvlOverride>
+    <w:lvlOverride w:ilvl="4">
+      <w:startOverride w:val="1"/>
+    </w:lvlOverride>
+    <w:lvlOverride w:ilvl="5">
+      <w:startOverride w:val="1"/>
+    </w:lvlOverride>
+    <w:lvlOverride w:ilvl="6">
+      <w:startOverride w:val="1"/>
+    </w:lvlOverride>
+    <w:lvlOverride w:ilvl="7">
+      <w:startOverride w:val="1"/>
+    </w:lvlOverride>
+    <w:lvlOverride w:ilvl="8">
+      <w:startOverride w:val="1"/>
+    </w:lvlOverride>
+  </w:num>
   <w:num w:numId="1011">
+    <w:abstractNumId w:val="991"/>
+  </w:num>
+  <w:num w:numId="1012">
     <w:abstractNumId w:val="991"/>
   </w:num>
 </w:numbering>

--- a/reports/REPORT.docx
+++ b/reports/REPORT.docx
@@ -2,7 +2,7 @@
 <file path=word/document.xml><?xml version="1.0" encoding="utf-8"?>
 <w:document xmlns:w="http://schemas.openxmlformats.org/wordprocessingml/2006/main" xmlns:m="http://schemas.openxmlformats.org/officeDocument/2006/math" xmlns:r="http://schemas.openxmlformats.org/officeDocument/2006/relationships" xmlns:o="urn:schemas-microsoft-com:office:office" xmlns:v="urn:schemas-microsoft-com:vml" xmlns:w10="urn:schemas-microsoft-com:office:word" xmlns:a="http://schemas.openxmlformats.org/drawingml/2006/main" xmlns:pic="http://schemas.openxmlformats.org/drawingml/2006/picture" xmlns:wp="http://schemas.openxmlformats.org/drawingml/2006/wordprocessingDrawing">
   <w:body>
-    <w:bookmarkStart w:id="90" w:name="X4471799c9a16f689a1c77a756762d013da7950e"/>
+    <w:bookmarkStart w:id="80" w:name="X4471799c9a16f689a1c77a756762d013da7950e"/>
     <w:p>
       <w:pPr>
         <w:pStyle w:val="Heading1"/>
@@ -716,7 +716,10 @@
               <w:t xml:space="preserve">CI/CD - GitHub Actions</w:t>
             </w:r>
             <w:r>
-              <w:t xml:space="preserve">, §12</w:t>
+              <w:t xml:space="preserve"> </w:t>
+            </w:r>
+            <w:r>
+              <w:t xml:space="preserve">(green run capture), §12</w:t>
             </w:r>
             <w:r>
               <w:t xml:space="preserve"> </w:t>
@@ -728,8 +731,44 @@
               </w:rPr>
               <w:t xml:space="preserve">Production deployment</w:t>
             </w:r>
-            <w:r>
-              <w:t xml:space="preserve">, Appendix A</w:t>
+          </w:p>
+        </w:tc>
+      </w:tr>
+      <w:tr>
+        <w:tc>
+          <w:tcPr/>
+          <w:p>
+            <w:pPr>
+              <w:pStyle w:val="Compact"/>
+            </w:pPr>
+            <w:r>
+              <w:t xml:space="preserve">(f)</w:t>
+            </w:r>
+          </w:p>
+        </w:tc>
+        <w:tc>
+          <w:tcPr/>
+          <w:p>
+            <w:pPr>
+              <w:pStyle w:val="Compact"/>
+            </w:pPr>
+            <w:r>
+              <w:rPr>
+                <w:b/>
+                <w:bCs/>
+              </w:rPr>
+              <w:t xml:space="preserve">Link to code repository</w:t>
+            </w:r>
+          </w:p>
+        </w:tc>
+        <w:tc>
+          <w:tcPr/>
+          <w:p>
+            <w:pPr>
+              <w:pStyle w:val="Compact"/>
+            </w:pPr>
+            <w:r>
+              <w:t xml:space="preserve">Front-matter table above + §18</w:t>
             </w:r>
             <w:r>
               <w:t xml:space="preserve"> </w:t>
@@ -739,56 +778,7 @@
                 <w:i/>
                 <w:iCs/>
               </w:rPr>
-              <w:t xml:space="preserve">Screenshot evidence</w:t>
-            </w:r>
-          </w:p>
-        </w:tc>
-      </w:tr>
-      <w:tr>
-        <w:tc>
-          <w:tcPr/>
-          <w:p>
-            <w:pPr>
-              <w:pStyle w:val="Compact"/>
-            </w:pPr>
-            <w:r>
-              <w:t xml:space="preserve">(f)</w:t>
-            </w:r>
-          </w:p>
-        </w:tc>
-        <w:tc>
-          <w:tcPr/>
-          <w:p>
-            <w:pPr>
-              <w:pStyle w:val="Compact"/>
-            </w:pPr>
-            <w:r>
-              <w:rPr>
-                <w:b/>
-                <w:bCs/>
-              </w:rPr>
-              <w:t xml:space="preserve">Link to code repository</w:t>
-            </w:r>
-          </w:p>
-        </w:tc>
-        <w:tc>
-          <w:tcPr/>
-          <w:p>
-            <w:pPr>
-              <w:pStyle w:val="Compact"/>
-            </w:pPr>
-            <w:r>
-              <w:t xml:space="preserve">Front-matter table above + §17</w:t>
-            </w:r>
-            <w:r>
-              <w:t xml:space="preserve"> </w:t>
-            </w:r>
-            <w:r>
-              <w:rPr>
-                <w:i/>
-                <w:iCs/>
-              </w:rPr>
-              <w:t xml:space="preserve">References</w:t>
+              <w:t xml:space="preserve">Code Repository</w:t>
             </w:r>
           </w:p>
         </w:tc>
@@ -5151,48 +5141,6 @@
         <w:t xml:space="preserve"># → http://localhost:5000</w:t>
       </w:r>
     </w:p>
-    <w:p>
-      <w:pPr>
-        <w:pStyle w:val="FirstParagraph"/>
-      </w:pPr>
-      <w:r>
-        <w:t xml:space="preserve">Screenshot placeholder:</w:t>
-      </w:r>
-      <w:r>
-        <w:t xml:space="preserve"> </w:t>
-      </w:r>
-      <w:r>
-        <w:rPr>
-          <w:rStyle w:val="VerbatimChar"/>
-        </w:rPr>
-        <w:t xml:space="preserve">screenshots/mlflow_ui.png</w:t>
-      </w:r>
-      <w:r>
-        <w:t xml:space="preserve"> </w:t>
-      </w:r>
-      <w:r>
-        <w:t xml:space="preserve">(capture instructions</w:t>
-      </w:r>
-      <w:r>
-        <w:t xml:space="preserve"> </w:t>
-      </w:r>
-      <w:r>
-        <w:t xml:space="preserve">in</w:t>
-      </w:r>
-      <w:r>
-        <w:t xml:space="preserve"> </w:t>
-      </w:r>
-      <w:r>
-        <w:rPr>
-          <w:i/>
-          <w:iCs/>
-        </w:rPr>
-        <w:t xml:space="preserve">Appendix A</w:t>
-      </w:r>
-      <w:r>
-        <w:t xml:space="preserve">).</w:t>
-      </w:r>
-    </w:p>
     <w:bookmarkEnd w:id="56"/>
     <w:bookmarkStart w:id="57" w:name="packaging-reproducibility"/>
     <w:p>
@@ -6736,7 +6684,7 @@
     </w:p>
     <w:bookmarkEnd w:id="65"/>
     <w:bookmarkEnd w:id="66"/>
-    <w:bookmarkStart w:id="71" w:name="containerisation---docker"/>
+    <w:bookmarkStart w:id="68" w:name="containerisation---docker"/>
     <w:p>
       <w:pPr>
         <w:pStyle w:val="Heading2"/>
@@ -7026,7 +6974,7 @@
         <w:t xml:space="preserve">to keep the build context small.</w:t>
       </w:r>
     </w:p>
-    <w:bookmarkStart w:id="70" w:name="interactive-web-form-get"/>
+    <w:bookmarkStart w:id="67" w:name="interactive-web-form-get"/>
     <w:p>
       <w:pPr>
         <w:pStyle w:val="Heading3"/>
@@ -7599,43 +7547,1818 @@
     </w:p>
     <w:p>
       <w:pPr>
+        <w:pStyle w:val="BlockText"/>
+      </w:pPr>
+      <w:r>
+        <w:rPr>
+          <w:b/>
+          <w:bCs/>
+        </w:rPr>
+        <w:t xml:space="preserve">Sample input, exactly as the rubric asks.</w:t>
+      </w:r>
+      <w:r>
+        <w:t xml:space="preserve"> </w:t>
+      </w:r>
+      <w:r>
+        <w:t xml:space="preserve">The form ships with</w:t>
+      </w:r>
+      <w:r>
+        <w:t xml:space="preserve"> </w:t>
+      </w:r>
+      <w:r>
+        <w:t xml:space="preserve">three pre-filled JSON payloads (healthy, disease, batch) that the</w:t>
+      </w:r>
+      <w:r>
+        <w:t xml:space="preserve"> </w:t>
+      </w:r>
+      <w:r>
+        <w:t xml:space="preserve">reviewer can mutate and POST without writing curl by hand. The same</w:t>
+      </w:r>
+      <w:r>
+        <w:t xml:space="preserve"> </w:t>
+      </w:r>
+      <w:r>
+        <w:t xml:space="preserve">JSON contract is what the unit-test suite, the Kubernetes Ingress</w:t>
+      </w:r>
+      <w:r>
+        <w:t xml:space="preserve"> </w:t>
+      </w:r>
+      <w:r>
+        <w:t xml:space="preserve">probe and the Prometheus counter all consume - one schema, one truth.</w:t>
+      </w:r>
+    </w:p>
+    <w:bookmarkEnd w:id="67"/>
+    <w:bookmarkEnd w:id="68"/>
+    <w:bookmarkStart w:id="69" w:name="Xdbfe15ed562be0745ec2ecfe6005214933e643b"/>
+    <w:p>
+      <w:pPr>
+        <w:pStyle w:val="Heading2"/>
+      </w:pPr>
+      <w:r>
+        <w:t xml:space="preserve">12. Production Deployment - Kubernetes (</w:t>
+      </w:r>
+      <w:r>
+        <w:rPr>
+          <w:rStyle w:val="VerbatimChar"/>
+        </w:rPr>
+        <w:t xml:space="preserve">kind</w:t>
+      </w:r>
+      <w:r>
+        <w:t xml:space="preserve"> </w:t>
+      </w:r>
+      <w:r>
+        <w:t xml:space="preserve">+ Ingress)</w:t>
+      </w:r>
+    </w:p>
+    <w:p>
+      <w:pPr>
         <w:pStyle w:val="FirstParagraph"/>
       </w:pPr>
       <w:r>
-        <w:t xml:space="preserve">The form page below is the</w:t>
-      </w:r>
-      <w:r>
-        <w:t xml:space="preserve"> </w:t>
-      </w:r>
-      <w:r>
-        <w:rPr>
-          <w:rStyle w:val="VerbatimChar"/>
-        </w:rPr>
-        <w:t xml:space="preserve">task6_form.png</w:t>
-      </w:r>
-      <w:r>
-        <w:t xml:space="preserve"> </w:t>
-      </w:r>
-      <w:r>
-        <w:t xml:space="preserve">screenshot captured</w:t>
-      </w:r>
-      <w:r>
-        <w:t xml:space="preserve"> </w:t>
-      </w:r>
-      <w:r>
-        <w:t xml:space="preserve">headlessly at 1280x1200 against the running container. It shows that</w:t>
-      </w:r>
-      <w:r>
-        <w:t xml:space="preserve"> </w:t>
-      </w:r>
-      <w:r>
-        <w:t xml:space="preserve">the JSON contract works end-to-end through the deployment surface: the</w:t>
-      </w:r>
-      <w:r>
-        <w:t xml:space="preserve"> </w:t>
-      </w:r>
-      <w:r>
-        <w:t xml:space="preserve">HTML form on the left posts to</w:t>
+        <w:t xml:space="preserve">The image is deployed to a local</w:t>
+      </w:r>
+      <w:r>
+        <w:t xml:space="preserve"> </w:t>
+      </w:r>
+      <w:r>
+        <w:rPr>
+          <w:rStyle w:val="VerbatimChar"/>
+        </w:rPr>
+        <w:t xml:space="preserve">kind</w:t>
+      </w:r>
+      <w:r>
+        <w:t xml:space="preserve"> </w:t>
+      </w:r>
+      <w:r>
+        <w:t xml:space="preserve">(Kubernetes-in-Docker) cluster</w:t>
+      </w:r>
+      <w:r>
+        <w:t xml:space="preserve"> </w:t>
+      </w:r>
+      <w:r>
+        <w:t xml:space="preserve">exposed through an</w:t>
+      </w:r>
+      <w:r>
+        <w:t xml:space="preserve"> </w:t>
+      </w:r>
+      <w:r>
+        <w:rPr>
+          <w:rStyle w:val="VerbatimChar"/>
+        </w:rPr>
+        <w:t xml:space="preserve">ingress-nginx</w:t>
+      </w:r>
+      <w:r>
+        <w:t xml:space="preserve"> </w:t>
+      </w:r>
+      <w:r>
+        <w:t xml:space="preserve">Ingress on host port 80.</w:t>
+      </w:r>
+      <w:r>
+        <w:t xml:space="preserve"> </w:t>
+      </w:r>
+      <w:r>
+        <w:rPr>
+          <w:rStyle w:val="VerbatimChar"/>
+        </w:rPr>
+        <w:t xml:space="preserve">k8s/</w:t>
+      </w:r>
+      <w:r>
+        <w:t xml:space="preserve"> </w:t>
+      </w:r>
+      <w:r>
+        <w:t xml:space="preserve">holds six manifests, all linted via</w:t>
+      </w:r>
+      <w:r>
+        <w:t xml:space="preserve"> </w:t>
+      </w:r>
+      <w:r>
+        <w:rPr>
+          <w:rStyle w:val="VerbatimChar"/>
+        </w:rPr>
+        <w:t xml:space="preserve">yaml.safe_load_all</w:t>
+      </w:r>
+      <w:r>
+        <w:t xml:space="preserve">:</w:t>
+      </w:r>
+    </w:p>
+    <w:tbl>
+      <w:tblPr>
+        <w:tblStyle w:val="Table"/>
+        <w:tblW w:type="pct" w:w="5000"/>
+        <w:tblLayout w:type="fixed"/>
+        <w:tblLook w:firstRow="1" w:lastRow="0" w:firstColumn="0" w:lastColumn="0" w:noHBand="0" w:noVBand="0" w:val="0020"/>
+      </w:tblPr>
+      <w:tblGrid>
+        <w:gridCol w:w="2640"/>
+        <w:gridCol w:w="2640"/>
+        <w:gridCol w:w="2640"/>
+      </w:tblGrid>
+      <w:tr>
+        <w:trPr>
+          <w:tblHeader w:val="on"/>
+        </w:trPr>
+        <w:tc>
+          <w:tcPr/>
+          <w:p>
+            <w:pPr>
+              <w:pStyle w:val="Compact"/>
+            </w:pPr>
+            <w:r>
+              <w:t xml:space="preserve">File</w:t>
+            </w:r>
+          </w:p>
+        </w:tc>
+        <w:tc>
+          <w:tcPr/>
+          <w:p>
+            <w:pPr>
+              <w:pStyle w:val="Compact"/>
+            </w:pPr>
+            <w:r>
+              <w:t xml:space="preserve">Kind</w:t>
+            </w:r>
+          </w:p>
+        </w:tc>
+        <w:tc>
+          <w:tcPr/>
+          <w:p>
+            <w:pPr>
+              <w:pStyle w:val="Compact"/>
+            </w:pPr>
+            <w:r>
+              <w:t xml:space="preserve">Highlights</w:t>
+            </w:r>
+          </w:p>
+        </w:tc>
+      </w:tr>
+      <w:tr>
+        <w:tc>
+          <w:tcPr/>
+          <w:p>
+            <w:pPr>
+              <w:pStyle w:val="Compact"/>
+            </w:pPr>
+            <w:r>
+              <w:rPr>
+                <w:rStyle w:val="VerbatimChar"/>
+              </w:rPr>
+              <w:t xml:space="preserve">configmap.yaml</w:t>
+            </w:r>
+          </w:p>
+        </w:tc>
+        <w:tc>
+          <w:tcPr/>
+          <w:p>
+            <w:pPr>
+              <w:pStyle w:val="Compact"/>
+            </w:pPr>
+            <w:r>
+              <w:t xml:space="preserve">ConfigMap</w:t>
+            </w:r>
+          </w:p>
+        </w:tc>
+        <w:tc>
+          <w:tcPr/>
+          <w:p>
+            <w:pPr>
+              <w:pStyle w:val="Compact"/>
+            </w:pPr>
+            <w:r>
+              <w:rPr>
+                <w:rStyle w:val="VerbatimChar"/>
+              </w:rPr>
+              <w:t xml:space="preserve">MODEL_PATH</w:t>
+            </w:r>
+            <w:r>
+              <w:t xml:space="preserve">,</w:t>
+            </w:r>
+            <w:r>
+              <w:t xml:space="preserve"> </w:t>
+            </w:r>
+            <w:r>
+              <w:rPr>
+                <w:rStyle w:val="VerbatimChar"/>
+              </w:rPr>
+              <w:t xml:space="preserve">HOST</w:t>
+            </w:r>
+            <w:r>
+              <w:t xml:space="preserve">,</w:t>
+            </w:r>
+            <w:r>
+              <w:t xml:space="preserve"> </w:t>
+            </w:r>
+            <w:r>
+              <w:rPr>
+                <w:rStyle w:val="VerbatimChar"/>
+              </w:rPr>
+              <w:t xml:space="preserve">PORT</w:t>
+            </w:r>
+            <w:r>
+              <w:t xml:space="preserve"> </w:t>
+            </w:r>
+            <w:r>
+              <w:t xml:space="preserve">env</w:t>
+            </w:r>
+          </w:p>
+        </w:tc>
+      </w:tr>
+      <w:tr>
+        <w:tc>
+          <w:tcPr/>
+          <w:p>
+            <w:pPr>
+              <w:pStyle w:val="Compact"/>
+            </w:pPr>
+            <w:r>
+              <w:rPr>
+                <w:rStyle w:val="VerbatimChar"/>
+              </w:rPr>
+              <w:t xml:space="preserve">deployment.yaml</w:t>
+            </w:r>
+          </w:p>
+        </w:tc>
+        <w:tc>
+          <w:tcPr/>
+          <w:p>
+            <w:pPr>
+              <w:pStyle w:val="Compact"/>
+            </w:pPr>
+            <w:r>
+              <w:t xml:space="preserve">Deployment</w:t>
+            </w:r>
+          </w:p>
+        </w:tc>
+        <w:tc>
+          <w:tcPr/>
+          <w:p>
+            <w:pPr>
+              <w:pStyle w:val="Compact"/>
+            </w:pPr>
+            <w:r>
+              <w:t xml:space="preserve">2 replicas · rolling update (</w:t>
+            </w:r>
+            <w:r>
+              <w:rPr>
+                <w:rStyle w:val="VerbatimChar"/>
+              </w:rPr>
+              <w:t xml:space="preserve">maxSurge=1, maxUnavailable=0</w:t>
+            </w:r>
+            <w:r>
+              <w:t xml:space="preserve">) · startup/readiness/liveness probes on</w:t>
+            </w:r>
+            <w:r>
+              <w:t xml:space="preserve"> </w:t>
+            </w:r>
+            <w:r>
+              <w:rPr>
+                <w:rStyle w:val="VerbatimChar"/>
+              </w:rPr>
+              <w:t xml:space="preserve">/health</w:t>
+            </w:r>
+            <w:r>
+              <w:t xml:space="preserve"> </w:t>
+            </w:r>
+            <w:r>
+              <w:t xml:space="preserve">· CPU 100m/500m, mem 256Mi/512Mi · non-root securityContext ·</w:t>
+            </w:r>
+            <w:r>
+              <w:t xml:space="preserve"> </w:t>
+            </w:r>
+            <w:r>
+              <w:rPr>
+                <w:rStyle w:val="VerbatimChar"/>
+              </w:rPr>
+              <w:t xml:space="preserve">imagePullPolicy: Never</w:t>
+            </w:r>
+            <w:r>
+              <w:t xml:space="preserve"> </w:t>
+            </w:r>
+            <w:r>
+              <w:t xml:space="preserve">(image sideloaded into kind) · Prometheus scrape annotations</w:t>
+            </w:r>
+          </w:p>
+        </w:tc>
+      </w:tr>
+      <w:tr>
+        <w:tc>
+          <w:tcPr/>
+          <w:p>
+            <w:pPr>
+              <w:pStyle w:val="Compact"/>
+            </w:pPr>
+            <w:r>
+              <w:rPr>
+                <w:rStyle w:val="VerbatimChar"/>
+              </w:rPr>
+              <w:t xml:space="preserve">service.yaml</w:t>
+            </w:r>
+          </w:p>
+        </w:tc>
+        <w:tc>
+          <w:tcPr/>
+          <w:p>
+            <w:pPr>
+              <w:pStyle w:val="Compact"/>
+            </w:pPr>
+            <w:r>
+              <w:t xml:space="preserve">Service (NodePort 30050)</w:t>
+            </w:r>
+          </w:p>
+        </w:tc>
+        <w:tc>
+          <w:tcPr/>
+          <w:p>
+            <w:pPr>
+              <w:pStyle w:val="Compact"/>
+            </w:pPr>
+            <w:r>
+              <w:t xml:space="preserve">ClusterIP target for the Ingress; NodePort kept as a fallback for direct access</w:t>
+            </w:r>
+          </w:p>
+        </w:tc>
+      </w:tr>
+      <w:tr>
+        <w:tc>
+          <w:tcPr/>
+          <w:p>
+            <w:pPr>
+              <w:pStyle w:val="Compact"/>
+            </w:pPr>
+            <w:r>
+              <w:rPr>
+                <w:rStyle w:val="VerbatimChar"/>
+                <w:b/>
+                <w:bCs/>
+              </w:rPr>
+              <w:t xml:space="preserve">ingress.yaml</w:t>
+            </w:r>
+          </w:p>
+        </w:tc>
+        <w:tc>
+          <w:tcPr/>
+          <w:p>
+            <w:pPr>
+              <w:pStyle w:val="Compact"/>
+            </w:pPr>
+            <w:r>
+              <w:t xml:space="preserve">Ingress (</w:t>
+            </w:r>
+            <w:r>
+              <w:rPr>
+                <w:rStyle w:val="VerbatimChar"/>
+              </w:rPr>
+              <w:t xml:space="preserve">nginx</w:t>
+            </w:r>
+            <w:r>
+              <w:t xml:space="preserve">)</w:t>
+            </w:r>
+          </w:p>
+        </w:tc>
+        <w:tc>
+          <w:tcPr/>
+          <w:p>
+            <w:pPr>
+              <w:pStyle w:val="Compact"/>
+            </w:pPr>
+            <w:r>
+              <w:rPr>
+                <w:b/>
+                <w:bCs/>
+              </w:rPr>
+              <w:t xml:space="preserve">Routes</w:t>
+            </w:r>
+            <w:r>
+              <w:rPr>
+                <w:b/>
+                <w:bCs/>
+              </w:rPr>
+              <w:t xml:space="preserve"> </w:t>
+            </w:r>
+            <w:r>
+              <w:rPr>
+                <w:rStyle w:val="VerbatimChar"/>
+                <w:b/>
+                <w:bCs/>
+              </w:rPr>
+              <w:t xml:space="preserve">http://localhost/*</w:t>
+            </w:r>
+            <w:r>
+              <w:rPr>
+                <w:b/>
+                <w:bCs/>
+              </w:rPr>
+              <w:t xml:space="preserve"> </w:t>
+            </w:r>
+            <w:r>
+              <w:rPr>
+                <w:b/>
+                <w:bCs/>
+              </w:rPr>
+              <w:t xml:space="preserve">→</w:t>
+            </w:r>
+            <w:r>
+              <w:rPr>
+                <w:b/>
+                <w:bCs/>
+              </w:rPr>
+              <w:t xml:space="preserve"> </w:t>
+            </w:r>
+            <w:r>
+              <w:rPr>
+                <w:rStyle w:val="VerbatimChar"/>
+                <w:b/>
+                <w:bCs/>
+              </w:rPr>
+              <w:t xml:space="preserve">heart-api:80</w:t>
+            </w:r>
+            <w:r>
+              <w:rPr>
+                <w:b/>
+                <w:bCs/>
+              </w:rPr>
+              <w:t xml:space="preserve"> </w:t>
+            </w:r>
+            <w:r>
+              <w:rPr>
+                <w:b/>
+                <w:bCs/>
+              </w:rPr>
+              <w:t xml:space="preserve">— primary public exposure layer</w:t>
+            </w:r>
+          </w:p>
+        </w:tc>
+      </w:tr>
+      <w:tr>
+        <w:tc>
+          <w:tcPr/>
+          <w:p>
+            <w:pPr>
+              <w:pStyle w:val="Compact"/>
+            </w:pPr>
+            <w:r>
+              <w:rPr>
+                <w:rStyle w:val="VerbatimChar"/>
+              </w:rPr>
+              <w:t xml:space="preserve">hpa.yaml</w:t>
+            </w:r>
+          </w:p>
+        </w:tc>
+        <w:tc>
+          <w:tcPr/>
+          <w:p>
+            <w:pPr>
+              <w:pStyle w:val="Compact"/>
+            </w:pPr>
+            <w:r>
+              <w:t xml:space="preserve">HorizontalPodAutoscaler</w:t>
+            </w:r>
+          </w:p>
+        </w:tc>
+        <w:tc>
+          <w:tcPr/>
+          <w:p>
+            <w:pPr>
+              <w:pStyle w:val="Compact"/>
+            </w:pPr>
+            <w:r>
+              <w:t xml:space="preserve">2 ↔ 5 replicas at 70 % CPU</w:t>
+            </w:r>
+          </w:p>
+        </w:tc>
+      </w:tr>
+      <w:tr>
+        <w:tc>
+          <w:tcPr/>
+          <w:p>
+            <w:pPr>
+              <w:pStyle w:val="Compact"/>
+            </w:pPr>
+            <w:r>
+              <w:rPr>
+                <w:rStyle w:val="VerbatimChar"/>
+              </w:rPr>
+              <w:t xml:space="preserve">servicemonitor.yaml</w:t>
+            </w:r>
+          </w:p>
+        </w:tc>
+        <w:tc>
+          <w:tcPr/>
+          <w:p>
+            <w:pPr>
+              <w:pStyle w:val="Compact"/>
+            </w:pPr>
+            <w:r>
+              <w:t xml:space="preserve">ServiceMonitor</w:t>
+            </w:r>
+          </w:p>
+        </w:tc>
+        <w:tc>
+          <w:tcPr/>
+          <w:p>
+            <w:pPr>
+              <w:pStyle w:val="Compact"/>
+            </w:pPr>
+            <w:r>
+              <w:t xml:space="preserve">Prometheus Operator scrape (</w:t>
+            </w:r>
+            <w:r>
+              <w:rPr>
+                <w:rStyle w:val="VerbatimChar"/>
+              </w:rPr>
+              <w:t xml:space="preserve">30 s</w:t>
+            </w:r>
+            <w:r>
+              <w:t xml:space="preserve">)</w:t>
+            </w:r>
+          </w:p>
+        </w:tc>
+      </w:tr>
+      <w:tr>
+        <w:tc>
+          <w:tcPr/>
+          <w:p>
+            <w:pPr>
+              <w:pStyle w:val="Compact"/>
+            </w:pPr>
+            <w:r>
+              <w:rPr>
+                <w:rStyle w:val="VerbatimChar"/>
+              </w:rPr>
+              <w:t xml:space="preserve">setup/kind-cluster-config.yaml</w:t>
+            </w:r>
+          </w:p>
+        </w:tc>
+        <w:tc>
+          <w:tcPr/>
+          <w:p>
+            <w:pPr>
+              <w:pStyle w:val="Compact"/>
+            </w:pPr>
+            <w:r>
+              <w:t xml:space="preserve">kind config</w:t>
+            </w:r>
+          </w:p>
+        </w:tc>
+        <w:tc>
+          <w:tcPr/>
+          <w:p>
+            <w:pPr>
+              <w:pStyle w:val="Compact"/>
+            </w:pPr>
+            <w:r>
+              <w:t xml:space="preserve">Maps host ports 80 / 443 / 30050 onto the control-plane node and sets</w:t>
+            </w:r>
+            <w:r>
+              <w:t xml:space="preserve"> </w:t>
+            </w:r>
+            <w:r>
+              <w:rPr>
+                <w:rStyle w:val="VerbatimChar"/>
+              </w:rPr>
+              <w:t xml:space="preserve">node-labels: ingress-ready=true</w:t>
+            </w:r>
+            <w:r>
+              <w:t xml:space="preserve"> </w:t>
+            </w:r>
+            <w:r>
+              <w:t xml:space="preserve">so the kind variant of</w:t>
+            </w:r>
+            <w:r>
+              <w:t xml:space="preserve"> </w:t>
+            </w:r>
+            <w:r>
+              <w:rPr>
+                <w:rStyle w:val="VerbatimChar"/>
+              </w:rPr>
+              <w:t xml:space="preserve">ingress-nginx</w:t>
+            </w:r>
+            <w:r>
+              <w:t xml:space="preserve"> </w:t>
+            </w:r>
+            <w:r>
+              <w:t xml:space="preserve">schedules on it</w:t>
+            </w:r>
+          </w:p>
+        </w:tc>
+      </w:tr>
+    </w:tbl>
+    <w:p>
+      <w:pPr>
+        <w:pStyle w:val="BodyText"/>
+      </w:pPr>
+      <w:r>
+        <w:t xml:space="preserve">Bring-up (full commands in</w:t>
+      </w:r>
+      <w:r>
+        <w:t xml:space="preserve"> </w:t>
+      </w:r>
+      <w:r>
+        <w:rPr>
+          <w:rStyle w:val="VerbatimChar"/>
+        </w:rPr>
+        <w:t xml:space="preserve">README.md</w:t>
+      </w:r>
+      <w:r>
+        <w:t xml:space="preserve"> </w:t>
+      </w:r>
+      <w:r>
+        <w:t xml:space="preserve">§Task 7):</w:t>
+      </w:r>
+    </w:p>
+    <w:p>
+      <w:pPr>
+        <w:pStyle w:val="SourceCode"/>
+      </w:pPr>
+      <w:r>
+        <w:rPr>
+          <w:rStyle w:val="CommentTok"/>
+        </w:rPr>
+        <w:t xml:space="preserve"># Cluster + image + ingress controller (one-time)</w:t>
+      </w:r>
+      <w:r>
+        <w:br/>
+      </w:r>
+      <w:r>
+        <w:rPr>
+          <w:rStyle w:val="ExtensionTok"/>
+        </w:rPr>
+        <w:t xml:space="preserve">kind</w:t>
+      </w:r>
+      <w:r>
+        <w:rPr>
+          <w:rStyle w:val="NormalTok"/>
+        </w:rPr>
+        <w:t xml:space="preserve"> create cluster </w:t>
+      </w:r>
+      <w:r>
+        <w:rPr>
+          <w:rStyle w:val="AttributeTok"/>
+        </w:rPr>
+        <w:t xml:space="preserve">--config</w:t>
+      </w:r>
+      <w:r>
+        <w:rPr>
+          <w:rStyle w:val="NormalTok"/>
+        </w:rPr>
+        <w:t xml:space="preserve"> k8s/setup/kind-cluster-config.yaml</w:t>
+      </w:r>
+      <w:r>
+        <w:br/>
+      </w:r>
+      <w:r>
+        <w:rPr>
+          <w:rStyle w:val="ExtensionTok"/>
+        </w:rPr>
+        <w:t xml:space="preserve">docker</w:t>
+      </w:r>
+      <w:r>
+        <w:rPr>
+          <w:rStyle w:val="NormalTok"/>
+        </w:rPr>
+        <w:t xml:space="preserve"> build </w:t>
+      </w:r>
+      <w:r>
+        <w:rPr>
+          <w:rStyle w:val="AttributeTok"/>
+        </w:rPr>
+        <w:t xml:space="preserve">-f</w:t>
+      </w:r>
+      <w:r>
+        <w:rPr>
+          <w:rStyle w:val="NormalTok"/>
+        </w:rPr>
+        <w:t xml:space="preserve"> docker/Dockerfile </w:t>
+      </w:r>
+      <w:r>
+        <w:rPr>
+          <w:rStyle w:val="AttributeTok"/>
+        </w:rPr>
+        <w:t xml:space="preserve">-t</w:t>
+      </w:r>
+      <w:r>
+        <w:rPr>
+          <w:rStyle w:val="NormalTok"/>
+        </w:rPr>
+        <w:t xml:space="preserve"> heart-api:latest .</w:t>
+      </w:r>
+      <w:r>
+        <w:br/>
+      </w:r>
+      <w:r>
+        <w:rPr>
+          <w:rStyle w:val="ExtensionTok"/>
+        </w:rPr>
+        <w:t xml:space="preserve">kind</w:t>
+      </w:r>
+      <w:r>
+        <w:rPr>
+          <w:rStyle w:val="NormalTok"/>
+        </w:rPr>
+        <w:t xml:space="preserve"> load docker-image heart-api:latest </w:t>
+      </w:r>
+      <w:r>
+        <w:rPr>
+          <w:rStyle w:val="AttributeTok"/>
+        </w:rPr>
+        <w:t xml:space="preserve">--name</w:t>
+      </w:r>
+      <w:r>
+        <w:rPr>
+          <w:rStyle w:val="NormalTok"/>
+        </w:rPr>
+        <w:t xml:space="preserve"> heart</w:t>
+      </w:r>
+      <w:r>
+        <w:br/>
+      </w:r>
+      <w:r>
+        <w:rPr>
+          <w:rStyle w:val="ExtensionTok"/>
+        </w:rPr>
+        <w:t xml:space="preserve">kubectl</w:t>
+      </w:r>
+      <w:r>
+        <w:rPr>
+          <w:rStyle w:val="NormalTok"/>
+        </w:rPr>
+        <w:t xml:space="preserve"> apply </w:t>
+      </w:r>
+      <w:r>
+        <w:rPr>
+          <w:rStyle w:val="AttributeTok"/>
+        </w:rPr>
+        <w:t xml:space="preserve">-f</w:t>
+      </w:r>
+      <w:r>
+        <w:rPr>
+          <w:rStyle w:val="NormalTok"/>
+        </w:rPr>
+        <w:t xml:space="preserve"> https://raw.githubusercontent.com/kubernetes/ingress-nginx/main/deploy/static/provider/kind/deploy.yaml</w:t>
+      </w:r>
+      <w:r>
+        <w:br/>
+      </w:r>
+      <w:r>
+        <w:br/>
+      </w:r>
+      <w:r>
+        <w:rPr>
+          <w:rStyle w:val="CommentTok"/>
+        </w:rPr>
+        <w:t xml:space="preserve"># Workload</w:t>
+      </w:r>
+      <w:r>
+        <w:br/>
+      </w:r>
+      <w:r>
+        <w:rPr>
+          <w:rStyle w:val="ExtensionTok"/>
+        </w:rPr>
+        <w:t xml:space="preserve">kubectl</w:t>
+      </w:r>
+      <w:r>
+        <w:rPr>
+          <w:rStyle w:val="NormalTok"/>
+        </w:rPr>
+        <w:t xml:space="preserve"> apply </w:t>
+      </w:r>
+      <w:r>
+        <w:rPr>
+          <w:rStyle w:val="AttributeTok"/>
+        </w:rPr>
+        <w:t xml:space="preserve">-f</w:t>
+      </w:r>
+      <w:r>
+        <w:rPr>
+          <w:rStyle w:val="NormalTok"/>
+        </w:rPr>
+        <w:t xml:space="preserve"> k8s/configmap.yaml </w:t>
+      </w:r>
+      <w:r>
+        <w:rPr>
+          <w:rStyle w:val="AttributeTok"/>
+        </w:rPr>
+        <w:t xml:space="preserve">-f</w:t>
+      </w:r>
+      <w:r>
+        <w:rPr>
+          <w:rStyle w:val="NormalTok"/>
+        </w:rPr>
+        <w:t xml:space="preserve"> k8s/deployment.yaml </w:t>
+      </w:r>
+      <w:r>
+        <w:rPr>
+          <w:rStyle w:val="DataTypeTok"/>
+        </w:rPr>
+        <w:t xml:space="preserve">\</w:t>
+      </w:r>
+      <w:r>
+        <w:br/>
+      </w:r>
+      <w:r>
+        <w:rPr>
+          <w:rStyle w:val="NormalTok"/>
+        </w:rPr>
+        <w:t xml:space="preserve">              </w:t>
+      </w:r>
+      <w:r>
+        <w:rPr>
+          <w:rStyle w:val="AttributeTok"/>
+        </w:rPr>
+        <w:t xml:space="preserve">-f</w:t>
+      </w:r>
+      <w:r>
+        <w:rPr>
+          <w:rStyle w:val="NormalTok"/>
+        </w:rPr>
+        <w:t xml:space="preserve"> k8s/service.yaml  </w:t>
+      </w:r>
+      <w:r>
+        <w:rPr>
+          <w:rStyle w:val="AttributeTok"/>
+        </w:rPr>
+        <w:t xml:space="preserve">-f</w:t>
+      </w:r>
+      <w:r>
+        <w:rPr>
+          <w:rStyle w:val="NormalTok"/>
+        </w:rPr>
+        <w:t xml:space="preserve"> k8s/hpa.yaml </w:t>
+      </w:r>
+      <w:r>
+        <w:rPr>
+          <w:rStyle w:val="DataTypeTok"/>
+        </w:rPr>
+        <w:t xml:space="preserve">\</w:t>
+      </w:r>
+      <w:r>
+        <w:br/>
+      </w:r>
+      <w:r>
+        <w:rPr>
+          <w:rStyle w:val="NormalTok"/>
+        </w:rPr>
+        <w:t xml:space="preserve">              </w:t>
+      </w:r>
+      <w:r>
+        <w:rPr>
+          <w:rStyle w:val="AttributeTok"/>
+        </w:rPr>
+        <w:t xml:space="preserve">-f</w:t>
+      </w:r>
+      <w:r>
+        <w:rPr>
+          <w:rStyle w:val="NormalTok"/>
+        </w:rPr>
+        <w:t xml:space="preserve"> k8s/ingress.yaml</w:t>
+      </w:r>
+      <w:r>
+        <w:br/>
+      </w:r>
+      <w:r>
+        <w:rPr>
+          <w:rStyle w:val="ExtensionTok"/>
+        </w:rPr>
+        <w:t xml:space="preserve">kubectl</w:t>
+      </w:r>
+      <w:r>
+        <w:rPr>
+          <w:rStyle w:val="NormalTok"/>
+        </w:rPr>
+        <w:t xml:space="preserve"> rollout status deployment/heart-api</w:t>
+      </w:r>
+      <w:r>
+        <w:br/>
+      </w:r>
+      <w:r>
+        <w:rPr>
+          <w:rStyle w:val="ExtensionTok"/>
+        </w:rPr>
+        <w:t xml:space="preserve">curl</w:t>
+      </w:r>
+      <w:r>
+        <w:rPr>
+          <w:rStyle w:val="NormalTok"/>
+        </w:rPr>
+        <w:t xml:space="preserve"> http://localhost/health         </w:t>
+      </w:r>
+      <w:r>
+        <w:rPr>
+          <w:rStyle w:val="CommentTok"/>
+        </w:rPr>
+        <w:t xml:space="preserve"># → 200, via Ingress on port 80</w:t>
+      </w:r>
+    </w:p>
+    <w:p>
+      <w:pPr>
+        <w:pStyle w:val="FirstParagraph"/>
+      </w:pPr>
+      <w:r>
+        <w:t xml:space="preserve">The choice of Ingress (rather than NodePort or LoadBalancer) directly</w:t>
+      </w:r>
+      <w:r>
+        <w:t xml:space="preserve"> </w:t>
+      </w:r>
+      <w:r>
+        <w:t xml:space="preserve">satisfies the rubric requirement</w:t>
+      </w:r>
+      <w:r>
+        <w:t xml:space="preserve"> </w:t>
+      </w:r>
+      <w:r>
+        <w:rPr>
+          <w:i/>
+          <w:iCs/>
+        </w:rPr>
+        <w:t xml:space="preserve">“Expose via Load Balancer or</w:t>
+      </w:r>
+      <w:r>
+        <w:rPr>
+          <w:i/>
+          <w:iCs/>
+        </w:rPr>
+        <w:t xml:space="preserve"> </w:t>
+      </w:r>
+      <w:r>
+        <w:rPr>
+          <w:b/>
+          <w:bCs/>
+          <w:i/>
+          <w:iCs/>
+        </w:rPr>
+        <w:t xml:space="preserve">Ingress</w:t>
+      </w:r>
+      <w:r>
+        <w:rPr>
+          <w:i/>
+          <w:iCs/>
+        </w:rPr>
+        <w:t xml:space="preserve">”</w:t>
+      </w:r>
+      <w:r>
+        <w:t xml:space="preserve">.</w:t>
+      </w:r>
+    </w:p>
+    <w:bookmarkEnd w:id="69"/>
+    <w:bookmarkStart w:id="70" w:name="monitoring-logging"/>
+    <w:p>
+      <w:pPr>
+        <w:pStyle w:val="Heading2"/>
+      </w:pPr>
+      <w:r>
+        <w:t xml:space="preserve">13. Monitoring &amp; Logging</w:t>
+      </w:r>
+    </w:p>
+    <w:p>
+      <w:pPr>
+        <w:pStyle w:val="FirstParagraph"/>
+      </w:pPr>
+      <w:r>
+        <w:t xml:space="preserve">Two complementary streams instrument the running container:</w:t>
+      </w:r>
+    </w:p>
+    <w:p>
+      <w:pPr>
+        <w:pStyle w:val="BodyText"/>
+      </w:pPr>
+      <w:r>
+        <w:rPr>
+          <w:b/>
+          <w:bCs/>
+        </w:rPr>
+        <w:t xml:space="preserve">Structured access log</w:t>
+      </w:r>
+      <w:r>
+        <w:t xml:space="preserve"> </w:t>
+      </w:r>
+      <w:r>
+        <w:t xml:space="preserve">— every HTTP request emits one JSON line on</w:t>
+      </w:r>
+      <w:r>
+        <w:t xml:space="preserve"> </w:t>
+      </w:r>
+      <w:r>
+        <w:t xml:space="preserve">the</w:t>
+      </w:r>
+      <w:r>
+        <w:t xml:space="preserve"> </w:t>
+      </w:r>
+      <w:r>
+        <w:rPr>
+          <w:rStyle w:val="VerbatimChar"/>
+        </w:rPr>
+        <w:t xml:space="preserve">heart_api.access</w:t>
+      </w:r>
+      <w:r>
+        <w:t xml:space="preserve"> </w:t>
+      </w:r>
+      <w:r>
+        <w:t xml:space="preserve">logger (visible via</w:t>
+      </w:r>
+      <w:r>
+        <w:t xml:space="preserve"> </w:t>
+      </w:r>
+      <w:r>
+        <w:rPr>
+          <w:rStyle w:val="VerbatimChar"/>
+        </w:rPr>
+        <w:t xml:space="preserve">kubectl logs</w:t>
+      </w:r>
+      <w:r>
+        <w:t xml:space="preserve">):</w:t>
+      </w:r>
+    </w:p>
+    <w:p>
+      <w:pPr>
+        <w:pStyle w:val="SourceCode"/>
+      </w:pPr>
+      <w:r>
+        <w:rPr>
+          <w:rStyle w:val="FunctionTok"/>
+        </w:rPr>
+        <w:t xml:space="preserve">{</w:t>
+      </w:r>
+      <w:r>
+        <w:rPr>
+          <w:rStyle w:val="DataTypeTok"/>
+        </w:rPr>
+        <w:t xml:space="preserve">"ts"</w:t>
+      </w:r>
+      <w:r>
+        <w:rPr>
+          <w:rStyle w:val="FunctionTok"/>
+        </w:rPr>
+        <w:t xml:space="preserve">:</w:t>
+      </w:r>
+      <w:r>
+        <w:rPr>
+          <w:rStyle w:val="StringTok"/>
+        </w:rPr>
+        <w:t xml:space="preserve">"2026-05-07T15:23:01Z"</w:t>
+      </w:r>
+      <w:r>
+        <w:rPr>
+          <w:rStyle w:val="FunctionTok"/>
+        </w:rPr>
+        <w:t xml:space="preserve">,</w:t>
+      </w:r>
+      <w:r>
+        <w:rPr>
+          <w:rStyle w:val="DataTypeTok"/>
+        </w:rPr>
+        <w:t xml:space="preserve">"method"</w:t>
+      </w:r>
+      <w:r>
+        <w:rPr>
+          <w:rStyle w:val="FunctionTok"/>
+        </w:rPr>
+        <w:t xml:space="preserve">:</w:t>
+      </w:r>
+      <w:r>
+        <w:rPr>
+          <w:rStyle w:val="StringTok"/>
+        </w:rPr>
+        <w:t xml:space="preserve">"POST"</w:t>
+      </w:r>
+      <w:r>
+        <w:rPr>
+          <w:rStyle w:val="FunctionTok"/>
+        </w:rPr>
+        <w:t xml:space="preserve">,</w:t>
+      </w:r>
+      <w:r>
+        <w:rPr>
+          <w:rStyle w:val="DataTypeTok"/>
+        </w:rPr>
+        <w:t xml:space="preserve">"path"</w:t>
+      </w:r>
+      <w:r>
+        <w:rPr>
+          <w:rStyle w:val="FunctionTok"/>
+        </w:rPr>
+        <w:t xml:space="preserve">:</w:t>
+      </w:r>
+      <w:r>
+        <w:rPr>
+          <w:rStyle w:val="StringTok"/>
+        </w:rPr>
+        <w:t xml:space="preserve">"/predict"</w:t>
+      </w:r>
+      <w:r>
+        <w:rPr>
+          <w:rStyle w:val="FunctionTok"/>
+        </w:rPr>
+        <w:t xml:space="preserve">,</w:t>
+      </w:r>
+      <w:r>
+        <w:br/>
+      </w:r>
+      <w:r>
+        <w:rPr>
+          <w:rStyle w:val="NormalTok"/>
+        </w:rPr>
+        <w:t xml:space="preserve"> </w:t>
+      </w:r>
+      <w:r>
+        <w:rPr>
+          <w:rStyle w:val="DataTypeTok"/>
+        </w:rPr>
+        <w:t xml:space="preserve">"status"</w:t>
+      </w:r>
+      <w:r>
+        <w:rPr>
+          <w:rStyle w:val="FunctionTok"/>
+        </w:rPr>
+        <w:t xml:space="preserve">:</w:t>
+      </w:r>
+      <w:r>
+        <w:rPr>
+          <w:rStyle w:val="DecValTok"/>
+        </w:rPr>
+        <w:t xml:space="preserve">200</w:t>
+      </w:r>
+      <w:r>
+        <w:rPr>
+          <w:rStyle w:val="FunctionTok"/>
+        </w:rPr>
+        <w:t xml:space="preserve">,</w:t>
+      </w:r>
+      <w:r>
+        <w:rPr>
+          <w:rStyle w:val="DataTypeTok"/>
+        </w:rPr>
+        <w:t xml:space="preserve">"latency_ms"</w:t>
+      </w:r>
+      <w:r>
+        <w:rPr>
+          <w:rStyle w:val="FunctionTok"/>
+        </w:rPr>
+        <w:t xml:space="preserve">:</w:t>
+      </w:r>
+      <w:r>
+        <w:rPr>
+          <w:rStyle w:val="FloatTok"/>
+        </w:rPr>
+        <w:t xml:space="preserve">4.81</w:t>
+      </w:r>
+      <w:r>
+        <w:rPr>
+          <w:rStyle w:val="FunctionTok"/>
+        </w:rPr>
+        <w:t xml:space="preserve">,</w:t>
+      </w:r>
+      <w:r>
+        <w:rPr>
+          <w:rStyle w:val="DataTypeTok"/>
+        </w:rPr>
+        <w:t xml:space="preserve">"remote_addr"</w:t>
+      </w:r>
+      <w:r>
+        <w:rPr>
+          <w:rStyle w:val="FunctionTok"/>
+        </w:rPr>
+        <w:t xml:space="preserve">:</w:t>
+      </w:r>
+      <w:r>
+        <w:rPr>
+          <w:rStyle w:val="StringTok"/>
+        </w:rPr>
+        <w:t xml:space="preserve">"10.1.0.42"</w:t>
+      </w:r>
+      <w:r>
+        <w:rPr>
+          <w:rStyle w:val="FunctionTok"/>
+        </w:rPr>
+        <w:t xml:space="preserve">,</w:t>
+      </w:r>
+      <w:r>
+        <w:rPr>
+          <w:rStyle w:val="DataTypeTok"/>
+        </w:rPr>
+        <w:t xml:space="preserve">"n_records"</w:t>
+      </w:r>
+      <w:r>
+        <w:rPr>
+          <w:rStyle w:val="FunctionTok"/>
+        </w:rPr>
+        <w:t xml:space="preserve">:</w:t>
+      </w:r>
+      <w:r>
+        <w:rPr>
+          <w:rStyle w:val="DecValTok"/>
+        </w:rPr>
+        <w:t xml:space="preserve">3</w:t>
+      </w:r>
+      <w:r>
+        <w:rPr>
+          <w:rStyle w:val="FunctionTok"/>
+        </w:rPr>
+        <w:t xml:space="preserve">}</w:t>
+      </w:r>
+    </w:p>
+    <w:p>
+      <w:pPr>
+        <w:pStyle w:val="FirstParagraph"/>
+      </w:pPr>
+      <w:r>
+        <w:rPr>
+          <w:b/>
+          <w:bCs/>
+        </w:rPr>
+        <w:t xml:space="preserve">Prometheus metrics</w:t>
+      </w:r>
+      <w:r>
+        <w:t xml:space="preserve"> </w:t>
+      </w:r>
+      <w:r>
+        <w:t xml:space="preserve">—</w:t>
+      </w:r>
+      <w:r>
+        <w:t xml:space="preserve"> </w:t>
+      </w:r>
+      <w:r>
+        <w:rPr>
+          <w:rStyle w:val="VerbatimChar"/>
+        </w:rPr>
+        <w:t xml:space="preserve">prometheus-flask-exporter</w:t>
+      </w:r>
+      <w:r>
+        <w:t xml:space="preserve"> </w:t>
+      </w:r>
+      <w:r>
+        <w:t xml:space="preserve">serves</w:t>
+      </w:r>
+      <w:r>
+        <w:t xml:space="preserve"> </w:t>
+      </w:r>
+      <w:r>
+        <w:rPr>
+          <w:rStyle w:val="VerbatimChar"/>
+        </w:rPr>
+        <w:t xml:space="preserve">/metrics</w:t>
+      </w:r>
+      <w:r>
+        <w:t xml:space="preserve"> </w:t>
+      </w:r>
+      <w:r>
+        <w:t xml:space="preserve">with default request counters / latency histograms (prefix</w:t>
+      </w:r>
+      <w:r>
+        <w:t xml:space="preserve"> </w:t>
+      </w:r>
+      <w:r>
+        <w:rPr>
+          <w:rStyle w:val="VerbatimChar"/>
+        </w:rPr>
+        <w:t xml:space="preserve">heart_api_*</w:t>
+      </w:r>
+      <w:r>
+        <w:t xml:space="preserve">) plus a custom counter:</w:t>
+      </w:r>
+    </w:p>
+    <w:p>
+      <w:pPr>
+        <w:pStyle w:val="SourceCode"/>
+      </w:pPr>
+      <w:r>
+        <w:rPr>
+          <w:rStyle w:val="VerbatimChar"/>
+        </w:rPr>
+        <w:t xml:space="preserve"># HELP heart_api_predictions_total Total number of predictions returned, labelled by predicted class.</w:t>
+      </w:r>
+      <w:r>
+        <w:br/>
+      </w:r>
+      <w:r>
+        <w:rPr>
+          <w:rStyle w:val="VerbatimChar"/>
+        </w:rPr>
+        <w:t xml:space="preserve"># TYPE heart_api_predictions_total counter</w:t>
+      </w:r>
+      <w:r>
+        <w:br/>
+      </w:r>
+      <w:r>
+        <w:rPr>
+          <w:rStyle w:val="VerbatimChar"/>
+        </w:rPr>
+        <w:t xml:space="preserve">heart_api_predictions_total{label="no_disease"} 17.0</w:t>
+      </w:r>
+      <w:r>
+        <w:br/>
+      </w:r>
+      <w:r>
+        <w:rPr>
+          <w:rStyle w:val="VerbatimChar"/>
+        </w:rPr>
+        <w:t xml:space="preserve">heart_api_predictions_total{label="disease"}    11.0</w:t>
+      </w:r>
+    </w:p>
+    <w:p>
+      <w:pPr>
+        <w:pStyle w:val="FirstParagraph"/>
+      </w:pPr>
+      <w:r>
+        <w:t xml:space="preserve">Three scrape paths are supported out of the box: annotation-based</w:t>
+      </w:r>
+      <w:r>
+        <w:t xml:space="preserve"> </w:t>
+      </w:r>
+      <w:r>
+        <w:t xml:space="preserve">discovery (</w:t>
+      </w:r>
+      <w:r>
+        <w:rPr>
+          <w:rStyle w:val="VerbatimChar"/>
+        </w:rPr>
+        <w:t xml:space="preserve">prometheus.io/{scrape,port,path}</w:t>
+      </w:r>
+      <w:r>
+        <w:t xml:space="preserve"> </w:t>
+      </w:r>
+      <w:r>
+        <w:t xml:space="preserve">already on the Pod</w:t>
+      </w:r>
+      <w:r>
+        <w:t xml:space="preserve"> </w:t>
+      </w:r>
+      <w:r>
+        <w:t xml:space="preserve">template), Prometheus Operator (</w:t>
+      </w:r>
+      <w:r>
+        <w:rPr>
+          <w:rStyle w:val="VerbatimChar"/>
+        </w:rPr>
+        <w:t xml:space="preserve">k8s/servicemonitor.yaml</w:t>
+      </w:r>
+      <w:r>
+        <w:t xml:space="preserve">), and the</w:t>
+      </w:r>
+      <w:r>
+        <w:t xml:space="preserve"> </w:t>
+      </w:r>
+      <w:r>
+        <w:rPr>
+          <w:b/>
+          <w:bCs/>
+        </w:rPr>
+        <w:t xml:space="preserve">bundled local stack</w:t>
+      </w:r>
+      <w:r>
+        <w:t xml:space="preserve"> </w:t>
+      </w:r>
+      <w:r>
+        <w:t xml:space="preserve">under</w:t>
+      </w:r>
+      <w:r>
+        <w:t xml:space="preserve"> </w:t>
+      </w:r>
+      <w:r>
+        <w:rPr>
+          <w:rStyle w:val="VerbatimChar"/>
+        </w:rPr>
+        <w:t xml:space="preserve">monitoring/</w:t>
+      </w:r>
+      <w:r>
+        <w:t xml:space="preserve">.</w:t>
+      </w:r>
+    </w:p>
+    <w:p>
+      <w:pPr>
+        <w:pStyle w:val="BodyText"/>
+      </w:pPr>
+      <w:r>
+        <w:rPr>
+          <w:b/>
+          <w:bCs/>
+        </w:rPr>
+        <w:t xml:space="preserve">Bundled Prometheus + Grafana</w:t>
+      </w:r>
+      <w:r>
+        <w:t xml:space="preserve"> </w:t>
+      </w:r>
+      <w:r>
+        <w:t xml:space="preserve">— a self-contained</w:t>
+      </w:r>
+      <w:r>
+        <w:t xml:space="preserve"> </w:t>
+      </w:r>
+      <w:r>
+        <w:rPr>
+          <w:rStyle w:val="VerbatimChar"/>
+        </w:rPr>
+        <w:t xml:space="preserve">docker compose</w:t>
+      </w:r>
+      <w:r>
+        <w:t xml:space="preserve"> </w:t>
+      </w:r>
+      <w:r>
+        <w:t xml:space="preserve">stack with a pre-loaded</w:t>
+      </w:r>
+      <w:r>
+        <w:t xml:space="preserve"> </w:t>
+      </w:r>
+      <w:r>
+        <w:rPr>
+          <w:i/>
+          <w:iCs/>
+        </w:rPr>
+        <w:t xml:space="preserve">Heart API</w:t>
+      </w:r>
+      <w:r>
+        <w:t xml:space="preserve"> </w:t>
+      </w:r>
+      <w:r>
+        <w:t xml:space="preserve">dashboard:</w:t>
+      </w:r>
+    </w:p>
+    <w:p>
+      <w:pPr>
+        <w:pStyle w:val="SourceCode"/>
+      </w:pPr>
+      <w:r>
+        <w:rPr>
+          <w:rStyle w:val="ExtensionTok"/>
+        </w:rPr>
+        <w:t xml:space="preserve">docker</w:t>
+      </w:r>
+      <w:r>
+        <w:rPr>
+          <w:rStyle w:val="NormalTok"/>
+        </w:rPr>
+        <w:t xml:space="preserve"> compose </w:t>
+      </w:r>
+      <w:r>
+        <w:rPr>
+          <w:rStyle w:val="AttributeTok"/>
+        </w:rPr>
+        <w:t xml:space="preserve">-f</w:t>
+      </w:r>
+      <w:r>
+        <w:rPr>
+          <w:rStyle w:val="NormalTok"/>
+        </w:rPr>
+        <w:t xml:space="preserve"> monitoring/docker-compose.yml up </w:t>
+      </w:r>
+      <w:r>
+        <w:rPr>
+          <w:rStyle w:val="AttributeTok"/>
+        </w:rPr>
+        <w:t xml:space="preserve">-d</w:t>
+      </w:r>
+      <w:r>
+        <w:br/>
+      </w:r>
+      <w:r>
+        <w:rPr>
+          <w:rStyle w:val="CommentTok"/>
+        </w:rPr>
+        <w:t xml:space="preserve"># Prometheus :9090   (Status → Targets: heart-api UP)</w:t>
+      </w:r>
+      <w:r>
+        <w:br/>
+      </w:r>
+      <w:r>
+        <w:rPr>
+          <w:rStyle w:val="CommentTok"/>
+        </w:rPr>
+        <w:t xml:space="preserve"># Grafana    :3000   (anonymous Viewer; admin/admin to edit)</w:t>
+      </w:r>
+    </w:p>
+    <w:p>
+      <w:pPr>
+        <w:pStyle w:val="FirstParagraph"/>
+      </w:pPr>
+      <w:r>
+        <w:t xml:space="preserve">The dashboard JSON (</w:t>
+      </w:r>
+      <w:r>
+        <w:rPr>
+          <w:rStyle w:val="VerbatimChar"/>
+        </w:rPr>
+        <w:t xml:space="preserve">monitoring/grafana/dashboards/heart_api.json</w:t>
+      </w:r>
+      <w:r>
+        <w:t xml:space="preserve">)</w:t>
+      </w:r>
+      <w:r>
+        <w:t xml:space="preserve"> </w:t>
+      </w:r>
+      <w:r>
+        <w:t xml:space="preserve">renders six panels:</w:t>
+      </w:r>
+    </w:p>
+    <w:tbl>
+      <w:tblPr>
+        <w:tblStyle w:val="Table"/>
+        <w:tblW w:type="pct" w:w="5000"/>
+        <w:tblLayout w:type="fixed"/>
+        <w:tblLook w:firstRow="1" w:lastRow="0" w:firstColumn="0" w:lastColumn="0" w:noHBand="0" w:noVBand="0" w:val="0020"/>
+      </w:tblPr>
+      <w:tblGrid>
+        <w:gridCol w:w="3960"/>
+        <w:gridCol w:w="3960"/>
+      </w:tblGrid>
+      <w:tr>
+        <w:trPr>
+          <w:tblHeader w:val="on"/>
+        </w:trPr>
+        <w:tc>
+          <w:tcPr/>
+          <w:p>
+            <w:pPr>
+              <w:pStyle w:val="Compact"/>
+            </w:pPr>
+            <w:r>
+              <w:t xml:space="preserve">Panel</w:t>
+            </w:r>
+          </w:p>
+        </w:tc>
+        <w:tc>
+          <w:tcPr/>
+          <w:p>
+            <w:pPr>
+              <w:pStyle w:val="Compact"/>
+            </w:pPr>
+            <w:r>
+              <w:t xml:space="preserve">PromQL</w:t>
+            </w:r>
+          </w:p>
+        </w:tc>
+      </w:tr>
+      <w:tr>
+        <w:tc>
+          <w:tcPr/>
+          <w:p>
+            <w:pPr>
+              <w:pStyle w:val="Compact"/>
+            </w:pPr>
+            <w:r>
+              <w:t xml:space="preserve">Request rate by path</w:t>
+            </w:r>
+          </w:p>
+        </w:tc>
+        <w:tc>
+          <w:tcPr/>
+          <w:p>
+            <w:pPr>
+              <w:pStyle w:val="Compact"/>
+            </w:pPr>
+            <w:r>
+              <w:rPr>
+                <w:rStyle w:val="VerbatimChar"/>
+              </w:rPr>
+              <w:t xml:space="preserve">sum(rate(heart_api_http_request_total[1m])) by (path)</w:t>
+            </w:r>
+          </w:p>
+        </w:tc>
+      </w:tr>
+      <w:tr>
+        <w:tc>
+          <w:tcPr/>
+          <w:p>
+            <w:pPr>
+              <w:pStyle w:val="Compact"/>
+            </w:pPr>
+            <w:r>
+              <w:t xml:space="preserve">p95 latency by path</w:t>
+            </w:r>
+          </w:p>
+        </w:tc>
+        <w:tc>
+          <w:tcPr/>
+          <w:p>
+            <w:pPr>
+              <w:pStyle w:val="Compact"/>
+            </w:pPr>
+            <w:r>
+              <w:rPr>
+                <w:rStyle w:val="VerbatimChar"/>
+              </w:rPr>
+              <w:t xml:space="preserve">histogram_quantile(0.95, sum(rate(heart_api_http_request_duration_seconds_bucket[5m])) by (le, path))</w:t>
+            </w:r>
+          </w:p>
+        </w:tc>
+      </w:tr>
+      <w:tr>
+        <w:tc>
+          <w:tcPr/>
+          <w:p>
+            <w:pPr>
+              <w:pStyle w:val="Compact"/>
+            </w:pPr>
+            <w:r>
+              <w:t xml:space="preserve">Error ratio (4xx/5xx)</w:t>
+            </w:r>
+          </w:p>
+        </w:tc>
+        <w:tc>
+          <w:tcPr/>
+          <w:p>
+            <w:pPr>
+              <w:pStyle w:val="Compact"/>
+            </w:pPr>
+            <w:r>
+              <w:rPr>
+                <w:rStyle w:val="VerbatimChar"/>
+              </w:rPr>
+              <w:t xml:space="preserve">sum(rate(heart_api_http_request_total{status=~"4..\|5.."}[5m])) / sum(rate(heart_api_http_request_total[5m]))</w:t>
+            </w:r>
+          </w:p>
+        </w:tc>
+      </w:tr>
+      <w:tr>
+        <w:tc>
+          <w:tcPr/>
+          <w:p>
+            <w:pPr>
+              <w:pStyle w:val="Compact"/>
+            </w:pPr>
+            <w:r>
+              <w:t xml:space="preserve">Predicted class distribution</w:t>
+            </w:r>
+          </w:p>
+        </w:tc>
+        <w:tc>
+          <w:tcPr/>
+          <w:p>
+            <w:pPr>
+              <w:pStyle w:val="Compact"/>
+            </w:pPr>
+            <w:r>
+              <w:rPr>
+                <w:rStyle w:val="VerbatimChar"/>
+              </w:rPr>
+              <w:t xml:space="preserve">sum by (label) (heart_api_predictions_total)</w:t>
+            </w:r>
+          </w:p>
+        </w:tc>
+      </w:tr>
+      <w:tr>
+        <w:tc>
+          <w:tcPr/>
+          <w:p>
+            <w:pPr>
+              <w:pStyle w:val="Compact"/>
+            </w:pPr>
+            <w:r>
+              <w:t xml:space="preserve">Total predictions served</w:t>
+            </w:r>
+          </w:p>
+        </w:tc>
+        <w:tc>
+          <w:tcPr/>
+          <w:p>
+            <w:pPr>
+              <w:pStyle w:val="Compact"/>
+            </w:pPr>
+            <w:r>
+              <w:rPr>
+                <w:rStyle w:val="VerbatimChar"/>
+              </w:rPr>
+              <w:t xml:space="preserve">sum(heart_api_predictions_total)</w:t>
+            </w:r>
+          </w:p>
+        </w:tc>
+      </w:tr>
+      <w:tr>
+        <w:tc>
+          <w:tcPr/>
+          <w:p>
+            <w:pPr>
+              <w:pStyle w:val="Compact"/>
+            </w:pPr>
+            <w:r>
+              <w:t xml:space="preserve">Request rate by status</w:t>
+            </w:r>
+          </w:p>
+        </w:tc>
+        <w:tc>
+          <w:tcPr/>
+          <w:p>
+            <w:pPr>
+              <w:pStyle w:val="Compact"/>
+            </w:pPr>
+            <w:r>
+              <w:rPr>
+                <w:rStyle w:val="VerbatimChar"/>
+              </w:rPr>
+              <w:t xml:space="preserve">sum(rate(heart_api_http_request_total[1m])) by (status)</w:t>
+            </w:r>
+          </w:p>
+        </w:tc>
+      </w:tr>
+    </w:tbl>
+    <w:p>
+      <w:pPr>
+        <w:pStyle w:val="BlockText"/>
+      </w:pPr>
+      <w:r>
+        <w:rPr>
+          <w:b/>
+          <w:bCs/>
+        </w:rPr>
+        <w:t xml:space="preserve">Reproducing live traffic.</w:t>
+      </w:r>
+      <w:r>
+        <w:t xml:space="preserve"> </w:t>
+      </w:r>
+      <w:r>
+        <w:rPr>
+          <w:rStyle w:val="VerbatimChar"/>
+        </w:rPr>
+        <w:t xml:space="preserve">scripts/grafana_demo_storm.sh</w:t>
+      </w:r>
+      <w:r>
+        <w:t xml:space="preserve"> </w:t>
+      </w:r>
+      <w:r>
+        <w:t xml:space="preserve">fires</w:t>
+      </w:r>
+      <w:r>
+        <w:t xml:space="preserve"> </w:t>
+      </w:r>
+      <w:r>
+        <w:t xml:space="preserve">a mixed workload (single + batch predicts, deliberate 4xx errors,</w:t>
+      </w:r>
+      <w:r>
+        <w:t xml:space="preserve"> </w:t>
+      </w:r>
+      <w:r>
+        <w:t xml:space="preserve">health probes) for ~60 s so the six panels visibly diverge - useful</w:t>
+      </w:r>
+      <w:r>
+        <w:t xml:space="preserve"> </w:t>
+      </w:r>
+      <w:r>
+        <w:t xml:space="preserve">proof that the metrics are wired through Ingress to Prometheus and</w:t>
+      </w:r>
+      <w:r>
+        <w:t xml:space="preserve"> </w:t>
+      </w:r>
+      <w:r>
+        <w:t xml:space="preserve">not pre-recorded. On a fresh</w:t>
+      </w:r>
+      <w:r>
+        <w:t xml:space="preserve"> </w:t>
+      </w:r>
+      <w:r>
+        <w:rPr>
+          <w:rStyle w:val="VerbatimChar"/>
+        </w:rPr>
+        <w:t xml:space="preserve">docker compose up</w:t>
+      </w:r>
+      <w:r>
+        <w:t xml:space="preserve"> </w:t>
+      </w:r>
+      <w:r>
+        <w:t xml:space="preserve">the panels start</w:t>
+      </w:r>
+      <w:r>
+        <w:t xml:space="preserve"> </w:t>
+      </w:r>
+      <w:r>
+        <w:t xml:space="preserve">empty (counters have no time-series until traffic arrives); a single</w:t>
       </w:r>
       <w:r>
         <w:t xml:space="preserve"> </w:t>
@@ -7647,13 +9370,70 @@
         <w:t xml:space="preserve">/predict</w:t>
       </w:r>
       <w:r>
-        <w:t xml:space="preserve">, and the JSON response on the</w:t>
-      </w:r>
-      <w:r>
-        <w:t xml:space="preserve"> </w:t>
-      </w:r>
-      <w:r>
-        <w:t xml:space="preserve">right is what Prometheus and the test-suite both consume.</w:t>
+        <w:t xml:space="preserve"> </w:t>
+      </w:r>
+      <w:r>
+        <w:t xml:space="preserve">call is enough for them to populate on the next scrape.</w:t>
+      </w:r>
+    </w:p>
+    <w:bookmarkEnd w:id="70"/>
+    <w:bookmarkStart w:id="74" w:name="architecture"/>
+    <w:p>
+      <w:pPr>
+        <w:pStyle w:val="Heading2"/>
+      </w:pPr>
+      <w:r>
+        <w:t xml:space="preserve">14. Architecture</w:t>
+      </w:r>
+    </w:p>
+    <w:p>
+      <w:pPr>
+        <w:pStyle w:val="FirstParagraph"/>
+      </w:pPr>
+      <w:r>
+        <w:t xml:space="preserve">End-to-end pipeline at a glance - eight stages from raw UCI data</w:t>
+      </w:r>
+      <w:r>
+        <w:t xml:space="preserve"> </w:t>
+      </w:r>
+      <w:r>
+        <w:t xml:space="preserve">through training, registry, container, Kubernetes and observability,</w:t>
+      </w:r>
+      <w:r>
+        <w:t xml:space="preserve"> </w:t>
+      </w:r>
+      <w:r>
+        <w:t xml:space="preserve">with CI/CD wrapping the whole loop. The Mermaid source lives in</w:t>
+      </w:r>
+      <w:r>
+        <w:t xml:space="preserve"> </w:t>
+      </w:r>
+      <w:r>
+        <w:rPr>
+          <w:rStyle w:val="VerbatimChar"/>
+        </w:rPr>
+        <w:t xml:space="preserve">reports/architecture.md</w:t>
+      </w:r>
+      <w:r>
+        <w:t xml:space="preserve"> </w:t>
+      </w:r>
+      <w:r>
+        <w:t xml:space="preserve">and is rendered to</w:t>
+      </w:r>
+      <w:r>
+        <w:t xml:space="preserve"> </w:t>
+      </w:r>
+      <w:r>
+        <w:rPr>
+          <w:rStyle w:val="VerbatimChar"/>
+        </w:rPr>
+        <w:t xml:space="preserve">reports/figures/architecture.png</w:t>
+      </w:r>
+      <w:r>
+        <w:t xml:space="preserve"> </w:t>
+      </w:r>
+      <w:r>
+        <w:t xml:space="preserve">at PDF-build time.</w:t>
       </w:r>
     </w:p>
     <w:p>
@@ -7663,20 +9443,20 @@
       <w:r>
         <w:drawing>
           <wp:inline>
-            <wp:extent cx="5334000" cy="5834062"/>
+            <wp:extent cx="5334000" cy="7218506"/>
             <wp:effectExtent b="0" l="0" r="0" t="0"/>
-            <wp:docPr descr="Heart-API web form (Task 6) - prediction proof against the running container" title="" id="68" name="Picture"/>
+            <wp:docPr descr="End-to-end MLOps pipeline architecture" title="" id="72" name="Picture"/>
             <a:graphic>
               <a:graphicData uri="http://schemas.openxmlformats.org/drawingml/2006/picture">
                 <pic:pic>
                   <pic:nvPicPr>
-                    <pic:cNvPr descr="../screenshots/task6_form.png" id="69" name="Picture"/>
+                    <pic:cNvPr descr="figures/architecture.png" id="73" name="Picture"/>
                     <pic:cNvPicPr>
                       <a:picLocks noChangeArrowheads="1" noChangeAspect="1"/>
                     </pic:cNvPicPr>
                   </pic:nvPicPr>
                   <pic:blipFill>
-                    <a:blip r:embed="rId67"/>
+                    <a:blip r:embed="rId71"/>
                     <a:stretch>
                       <a:fillRect/>
                     </a:stretch>
@@ -7684,7 +9464,7 @@
                   <pic:spPr bwMode="auto">
                     <a:xfrm>
                       <a:off x="0" y="0"/>
-                      <a:ext cx="5334000" cy="5834062"/>
+                      <a:ext cx="5334000" cy="7218506"/>
                     </a:xfrm>
                     <a:prstGeom prst="rect">
                       <a:avLst/>
@@ -7708,49 +9488,552 @@
         <w:pStyle w:val="ImageCaption"/>
       </w:pPr>
       <w:r>
-        <w:t xml:space="preserve">Heart-API web form (Task 6) - prediction proof against the running container</w:t>
-      </w:r>
-    </w:p>
-    <w:p>
-      <w:pPr>
-        <w:pStyle w:val="BlockText"/>
-      </w:pPr>
-      <w:r>
-        <w:rPr>
-          <w:b/>
-          <w:bCs/>
-        </w:rPr>
-        <w:t xml:space="preserve">Sample input, exactly as the rubric asks.</w:t>
-      </w:r>
-      <w:r>
-        <w:t xml:space="preserve"> </w:t>
-      </w:r>
-      <w:r>
-        <w:t xml:space="preserve">The form ships with</w:t>
-      </w:r>
-      <w:r>
-        <w:t xml:space="preserve"> </w:t>
-      </w:r>
-      <w:r>
-        <w:t xml:space="preserve">three pre-filled JSON payloads (healthy, disease, batch) that the</w:t>
-      </w:r>
-      <w:r>
-        <w:t xml:space="preserve"> </w:t>
-      </w:r>
-      <w:r>
-        <w:t xml:space="preserve">reviewer can mutate and POST without writing curl by hand. The same</w:t>
-      </w:r>
-      <w:r>
-        <w:t xml:space="preserve"> </w:t>
-      </w:r>
-      <w:r>
-        <w:t xml:space="preserve">JSON contract is what the unit-test suite, the Kubernetes Ingress</w:t>
-      </w:r>
-      <w:r>
-        <w:t xml:space="preserve"> </w:t>
-      </w:r>
-      <w:r>
-        <w:t xml:space="preserve">probe and the Prometheus counter all consume - one schema, one truth.</w:t>
+        <w:t xml:space="preserve">End-to-end MLOps pipeline architecture</w:t>
+      </w:r>
+    </w:p>
+    <w:p>
+      <w:pPr>
+        <w:pStyle w:val="BodyText"/>
+      </w:pPr>
+      <w:r>
+        <w:t xml:space="preserve">ASCII summary (file-level detail for reviewers who prefer text):</w:t>
+      </w:r>
+    </w:p>
+    <w:p>
+      <w:pPr>
+        <w:pStyle w:val="SourceCode"/>
+      </w:pPr>
+      <w:r>
+        <w:rPr>
+          <w:rStyle w:val="VerbatimChar"/>
+        </w:rPr>
+        <w:t xml:space="preserve">UCI (.data files)</w:t>
+      </w:r>
+      <w:r>
+        <w:br/>
+      </w:r>
+      <w:r>
+        <w:rPr>
+          <w:rStyle w:val="VerbatimChar"/>
+        </w:rPr>
+        <w:t xml:space="preserve">    │ src/data/download.py</w:t>
+      </w:r>
+      <w:r>
+        <w:br/>
+      </w:r>
+      <w:r>
+        <w:rPr>
+          <w:rStyle w:val="VerbatimChar"/>
+        </w:rPr>
+        <w:t xml:space="preserve">    ▼</w:t>
+      </w:r>
+      <w:r>
+        <w:br/>
+      </w:r>
+      <w:r>
+        <w:rPr>
+          <w:rStyle w:val="VerbatimChar"/>
+        </w:rPr>
+        <w:t xml:space="preserve">data/raw/ ── src/data/preprocess.py ── data/processed/heart_disease_clean.csv</w:t>
+      </w:r>
+      <w:r>
+        <w:br/>
+      </w:r>
+      <w:r>
+        <w:rPr>
+          <w:rStyle w:val="VerbatimChar"/>
+        </w:rPr>
+        <w:t xml:space="preserve">                                            │</w:t>
+      </w:r>
+      <w:r>
+        <w:br/>
+      </w:r>
+      <w:r>
+        <w:rPr>
+          <w:rStyle w:val="VerbatimChar"/>
+        </w:rPr>
+        <w:t xml:space="preserve">                                            │ src/models/train.py</w:t>
+      </w:r>
+      <w:r>
+        <w:br/>
+      </w:r>
+      <w:r>
+        <w:rPr>
+          <w:rStyle w:val="VerbatimChar"/>
+        </w:rPr>
+        <w:t xml:space="preserve">                                            ▼</w:t>
+      </w:r>
+      <w:r>
+        <w:br/>
+      </w:r>
+      <w:r>
+        <w:rPr>
+          <w:rStyle w:val="VerbatimChar"/>
+        </w:rPr>
+        <w:t xml:space="preserve">                            ┌──────── MLflow tracking (mlruns/) ────────┐</w:t>
+      </w:r>
+      <w:r>
+        <w:br/>
+      </w:r>
+      <w:r>
+        <w:rPr>
+          <w:rStyle w:val="VerbatimChar"/>
+        </w:rPr>
+        <w:t xml:space="preserve">                            │                                            │</w:t>
+      </w:r>
+      <w:r>
+        <w:br/>
+      </w:r>
+      <w:r>
+        <w:rPr>
+          <w:rStyle w:val="VerbatimChar"/>
+        </w:rPr>
+        <w:t xml:space="preserve">                  models/heart_pipeline.joblib       models/mlflow_model/</w:t>
+      </w:r>
+      <w:r>
+        <w:br/>
+      </w:r>
+      <w:r>
+        <w:rPr>
+          <w:rStyle w:val="VerbatimChar"/>
+        </w:rPr>
+        <w:t xml:space="preserve">                            │                                            │</w:t>
+      </w:r>
+      <w:r>
+        <w:br/>
+      </w:r>
+      <w:r>
+        <w:rPr>
+          <w:rStyle w:val="VerbatimChar"/>
+        </w:rPr>
+        <w:t xml:space="preserve">                            └────────── src/models/predict.py ───────────┘</w:t>
+      </w:r>
+      <w:r>
+        <w:br/>
+      </w:r>
+      <w:r>
+        <w:rPr>
+          <w:rStyle w:val="VerbatimChar"/>
+        </w:rPr>
+        <w:t xml:space="preserve">                                            │</w:t>
+      </w:r>
+      <w:r>
+        <w:br/>
+      </w:r>
+      <w:r>
+        <w:rPr>
+          <w:rStyle w:val="VerbatimChar"/>
+        </w:rPr>
+        <w:t xml:space="preserve">                                            ▼</w:t>
+      </w:r>
+      <w:r>
+        <w:br/>
+      </w:r>
+      <w:r>
+        <w:rPr>
+          <w:rStyle w:val="VerbatimChar"/>
+        </w:rPr>
+        <w:t xml:space="preserve">                                src/api/app.py (Flask + gunicorn)</w:t>
+      </w:r>
+      <w:r>
+        <w:br/>
+      </w:r>
+      <w:r>
+        <w:rPr>
+          <w:rStyle w:val="VerbatimChar"/>
+        </w:rPr>
+        <w:t xml:space="preserve">                                            │ docker/Dockerfile</w:t>
+      </w:r>
+      <w:r>
+        <w:br/>
+      </w:r>
+      <w:r>
+        <w:rPr>
+          <w:rStyle w:val="VerbatimChar"/>
+        </w:rPr>
+        <w:t xml:space="preserve">                                            ▼</w:t>
+      </w:r>
+      <w:r>
+        <w:br/>
+      </w:r>
+      <w:r>
+        <w:rPr>
+          <w:rStyle w:val="VerbatimChar"/>
+        </w:rPr>
+        <w:t xml:space="preserve">                                  heart-api:latest (image)</w:t>
+      </w:r>
+      <w:r>
+        <w:br/>
+      </w:r>
+      <w:r>
+        <w:rPr>
+          <w:rStyle w:val="VerbatimChar"/>
+        </w:rPr>
+        <w:t xml:space="preserve">                                            │ kind load docker-image</w:t>
+      </w:r>
+      <w:r>
+        <w:br/>
+      </w:r>
+      <w:r>
+        <w:rPr>
+          <w:rStyle w:val="VerbatimChar"/>
+        </w:rPr>
+        <w:t xml:space="preserve">                                            │ k8s/*.yaml</w:t>
+      </w:r>
+      <w:r>
+        <w:br/>
+      </w:r>
+      <w:r>
+        <w:rPr>
+          <w:rStyle w:val="VerbatimChar"/>
+        </w:rPr>
+        <w:t xml:space="preserve">                                            ▼</w:t>
+      </w:r>
+      <w:r>
+        <w:br/>
+      </w:r>
+      <w:r>
+        <w:rPr>
+          <w:rStyle w:val="VerbatimChar"/>
+        </w:rPr>
+        <w:t xml:space="preserve">   Kubernetes (kind) Deployment ─ Service ─ HPA ─ Pods (2..5 replicas)</w:t>
+      </w:r>
+      <w:r>
+        <w:br/>
+      </w:r>
+      <w:r>
+        <w:rPr>
+          <w:rStyle w:val="VerbatimChar"/>
+        </w:rPr>
+        <w:t xml:space="preserve">                                            ▲</w:t>
+      </w:r>
+      <w:r>
+        <w:br/>
+      </w:r>
+      <w:r>
+        <w:rPr>
+          <w:rStyle w:val="VerbatimChar"/>
+        </w:rPr>
+        <w:t xml:space="preserve">                                            │ ingress-nginx</w:t>
+      </w:r>
+      <w:r>
+        <w:br/>
+      </w:r>
+      <w:r>
+        <w:rPr>
+          <w:rStyle w:val="VerbatimChar"/>
+        </w:rPr>
+        <w:t xml:space="preserve">                                            │</w:t>
+      </w:r>
+      <w:r>
+        <w:br/>
+      </w:r>
+      <w:r>
+        <w:rPr>
+          <w:rStyle w:val="VerbatimChar"/>
+        </w:rPr>
+        <w:t xml:space="preserve">                                http://localhost/* (Ingress)</w:t>
+      </w:r>
+      <w:r>
+        <w:br/>
+      </w:r>
+      <w:r>
+        <w:rPr>
+          <w:rStyle w:val="VerbatimChar"/>
+        </w:rPr>
+        <w:t xml:space="preserve">                                            │</w:t>
+      </w:r>
+      <w:r>
+        <w:br/>
+      </w:r>
+      <w:r>
+        <w:rPr>
+          <w:rStyle w:val="VerbatimChar"/>
+        </w:rPr>
+        <w:t xml:space="preserve">                          /metrics ─► Prometheus ─► Grafana</w:t>
+      </w:r>
+      <w:r>
+        <w:br/>
+      </w:r>
+      <w:r>
+        <w:rPr>
+          <w:rStyle w:val="VerbatimChar"/>
+        </w:rPr>
+        <w:t xml:space="preserve">                          stdout    ─► kubectl logs</w:t>
+      </w:r>
+      <w:r>
+        <w:br/>
+      </w:r>
+      <w:r>
+        <w:rPr>
+          <w:rStyle w:val="VerbatimChar"/>
+        </w:rPr>
+        <w:t xml:space="preserve">                              ▲</w:t>
+      </w:r>
+      <w:r>
+        <w:br/>
+      </w:r>
+      <w:r>
+        <w:rPr>
+          <w:rStyle w:val="VerbatimChar"/>
+        </w:rPr>
+        <w:t xml:space="preserve">                              │ GitHub Actions  (lint → test → train)</w:t>
+      </w:r>
+      <w:r>
+        <w:br/>
+      </w:r>
+      <w:r>
+        <w:rPr>
+          <w:rStyle w:val="VerbatimChar"/>
+        </w:rPr>
+        <w:t xml:space="preserve">                              │ on every push  → uploads metrics.json,</w:t>
+      </w:r>
+      <w:r>
+        <w:br/>
+      </w:r>
+      <w:r>
+        <w:rPr>
+          <w:rStyle w:val="VerbatimChar"/>
+        </w:rPr>
+        <w:t xml:space="preserve">                              │                  figures, joblib</w:t>
+      </w:r>
+      <w:r>
+        <w:br/>
+      </w:r>
+      <w:r>
+        <w:rPr>
+          <w:rStyle w:val="VerbatimChar"/>
+        </w:rPr>
+        <w:t xml:space="preserve">                              └────────────────────────────────────────</w:t>
+      </w:r>
+    </w:p>
+    <w:bookmarkEnd w:id="74"/>
+    <w:bookmarkStart w:id="75" w:name="repository-layout"/>
+    <w:p>
+      <w:pPr>
+        <w:pStyle w:val="Heading2"/>
+      </w:pPr>
+      <w:r>
+        <w:t xml:space="preserve">15. Repository Layout</w:t>
+      </w:r>
+    </w:p>
+    <w:p>
+      <w:pPr>
+        <w:pStyle w:val="SourceCode"/>
+      </w:pPr>
+      <w:r>
+        <w:rPr>
+          <w:rStyle w:val="VerbatimChar"/>
+        </w:rPr>
+        <w:t xml:space="preserve">Assignment/</w:t>
+      </w:r>
+      <w:r>
+        <w:br/>
+      </w:r>
+      <w:r>
+        <w:rPr>
+          <w:rStyle w:val="VerbatimChar"/>
+        </w:rPr>
+        <w:t xml:space="preserve">├── data/{raw,processed}/                 (UCI inputs + cleaned CSV)</w:t>
+      </w:r>
+      <w:r>
+        <w:br/>
+      </w:r>
+      <w:r>
+        <w:rPr>
+          <w:rStyle w:val="VerbatimChar"/>
+        </w:rPr>
+        <w:t xml:space="preserve">├── notebooks/01_eda.ipynb                (EDA)</w:t>
+      </w:r>
+      <w:r>
+        <w:br/>
+      </w:r>
+      <w:r>
+        <w:rPr>
+          <w:rStyle w:val="VerbatimChar"/>
+        </w:rPr>
+        <w:t xml:space="preserve">├── reports/{figures,REPORT.md,…}         (THIS report + visuals)</w:t>
+      </w:r>
+      <w:r>
+        <w:br/>
+      </w:r>
+      <w:r>
+        <w:rPr>
+          <w:rStyle w:val="VerbatimChar"/>
+        </w:rPr>
+        <w:t xml:space="preserve">├── src/</w:t>
+      </w:r>
+      <w:r>
+        <w:br/>
+      </w:r>
+      <w:r>
+        <w:rPr>
+          <w:rStyle w:val="VerbatimChar"/>
+        </w:rPr>
+        <w:t xml:space="preserve">│   ├── data/{download,preprocess}.py</w:t>
+      </w:r>
+      <w:r>
+        <w:br/>
+      </w:r>
+      <w:r>
+        <w:rPr>
+          <w:rStyle w:val="VerbatimChar"/>
+        </w:rPr>
+        <w:t xml:space="preserve">│   ├── features/build_features.py</w:t>
+      </w:r>
+      <w:r>
+        <w:br/>
+      </w:r>
+      <w:r>
+        <w:rPr>
+          <w:rStyle w:val="VerbatimChar"/>
+        </w:rPr>
+        <w:t xml:space="preserve">│   ├── models/{train,predict}.py</w:t>
+      </w:r>
+      <w:r>
+        <w:br/>
+      </w:r>
+      <w:r>
+        <w:rPr>
+          <w:rStyle w:val="VerbatimChar"/>
+        </w:rPr>
+        <w:t xml:space="preserve">│   ├── api/app.py</w:t>
+      </w:r>
+      <w:r>
+        <w:br/>
+      </w:r>
+      <w:r>
+        <w:rPr>
+          <w:rStyle w:val="VerbatimChar"/>
+        </w:rPr>
+        <w:t xml:space="preserve">│   └── utils/mlflow_utils.py</w:t>
+      </w:r>
+      <w:r>
+        <w:br/>
+      </w:r>
+      <w:r>
+        <w:rPr>
+          <w:rStyle w:val="VerbatimChar"/>
+        </w:rPr>
+        <w:t xml:space="preserve">├── unit_test/                            (35 pytest cases, ~74 % cov.)</w:t>
+      </w:r>
+      <w:r>
+        <w:br/>
+      </w:r>
+      <w:r>
+        <w:rPr>
+          <w:rStyle w:val="VerbatimChar"/>
+        </w:rPr>
+        <w:t xml:space="preserve">├── docker/Dockerfile     +  .dockerignore</w:t>
+      </w:r>
+      <w:r>
+        <w:br/>
+      </w:r>
+      <w:r>
+        <w:rPr>
+          <w:rStyle w:val="VerbatimChar"/>
+        </w:rPr>
+        <w:t xml:space="preserve">├── k8s/{configmap,deployment,service,ingress,hpa,servicemonitor}.yaml</w:t>
+      </w:r>
+      <w:r>
+        <w:br/>
+      </w:r>
+      <w:r>
+        <w:rPr>
+          <w:rStyle w:val="VerbatimChar"/>
+        </w:rPr>
+        <w:t xml:space="preserve">├── k8s/setup/kind-cluster-config.yaml</w:t>
+      </w:r>
+      <w:r>
+        <w:br/>
+      </w:r>
+      <w:r>
+        <w:rPr>
+          <w:rStyle w:val="VerbatimChar"/>
+        </w:rPr>
+        <w:t xml:space="preserve">├── monitoring/                           (Prometheus + Grafana docker-compose — Task 8)</w:t>
+      </w:r>
+      <w:r>
+        <w:br/>
+      </w:r>
+      <w:r>
+        <w:rPr>
+          <w:rStyle w:val="VerbatimChar"/>
+        </w:rPr>
+        <w:t xml:space="preserve">│   ├── docker-compose.yml</w:t>
+      </w:r>
+      <w:r>
+        <w:br/>
+      </w:r>
+      <w:r>
+        <w:rPr>
+          <w:rStyle w:val="VerbatimChar"/>
+        </w:rPr>
+        <w:t xml:space="preserve">│   ├── prometheus/prometheus.yml</w:t>
+      </w:r>
+      <w:r>
+        <w:br/>
+      </w:r>
+      <w:r>
+        <w:rPr>
+          <w:rStyle w:val="VerbatimChar"/>
+        </w:rPr>
+        <w:t xml:space="preserve">│   └── grafana/{provisioning,dashboards}/heart_api.json</w:t>
+      </w:r>
+      <w:r>
+        <w:br/>
+      </w:r>
+      <w:r>
+        <w:rPr>
+          <w:rStyle w:val="VerbatimChar"/>
+        </w:rPr>
+        <w:t xml:space="preserve">├── scripts/{demo_up,demo_down}.sh        (one-command local bring-up — Task 7 / Deliverable c)</w:t>
+      </w:r>
+      <w:r>
+        <w:br/>
+      </w:r>
+      <w:r>
+        <w:rPr>
+          <w:rStyle w:val="VerbatimChar"/>
+        </w:rPr>
+        <w:t xml:space="preserve">├── screenshots/{README,capture_commands}.md  + the embedded PNGs</w:t>
+      </w:r>
+      <w:r>
+        <w:br/>
+      </w:r>
+      <w:r>
+        <w:rPr>
+          <w:rStyle w:val="VerbatimChar"/>
+        </w:rPr>
+        <w:t xml:space="preserve">├── .github/workflows/ci.yml</w:t>
+      </w:r>
+      <w:r>
+        <w:br/>
+      </w:r>
+      <w:r>
+        <w:rPr>
+          <w:rStyle w:val="VerbatimChar"/>
+        </w:rPr>
+        <w:t xml:space="preserve">├── pyproject.toml  ·  requirements.txt  ·  .python-version</w:t>
+      </w:r>
+      <w:r>
+        <w:br/>
+      </w:r>
+      <w:r>
+        <w:rPr>
+          <w:rStyle w:val="VerbatimChar"/>
+        </w:rPr>
+        <w:t xml:space="preserve">└── README.md</w:t>
+      </w:r>
+    </w:p>
+    <w:bookmarkEnd w:id="75"/>
+    <w:bookmarkStart w:id="77" w:name="production-readiness-checklist"/>
+    <w:p>
+      <w:pPr>
+        <w:pStyle w:val="Heading2"/>
+      </w:pPr>
+      <w:r>
+        <w:t xml:space="preserve">16. Production-Readiness Checklist</w:t>
       </w:r>
     </w:p>
     <w:p>
@@ -7758,147 +10041,13 @@
         <w:pStyle w:val="FirstParagraph"/>
       </w:pPr>
       <w:r>
-        <w:t xml:space="preserve">Additional capture:</w:t>
-      </w:r>
-      <w:r>
-        <w:t xml:space="preserve"> </w:t>
-      </w:r>
-      <w:r>
-        <w:rPr>
-          <w:rStyle w:val="VerbatimChar"/>
-        </w:rPr>
-        <w:t xml:space="preserve">screenshots/docker_build.png</w:t>
-      </w:r>
-      <w:r>
-        <w:t xml:space="preserve"> </w:t>
-      </w:r>
-      <w:r>
-        <w:t xml:space="preserve">(build log) - see</w:t>
-      </w:r>
-      <w:r>
-        <w:t xml:space="preserve"> </w:t>
-      </w:r>
-      <w:r>
-        <w:rPr>
-          <w:i/>
-          <w:iCs/>
-        </w:rPr>
-        <w:t xml:space="preserve">Appendix A</w:t>
-      </w:r>
-      <w:r>
-        <w:t xml:space="preserve"> </w:t>
-      </w:r>
-      <w:r>
-        <w:t xml:space="preserve">for the exact</w:t>
-      </w:r>
-      <w:r>
-        <w:t xml:space="preserve"> </w:t>
-      </w:r>
-      <w:r>
-        <w:rPr>
-          <w:rStyle w:val="VerbatimChar"/>
-        </w:rPr>
-        <w:t xml:space="preserve">docker build</w:t>
-      </w:r>
-      <w:r>
-        <w:t xml:space="preserve"> </w:t>
-      </w:r>
-      <w:r>
-        <w:t xml:space="preserve">command used.</w:t>
-      </w:r>
-    </w:p>
-    <w:bookmarkEnd w:id="70"/>
-    <w:bookmarkEnd w:id="71"/>
-    <w:bookmarkStart w:id="72" w:name="Xdbfe15ed562be0745ec2ecfe6005214933e643b"/>
-    <w:p>
-      <w:pPr>
-        <w:pStyle w:val="Heading2"/>
-      </w:pPr>
-      <w:r>
-        <w:t xml:space="preserve">12. Production Deployment - Kubernetes (</w:t>
-      </w:r>
-      <w:r>
-        <w:rPr>
-          <w:rStyle w:val="VerbatimChar"/>
-        </w:rPr>
-        <w:t xml:space="preserve">kind</w:t>
-      </w:r>
-      <w:r>
-        <w:t xml:space="preserve"> </w:t>
-      </w:r>
-      <w:r>
-        <w:t xml:space="preserve">+ Ingress)</w:t>
-      </w:r>
-    </w:p>
-    <w:p>
-      <w:pPr>
-        <w:pStyle w:val="FirstParagraph"/>
-      </w:pPr>
-      <w:r>
-        <w:t xml:space="preserve">The image is deployed to a local</w:t>
-      </w:r>
-      <w:r>
-        <w:t xml:space="preserve"> </w:t>
-      </w:r>
-      <w:r>
-        <w:rPr>
-          <w:rStyle w:val="VerbatimChar"/>
-        </w:rPr>
-        <w:t xml:space="preserve">kind</w:t>
-      </w:r>
-      <w:r>
-        <w:t xml:space="preserve"> </w:t>
-      </w:r>
-      <w:r>
-        <w:t xml:space="preserve">(Kubernetes-in-Docker) cluster</w:t>
-      </w:r>
-      <w:r>
-        <w:t xml:space="preserve"> </w:t>
-      </w:r>
-      <w:r>
-        <w:t xml:space="preserve">exposed through an</w:t>
-      </w:r>
-      <w:r>
-        <w:t xml:space="preserve"> </w:t>
-      </w:r>
-      <w:r>
-        <w:rPr>
-          <w:rStyle w:val="VerbatimChar"/>
-        </w:rPr>
-        <w:t xml:space="preserve">ingress-nginx</w:t>
-      </w:r>
-      <w:r>
-        <w:t xml:space="preserve"> </w:t>
-      </w:r>
-      <w:r>
-        <w:t xml:space="preserve">Ingress on host port 80.</w:t>
-      </w:r>
-      <w:r>
-        <w:t xml:space="preserve"> </w:t>
-      </w:r>
-      <w:r>
-        <w:rPr>
-          <w:rStyle w:val="VerbatimChar"/>
-        </w:rPr>
-        <w:t xml:space="preserve">k8s/</w:t>
-      </w:r>
-      <w:r>
-        <w:t xml:space="preserve"> </w:t>
-      </w:r>
-      <w:r>
-        <w:t xml:space="preserve">holds six manifests, all linted via</w:t>
-      </w:r>
-      <w:r>
-        <w:t xml:space="preserve"> </w:t>
-      </w:r>
-      <w:r>
-        <w:rPr>
-          <w:rStyle w:val="VerbatimChar"/>
-        </w:rPr>
-        <w:t xml:space="preserve">yaml.safe_load_all</w:t>
-      </w:r>
-      <w:r>
-        <w:t xml:space="preserve">:</w:t>
+        <w:t xml:space="preserve">The brief calls out three production-readiness clauses; each is</w:t>
+      </w:r>
+      <w:r>
+        <w:t xml:space="preserve"> </w:t>
+      </w:r>
+      <w:r>
+        <w:t xml:space="preserve">enforced automatically and produces downloadable evidence.</w:t>
       </w:r>
     </w:p>
     <w:tbl>
@@ -7924,2640 +10073,6 @@
               <w:pStyle w:val="Compact"/>
             </w:pPr>
             <w:r>
-              <w:t xml:space="preserve">File</w:t>
-            </w:r>
-          </w:p>
-        </w:tc>
-        <w:tc>
-          <w:tcPr/>
-          <w:p>
-            <w:pPr>
-              <w:pStyle w:val="Compact"/>
-            </w:pPr>
-            <w:r>
-              <w:t xml:space="preserve">Kind</w:t>
-            </w:r>
-          </w:p>
-        </w:tc>
-        <w:tc>
-          <w:tcPr/>
-          <w:p>
-            <w:pPr>
-              <w:pStyle w:val="Compact"/>
-            </w:pPr>
-            <w:r>
-              <w:t xml:space="preserve">Highlights</w:t>
-            </w:r>
-          </w:p>
-        </w:tc>
-      </w:tr>
-      <w:tr>
-        <w:tc>
-          <w:tcPr/>
-          <w:p>
-            <w:pPr>
-              <w:pStyle w:val="Compact"/>
-            </w:pPr>
-            <w:r>
-              <w:rPr>
-                <w:rStyle w:val="VerbatimChar"/>
-              </w:rPr>
-              <w:t xml:space="preserve">configmap.yaml</w:t>
-            </w:r>
-          </w:p>
-        </w:tc>
-        <w:tc>
-          <w:tcPr/>
-          <w:p>
-            <w:pPr>
-              <w:pStyle w:val="Compact"/>
-            </w:pPr>
-            <w:r>
-              <w:t xml:space="preserve">ConfigMap</w:t>
-            </w:r>
-          </w:p>
-        </w:tc>
-        <w:tc>
-          <w:tcPr/>
-          <w:p>
-            <w:pPr>
-              <w:pStyle w:val="Compact"/>
-            </w:pPr>
-            <w:r>
-              <w:rPr>
-                <w:rStyle w:val="VerbatimChar"/>
-              </w:rPr>
-              <w:t xml:space="preserve">MODEL_PATH</w:t>
-            </w:r>
-            <w:r>
-              <w:t xml:space="preserve">,</w:t>
-            </w:r>
-            <w:r>
-              <w:t xml:space="preserve"> </w:t>
-            </w:r>
-            <w:r>
-              <w:rPr>
-                <w:rStyle w:val="VerbatimChar"/>
-              </w:rPr>
-              <w:t xml:space="preserve">HOST</w:t>
-            </w:r>
-            <w:r>
-              <w:t xml:space="preserve">,</w:t>
-            </w:r>
-            <w:r>
-              <w:t xml:space="preserve"> </w:t>
-            </w:r>
-            <w:r>
-              <w:rPr>
-                <w:rStyle w:val="VerbatimChar"/>
-              </w:rPr>
-              <w:t xml:space="preserve">PORT</w:t>
-            </w:r>
-            <w:r>
-              <w:t xml:space="preserve"> </w:t>
-            </w:r>
-            <w:r>
-              <w:t xml:space="preserve">env</w:t>
-            </w:r>
-          </w:p>
-        </w:tc>
-      </w:tr>
-      <w:tr>
-        <w:tc>
-          <w:tcPr/>
-          <w:p>
-            <w:pPr>
-              <w:pStyle w:val="Compact"/>
-            </w:pPr>
-            <w:r>
-              <w:rPr>
-                <w:rStyle w:val="VerbatimChar"/>
-              </w:rPr>
-              <w:t xml:space="preserve">deployment.yaml</w:t>
-            </w:r>
-          </w:p>
-        </w:tc>
-        <w:tc>
-          <w:tcPr/>
-          <w:p>
-            <w:pPr>
-              <w:pStyle w:val="Compact"/>
-            </w:pPr>
-            <w:r>
-              <w:t xml:space="preserve">Deployment</w:t>
-            </w:r>
-          </w:p>
-        </w:tc>
-        <w:tc>
-          <w:tcPr/>
-          <w:p>
-            <w:pPr>
-              <w:pStyle w:val="Compact"/>
-            </w:pPr>
-            <w:r>
-              <w:t xml:space="preserve">2 replicas · rolling update (</w:t>
-            </w:r>
-            <w:r>
-              <w:rPr>
-                <w:rStyle w:val="VerbatimChar"/>
-              </w:rPr>
-              <w:t xml:space="preserve">maxSurge=1, maxUnavailable=0</w:t>
-            </w:r>
-            <w:r>
-              <w:t xml:space="preserve">) · startup/readiness/liveness probes on</w:t>
-            </w:r>
-            <w:r>
-              <w:t xml:space="preserve"> </w:t>
-            </w:r>
-            <w:r>
-              <w:rPr>
-                <w:rStyle w:val="VerbatimChar"/>
-              </w:rPr>
-              <w:t xml:space="preserve">/health</w:t>
-            </w:r>
-            <w:r>
-              <w:t xml:space="preserve"> </w:t>
-            </w:r>
-            <w:r>
-              <w:t xml:space="preserve">· CPU 100m/500m, mem 256Mi/512Mi · non-root securityContext ·</w:t>
-            </w:r>
-            <w:r>
-              <w:t xml:space="preserve"> </w:t>
-            </w:r>
-            <w:r>
-              <w:rPr>
-                <w:rStyle w:val="VerbatimChar"/>
-              </w:rPr>
-              <w:t xml:space="preserve">imagePullPolicy: Never</w:t>
-            </w:r>
-            <w:r>
-              <w:t xml:space="preserve"> </w:t>
-            </w:r>
-            <w:r>
-              <w:t xml:space="preserve">(image sideloaded into kind) · Prometheus scrape annotations</w:t>
-            </w:r>
-          </w:p>
-        </w:tc>
-      </w:tr>
-      <w:tr>
-        <w:tc>
-          <w:tcPr/>
-          <w:p>
-            <w:pPr>
-              <w:pStyle w:val="Compact"/>
-            </w:pPr>
-            <w:r>
-              <w:rPr>
-                <w:rStyle w:val="VerbatimChar"/>
-              </w:rPr>
-              <w:t xml:space="preserve">service.yaml</w:t>
-            </w:r>
-          </w:p>
-        </w:tc>
-        <w:tc>
-          <w:tcPr/>
-          <w:p>
-            <w:pPr>
-              <w:pStyle w:val="Compact"/>
-            </w:pPr>
-            <w:r>
-              <w:t xml:space="preserve">Service (NodePort 30050)</w:t>
-            </w:r>
-          </w:p>
-        </w:tc>
-        <w:tc>
-          <w:tcPr/>
-          <w:p>
-            <w:pPr>
-              <w:pStyle w:val="Compact"/>
-            </w:pPr>
-            <w:r>
-              <w:t xml:space="preserve">ClusterIP target for the Ingress; NodePort kept as a fallback for direct access</w:t>
-            </w:r>
-          </w:p>
-        </w:tc>
-      </w:tr>
-      <w:tr>
-        <w:tc>
-          <w:tcPr/>
-          <w:p>
-            <w:pPr>
-              <w:pStyle w:val="Compact"/>
-            </w:pPr>
-            <w:r>
-              <w:rPr>
-                <w:rStyle w:val="VerbatimChar"/>
-                <w:b/>
-                <w:bCs/>
-              </w:rPr>
-              <w:t xml:space="preserve">ingress.yaml</w:t>
-            </w:r>
-          </w:p>
-        </w:tc>
-        <w:tc>
-          <w:tcPr/>
-          <w:p>
-            <w:pPr>
-              <w:pStyle w:val="Compact"/>
-            </w:pPr>
-            <w:r>
-              <w:t xml:space="preserve">Ingress (</w:t>
-            </w:r>
-            <w:r>
-              <w:rPr>
-                <w:rStyle w:val="VerbatimChar"/>
-              </w:rPr>
-              <w:t xml:space="preserve">nginx</w:t>
-            </w:r>
-            <w:r>
-              <w:t xml:space="preserve">)</w:t>
-            </w:r>
-          </w:p>
-        </w:tc>
-        <w:tc>
-          <w:tcPr/>
-          <w:p>
-            <w:pPr>
-              <w:pStyle w:val="Compact"/>
-            </w:pPr>
-            <w:r>
-              <w:rPr>
-                <w:b/>
-                <w:bCs/>
-              </w:rPr>
-              <w:t xml:space="preserve">Routes</w:t>
-            </w:r>
-            <w:r>
-              <w:rPr>
-                <w:b/>
-                <w:bCs/>
-              </w:rPr>
-              <w:t xml:space="preserve"> </w:t>
-            </w:r>
-            <w:r>
-              <w:rPr>
-                <w:rStyle w:val="VerbatimChar"/>
-                <w:b/>
-                <w:bCs/>
-              </w:rPr>
-              <w:t xml:space="preserve">http://localhost/*</w:t>
-            </w:r>
-            <w:r>
-              <w:rPr>
-                <w:b/>
-                <w:bCs/>
-              </w:rPr>
-              <w:t xml:space="preserve"> </w:t>
-            </w:r>
-            <w:r>
-              <w:rPr>
-                <w:b/>
-                <w:bCs/>
-              </w:rPr>
-              <w:t xml:space="preserve">→</w:t>
-            </w:r>
-            <w:r>
-              <w:rPr>
-                <w:b/>
-                <w:bCs/>
-              </w:rPr>
-              <w:t xml:space="preserve"> </w:t>
-            </w:r>
-            <w:r>
-              <w:rPr>
-                <w:rStyle w:val="VerbatimChar"/>
-                <w:b/>
-                <w:bCs/>
-              </w:rPr>
-              <w:t xml:space="preserve">heart-api:80</w:t>
-            </w:r>
-            <w:r>
-              <w:rPr>
-                <w:b/>
-                <w:bCs/>
-              </w:rPr>
-              <w:t xml:space="preserve"> </w:t>
-            </w:r>
-            <w:r>
-              <w:rPr>
-                <w:b/>
-                <w:bCs/>
-              </w:rPr>
-              <w:t xml:space="preserve">— primary public exposure layer</w:t>
-            </w:r>
-          </w:p>
-        </w:tc>
-      </w:tr>
-      <w:tr>
-        <w:tc>
-          <w:tcPr/>
-          <w:p>
-            <w:pPr>
-              <w:pStyle w:val="Compact"/>
-            </w:pPr>
-            <w:r>
-              <w:rPr>
-                <w:rStyle w:val="VerbatimChar"/>
-              </w:rPr>
-              <w:t xml:space="preserve">hpa.yaml</w:t>
-            </w:r>
-          </w:p>
-        </w:tc>
-        <w:tc>
-          <w:tcPr/>
-          <w:p>
-            <w:pPr>
-              <w:pStyle w:val="Compact"/>
-            </w:pPr>
-            <w:r>
-              <w:t xml:space="preserve">HorizontalPodAutoscaler</w:t>
-            </w:r>
-          </w:p>
-        </w:tc>
-        <w:tc>
-          <w:tcPr/>
-          <w:p>
-            <w:pPr>
-              <w:pStyle w:val="Compact"/>
-            </w:pPr>
-            <w:r>
-              <w:t xml:space="preserve">2 ↔ 5 replicas at 70 % CPU</w:t>
-            </w:r>
-          </w:p>
-        </w:tc>
-      </w:tr>
-      <w:tr>
-        <w:tc>
-          <w:tcPr/>
-          <w:p>
-            <w:pPr>
-              <w:pStyle w:val="Compact"/>
-            </w:pPr>
-            <w:r>
-              <w:rPr>
-                <w:rStyle w:val="VerbatimChar"/>
-              </w:rPr>
-              <w:t xml:space="preserve">servicemonitor.yaml</w:t>
-            </w:r>
-          </w:p>
-        </w:tc>
-        <w:tc>
-          <w:tcPr/>
-          <w:p>
-            <w:pPr>
-              <w:pStyle w:val="Compact"/>
-            </w:pPr>
-            <w:r>
-              <w:t xml:space="preserve">ServiceMonitor</w:t>
-            </w:r>
-          </w:p>
-        </w:tc>
-        <w:tc>
-          <w:tcPr/>
-          <w:p>
-            <w:pPr>
-              <w:pStyle w:val="Compact"/>
-            </w:pPr>
-            <w:r>
-              <w:t xml:space="preserve">Prometheus Operator scrape (</w:t>
-            </w:r>
-            <w:r>
-              <w:rPr>
-                <w:rStyle w:val="VerbatimChar"/>
-              </w:rPr>
-              <w:t xml:space="preserve">30 s</w:t>
-            </w:r>
-            <w:r>
-              <w:t xml:space="preserve">)</w:t>
-            </w:r>
-          </w:p>
-        </w:tc>
-      </w:tr>
-      <w:tr>
-        <w:tc>
-          <w:tcPr/>
-          <w:p>
-            <w:pPr>
-              <w:pStyle w:val="Compact"/>
-            </w:pPr>
-            <w:r>
-              <w:rPr>
-                <w:rStyle w:val="VerbatimChar"/>
-              </w:rPr>
-              <w:t xml:space="preserve">setup/kind-cluster-config.yaml</w:t>
-            </w:r>
-          </w:p>
-        </w:tc>
-        <w:tc>
-          <w:tcPr/>
-          <w:p>
-            <w:pPr>
-              <w:pStyle w:val="Compact"/>
-            </w:pPr>
-            <w:r>
-              <w:t xml:space="preserve">kind config</w:t>
-            </w:r>
-          </w:p>
-        </w:tc>
-        <w:tc>
-          <w:tcPr/>
-          <w:p>
-            <w:pPr>
-              <w:pStyle w:val="Compact"/>
-            </w:pPr>
-            <w:r>
-              <w:t xml:space="preserve">Maps host ports 80 / 443 / 30050 onto the control-plane node and sets</w:t>
-            </w:r>
-            <w:r>
-              <w:t xml:space="preserve"> </w:t>
-            </w:r>
-            <w:r>
-              <w:rPr>
-                <w:rStyle w:val="VerbatimChar"/>
-              </w:rPr>
-              <w:t xml:space="preserve">node-labels: ingress-ready=true</w:t>
-            </w:r>
-            <w:r>
-              <w:t xml:space="preserve"> </w:t>
-            </w:r>
-            <w:r>
-              <w:t xml:space="preserve">so the kind variant of</w:t>
-            </w:r>
-            <w:r>
-              <w:t xml:space="preserve"> </w:t>
-            </w:r>
-            <w:r>
-              <w:rPr>
-                <w:rStyle w:val="VerbatimChar"/>
-              </w:rPr>
-              <w:t xml:space="preserve">ingress-nginx</w:t>
-            </w:r>
-            <w:r>
-              <w:t xml:space="preserve"> </w:t>
-            </w:r>
-            <w:r>
-              <w:t xml:space="preserve">schedules on it</w:t>
-            </w:r>
-          </w:p>
-        </w:tc>
-      </w:tr>
-    </w:tbl>
-    <w:p>
-      <w:pPr>
-        <w:pStyle w:val="BodyText"/>
-      </w:pPr>
-      <w:r>
-        <w:t xml:space="preserve">Bring-up (full commands in</w:t>
-      </w:r>
-      <w:r>
-        <w:t xml:space="preserve"> </w:t>
-      </w:r>
-      <w:r>
-        <w:rPr>
-          <w:rStyle w:val="VerbatimChar"/>
-        </w:rPr>
-        <w:t xml:space="preserve">README.md</w:t>
-      </w:r>
-      <w:r>
-        <w:t xml:space="preserve"> </w:t>
-      </w:r>
-      <w:r>
-        <w:t xml:space="preserve">§Task 7):</w:t>
-      </w:r>
-    </w:p>
-    <w:p>
-      <w:pPr>
-        <w:pStyle w:val="SourceCode"/>
-      </w:pPr>
-      <w:r>
-        <w:rPr>
-          <w:rStyle w:val="CommentTok"/>
-        </w:rPr>
-        <w:t xml:space="preserve"># Cluster + image + ingress controller (one-time)</w:t>
-      </w:r>
-      <w:r>
-        <w:br/>
-      </w:r>
-      <w:r>
-        <w:rPr>
-          <w:rStyle w:val="ExtensionTok"/>
-        </w:rPr>
-        <w:t xml:space="preserve">kind</w:t>
-      </w:r>
-      <w:r>
-        <w:rPr>
-          <w:rStyle w:val="NormalTok"/>
-        </w:rPr>
-        <w:t xml:space="preserve"> create cluster </w:t>
-      </w:r>
-      <w:r>
-        <w:rPr>
-          <w:rStyle w:val="AttributeTok"/>
-        </w:rPr>
-        <w:t xml:space="preserve">--config</w:t>
-      </w:r>
-      <w:r>
-        <w:rPr>
-          <w:rStyle w:val="NormalTok"/>
-        </w:rPr>
-        <w:t xml:space="preserve"> k8s/setup/kind-cluster-config.yaml</w:t>
-      </w:r>
-      <w:r>
-        <w:br/>
-      </w:r>
-      <w:r>
-        <w:rPr>
-          <w:rStyle w:val="ExtensionTok"/>
-        </w:rPr>
-        <w:t xml:space="preserve">docker</w:t>
-      </w:r>
-      <w:r>
-        <w:rPr>
-          <w:rStyle w:val="NormalTok"/>
-        </w:rPr>
-        <w:t xml:space="preserve"> build </w:t>
-      </w:r>
-      <w:r>
-        <w:rPr>
-          <w:rStyle w:val="AttributeTok"/>
-        </w:rPr>
-        <w:t xml:space="preserve">-f</w:t>
-      </w:r>
-      <w:r>
-        <w:rPr>
-          <w:rStyle w:val="NormalTok"/>
-        </w:rPr>
-        <w:t xml:space="preserve"> docker/Dockerfile </w:t>
-      </w:r>
-      <w:r>
-        <w:rPr>
-          <w:rStyle w:val="AttributeTok"/>
-        </w:rPr>
-        <w:t xml:space="preserve">-t</w:t>
-      </w:r>
-      <w:r>
-        <w:rPr>
-          <w:rStyle w:val="NormalTok"/>
-        </w:rPr>
-        <w:t xml:space="preserve"> heart-api:latest .</w:t>
-      </w:r>
-      <w:r>
-        <w:br/>
-      </w:r>
-      <w:r>
-        <w:rPr>
-          <w:rStyle w:val="ExtensionTok"/>
-        </w:rPr>
-        <w:t xml:space="preserve">kind</w:t>
-      </w:r>
-      <w:r>
-        <w:rPr>
-          <w:rStyle w:val="NormalTok"/>
-        </w:rPr>
-        <w:t xml:space="preserve"> load docker-image heart-api:latest </w:t>
-      </w:r>
-      <w:r>
-        <w:rPr>
-          <w:rStyle w:val="AttributeTok"/>
-        </w:rPr>
-        <w:t xml:space="preserve">--name</w:t>
-      </w:r>
-      <w:r>
-        <w:rPr>
-          <w:rStyle w:val="NormalTok"/>
-        </w:rPr>
-        <w:t xml:space="preserve"> heart</w:t>
-      </w:r>
-      <w:r>
-        <w:br/>
-      </w:r>
-      <w:r>
-        <w:rPr>
-          <w:rStyle w:val="ExtensionTok"/>
-        </w:rPr>
-        <w:t xml:space="preserve">kubectl</w:t>
-      </w:r>
-      <w:r>
-        <w:rPr>
-          <w:rStyle w:val="NormalTok"/>
-        </w:rPr>
-        <w:t xml:space="preserve"> apply </w:t>
-      </w:r>
-      <w:r>
-        <w:rPr>
-          <w:rStyle w:val="AttributeTok"/>
-        </w:rPr>
-        <w:t xml:space="preserve">-f</w:t>
-      </w:r>
-      <w:r>
-        <w:rPr>
-          <w:rStyle w:val="NormalTok"/>
-        </w:rPr>
-        <w:t xml:space="preserve"> https://raw.githubusercontent.com/kubernetes/ingress-nginx/main/deploy/static/provider/kind/deploy.yaml</w:t>
-      </w:r>
-      <w:r>
-        <w:br/>
-      </w:r>
-      <w:r>
-        <w:br/>
-      </w:r>
-      <w:r>
-        <w:rPr>
-          <w:rStyle w:val="CommentTok"/>
-        </w:rPr>
-        <w:t xml:space="preserve"># Workload</w:t>
-      </w:r>
-      <w:r>
-        <w:br/>
-      </w:r>
-      <w:r>
-        <w:rPr>
-          <w:rStyle w:val="ExtensionTok"/>
-        </w:rPr>
-        <w:t xml:space="preserve">kubectl</w:t>
-      </w:r>
-      <w:r>
-        <w:rPr>
-          <w:rStyle w:val="NormalTok"/>
-        </w:rPr>
-        <w:t xml:space="preserve"> apply </w:t>
-      </w:r>
-      <w:r>
-        <w:rPr>
-          <w:rStyle w:val="AttributeTok"/>
-        </w:rPr>
-        <w:t xml:space="preserve">-f</w:t>
-      </w:r>
-      <w:r>
-        <w:rPr>
-          <w:rStyle w:val="NormalTok"/>
-        </w:rPr>
-        <w:t xml:space="preserve"> k8s/configmap.yaml </w:t>
-      </w:r>
-      <w:r>
-        <w:rPr>
-          <w:rStyle w:val="AttributeTok"/>
-        </w:rPr>
-        <w:t xml:space="preserve">-f</w:t>
-      </w:r>
-      <w:r>
-        <w:rPr>
-          <w:rStyle w:val="NormalTok"/>
-        </w:rPr>
-        <w:t xml:space="preserve"> k8s/deployment.yaml </w:t>
-      </w:r>
-      <w:r>
-        <w:rPr>
-          <w:rStyle w:val="DataTypeTok"/>
-        </w:rPr>
-        <w:t xml:space="preserve">\</w:t>
-      </w:r>
-      <w:r>
-        <w:br/>
-      </w:r>
-      <w:r>
-        <w:rPr>
-          <w:rStyle w:val="NormalTok"/>
-        </w:rPr>
-        <w:t xml:space="preserve">              </w:t>
-      </w:r>
-      <w:r>
-        <w:rPr>
-          <w:rStyle w:val="AttributeTok"/>
-        </w:rPr>
-        <w:t xml:space="preserve">-f</w:t>
-      </w:r>
-      <w:r>
-        <w:rPr>
-          <w:rStyle w:val="NormalTok"/>
-        </w:rPr>
-        <w:t xml:space="preserve"> k8s/service.yaml  </w:t>
-      </w:r>
-      <w:r>
-        <w:rPr>
-          <w:rStyle w:val="AttributeTok"/>
-        </w:rPr>
-        <w:t xml:space="preserve">-f</w:t>
-      </w:r>
-      <w:r>
-        <w:rPr>
-          <w:rStyle w:val="NormalTok"/>
-        </w:rPr>
-        <w:t xml:space="preserve"> k8s/hpa.yaml </w:t>
-      </w:r>
-      <w:r>
-        <w:rPr>
-          <w:rStyle w:val="DataTypeTok"/>
-        </w:rPr>
-        <w:t xml:space="preserve">\</w:t>
-      </w:r>
-      <w:r>
-        <w:br/>
-      </w:r>
-      <w:r>
-        <w:rPr>
-          <w:rStyle w:val="NormalTok"/>
-        </w:rPr>
-        <w:t xml:space="preserve">              </w:t>
-      </w:r>
-      <w:r>
-        <w:rPr>
-          <w:rStyle w:val="AttributeTok"/>
-        </w:rPr>
-        <w:t xml:space="preserve">-f</w:t>
-      </w:r>
-      <w:r>
-        <w:rPr>
-          <w:rStyle w:val="NormalTok"/>
-        </w:rPr>
-        <w:t xml:space="preserve"> k8s/ingress.yaml</w:t>
-      </w:r>
-      <w:r>
-        <w:br/>
-      </w:r>
-      <w:r>
-        <w:rPr>
-          <w:rStyle w:val="ExtensionTok"/>
-        </w:rPr>
-        <w:t xml:space="preserve">kubectl</w:t>
-      </w:r>
-      <w:r>
-        <w:rPr>
-          <w:rStyle w:val="NormalTok"/>
-        </w:rPr>
-        <w:t xml:space="preserve"> rollout status deployment/heart-api</w:t>
-      </w:r>
-      <w:r>
-        <w:br/>
-      </w:r>
-      <w:r>
-        <w:rPr>
-          <w:rStyle w:val="ExtensionTok"/>
-        </w:rPr>
-        <w:t xml:space="preserve">curl</w:t>
-      </w:r>
-      <w:r>
-        <w:rPr>
-          <w:rStyle w:val="NormalTok"/>
-        </w:rPr>
-        <w:t xml:space="preserve"> http://localhost/health         </w:t>
-      </w:r>
-      <w:r>
-        <w:rPr>
-          <w:rStyle w:val="CommentTok"/>
-        </w:rPr>
-        <w:t xml:space="preserve"># → 200, via Ingress on port 80</w:t>
-      </w:r>
-    </w:p>
-    <w:p>
-      <w:pPr>
-        <w:pStyle w:val="FirstParagraph"/>
-      </w:pPr>
-      <w:r>
-        <w:t xml:space="preserve">The choice of Ingress (rather than NodePort or LoadBalancer) directly</w:t>
-      </w:r>
-      <w:r>
-        <w:t xml:space="preserve"> </w:t>
-      </w:r>
-      <w:r>
-        <w:t xml:space="preserve">satisfies the rubric requirement</w:t>
-      </w:r>
-      <w:r>
-        <w:t xml:space="preserve"> </w:t>
-      </w:r>
-      <w:r>
-        <w:rPr>
-          <w:i/>
-          <w:iCs/>
-        </w:rPr>
-        <w:t xml:space="preserve">“Expose via Load Balancer or</w:t>
-      </w:r>
-      <w:r>
-        <w:rPr>
-          <w:i/>
-          <w:iCs/>
-        </w:rPr>
-        <w:t xml:space="preserve"> </w:t>
-      </w:r>
-      <w:r>
-        <w:rPr>
-          <w:b/>
-          <w:bCs/>
-          <w:i/>
-          <w:iCs/>
-        </w:rPr>
-        <w:t xml:space="preserve">Ingress</w:t>
-      </w:r>
-      <w:r>
-        <w:rPr>
-          <w:i/>
-          <w:iCs/>
-        </w:rPr>
-        <w:t xml:space="preserve">”</w:t>
-      </w:r>
-      <w:r>
-        <w:t xml:space="preserve">.</w:t>
-      </w:r>
-    </w:p>
-    <w:p>
-      <w:pPr>
-        <w:pStyle w:val="BodyText"/>
-      </w:pPr>
-      <w:r>
-        <w:t xml:space="preserve">Screenshot evidence (capture instructions in</w:t>
-      </w:r>
-      <w:r>
-        <w:t xml:space="preserve"> </w:t>
-      </w:r>
-      <w:r>
-        <w:rPr>
-          <w:i/>
-          <w:iCs/>
-        </w:rPr>
-        <w:t xml:space="preserve">Appendix A</w:t>
-      </w:r>
-      <w:r>
-        <w:t xml:space="preserve">):</w:t>
-      </w:r>
-      <w:r>
-        <w:t xml:space="preserve"> </w:t>
-      </w:r>
-      <w:r>
-        <w:rPr>
-          <w:rStyle w:val="VerbatimChar"/>
-        </w:rPr>
-        <w:t xml:space="preserve">screenshots/kubectl_get_pods.png</w:t>
-      </w:r>
-      <w:r>
-        <w:t xml:space="preserve">,</w:t>
-      </w:r>
-      <w:r>
-        <w:t xml:space="preserve"> </w:t>
-      </w:r>
-      <w:r>
-        <w:rPr>
-          <w:rStyle w:val="VerbatimChar"/>
-        </w:rPr>
-        <w:t xml:space="preserve">screenshots/kubectl_get_svc.png</w:t>
-      </w:r>
-      <w:r>
-        <w:t xml:space="preserve">,</w:t>
-      </w:r>
-      <w:r>
-        <w:t xml:space="preserve"> </w:t>
-      </w:r>
-      <w:r>
-        <w:rPr>
-          <w:rStyle w:val="VerbatimChar"/>
-        </w:rPr>
-        <w:t xml:space="preserve">screenshots/kubectl_get_ingress.png</w:t>
-      </w:r>
-      <w:r>
-        <w:t xml:space="preserve">,</w:t>
-      </w:r>
-      <w:r>
-        <w:t xml:space="preserve"> </w:t>
-      </w:r>
-      <w:r>
-        <w:rPr>
-          <w:rStyle w:val="VerbatimChar"/>
-        </w:rPr>
-        <w:t xml:space="preserve">screenshots/predict_curl.png</w:t>
-      </w:r>
-      <w:r>
-        <w:t xml:space="preserve"> </w:t>
-      </w:r>
-      <w:r>
-        <w:t xml:space="preserve">-</w:t>
-      </w:r>
-      <w:r>
-        <w:t xml:space="preserve"> </w:t>
-      </w:r>
-      <w:r>
-        <w:t xml:space="preserve">together these prove the deployment workflow runs end-to-end and</w:t>
-      </w:r>
-      <w:r>
-        <w:t xml:space="preserve"> </w:t>
-      </w:r>
-      <w:r>
-        <w:t xml:space="preserve">satisfy §9(e) of the rubric (</w:t>
-      </w:r>
-      <w:r>
-        <w:rPr>
-          <w:i/>
-          <w:iCs/>
-        </w:rPr>
-        <w:t xml:space="preserve">“deployment workflow screenshots”</w:t>
-      </w:r>
-      <w:r>
-        <w:t xml:space="preserve">).</w:t>
-      </w:r>
-    </w:p>
-    <w:bookmarkEnd w:id="72"/>
-    <w:bookmarkStart w:id="76" w:name="monitoring-logging"/>
-    <w:p>
-      <w:pPr>
-        <w:pStyle w:val="Heading2"/>
-      </w:pPr>
-      <w:r>
-        <w:t xml:space="preserve">13. Monitoring &amp; Logging</w:t>
-      </w:r>
-    </w:p>
-    <w:p>
-      <w:pPr>
-        <w:pStyle w:val="FirstParagraph"/>
-      </w:pPr>
-      <w:r>
-        <w:t xml:space="preserve">Two complementary streams instrument the running container:</w:t>
-      </w:r>
-    </w:p>
-    <w:p>
-      <w:pPr>
-        <w:pStyle w:val="BodyText"/>
-      </w:pPr>
-      <w:r>
-        <w:rPr>
-          <w:b/>
-          <w:bCs/>
-        </w:rPr>
-        <w:t xml:space="preserve">Structured access log</w:t>
-      </w:r>
-      <w:r>
-        <w:t xml:space="preserve"> </w:t>
-      </w:r>
-      <w:r>
-        <w:t xml:space="preserve">— every HTTP request emits one JSON line on</w:t>
-      </w:r>
-      <w:r>
-        <w:t xml:space="preserve"> </w:t>
-      </w:r>
-      <w:r>
-        <w:t xml:space="preserve">the</w:t>
-      </w:r>
-      <w:r>
-        <w:t xml:space="preserve"> </w:t>
-      </w:r>
-      <w:r>
-        <w:rPr>
-          <w:rStyle w:val="VerbatimChar"/>
-        </w:rPr>
-        <w:t xml:space="preserve">heart_api.access</w:t>
-      </w:r>
-      <w:r>
-        <w:t xml:space="preserve"> </w:t>
-      </w:r>
-      <w:r>
-        <w:t xml:space="preserve">logger (visible via</w:t>
-      </w:r>
-      <w:r>
-        <w:t xml:space="preserve"> </w:t>
-      </w:r>
-      <w:r>
-        <w:rPr>
-          <w:rStyle w:val="VerbatimChar"/>
-        </w:rPr>
-        <w:t xml:space="preserve">kubectl logs</w:t>
-      </w:r>
-      <w:r>
-        <w:t xml:space="preserve">):</w:t>
-      </w:r>
-    </w:p>
-    <w:p>
-      <w:pPr>
-        <w:pStyle w:val="SourceCode"/>
-      </w:pPr>
-      <w:r>
-        <w:rPr>
-          <w:rStyle w:val="FunctionTok"/>
-        </w:rPr>
-        <w:t xml:space="preserve">{</w:t>
-      </w:r>
-      <w:r>
-        <w:rPr>
-          <w:rStyle w:val="DataTypeTok"/>
-        </w:rPr>
-        <w:t xml:space="preserve">"ts"</w:t>
-      </w:r>
-      <w:r>
-        <w:rPr>
-          <w:rStyle w:val="FunctionTok"/>
-        </w:rPr>
-        <w:t xml:space="preserve">:</w:t>
-      </w:r>
-      <w:r>
-        <w:rPr>
-          <w:rStyle w:val="StringTok"/>
-        </w:rPr>
-        <w:t xml:space="preserve">"2026-05-07T15:23:01Z"</w:t>
-      </w:r>
-      <w:r>
-        <w:rPr>
-          <w:rStyle w:val="FunctionTok"/>
-        </w:rPr>
-        <w:t xml:space="preserve">,</w:t>
-      </w:r>
-      <w:r>
-        <w:rPr>
-          <w:rStyle w:val="DataTypeTok"/>
-        </w:rPr>
-        <w:t xml:space="preserve">"method"</w:t>
-      </w:r>
-      <w:r>
-        <w:rPr>
-          <w:rStyle w:val="FunctionTok"/>
-        </w:rPr>
-        <w:t xml:space="preserve">:</w:t>
-      </w:r>
-      <w:r>
-        <w:rPr>
-          <w:rStyle w:val="StringTok"/>
-        </w:rPr>
-        <w:t xml:space="preserve">"POST"</w:t>
-      </w:r>
-      <w:r>
-        <w:rPr>
-          <w:rStyle w:val="FunctionTok"/>
-        </w:rPr>
-        <w:t xml:space="preserve">,</w:t>
-      </w:r>
-      <w:r>
-        <w:rPr>
-          <w:rStyle w:val="DataTypeTok"/>
-        </w:rPr>
-        <w:t xml:space="preserve">"path"</w:t>
-      </w:r>
-      <w:r>
-        <w:rPr>
-          <w:rStyle w:val="FunctionTok"/>
-        </w:rPr>
-        <w:t xml:space="preserve">:</w:t>
-      </w:r>
-      <w:r>
-        <w:rPr>
-          <w:rStyle w:val="StringTok"/>
-        </w:rPr>
-        <w:t xml:space="preserve">"/predict"</w:t>
-      </w:r>
-      <w:r>
-        <w:rPr>
-          <w:rStyle w:val="FunctionTok"/>
-        </w:rPr>
-        <w:t xml:space="preserve">,</w:t>
-      </w:r>
-      <w:r>
-        <w:br/>
-      </w:r>
-      <w:r>
-        <w:rPr>
-          <w:rStyle w:val="NormalTok"/>
-        </w:rPr>
-        <w:t xml:space="preserve"> </w:t>
-      </w:r>
-      <w:r>
-        <w:rPr>
-          <w:rStyle w:val="DataTypeTok"/>
-        </w:rPr>
-        <w:t xml:space="preserve">"status"</w:t>
-      </w:r>
-      <w:r>
-        <w:rPr>
-          <w:rStyle w:val="FunctionTok"/>
-        </w:rPr>
-        <w:t xml:space="preserve">:</w:t>
-      </w:r>
-      <w:r>
-        <w:rPr>
-          <w:rStyle w:val="DecValTok"/>
-        </w:rPr>
-        <w:t xml:space="preserve">200</w:t>
-      </w:r>
-      <w:r>
-        <w:rPr>
-          <w:rStyle w:val="FunctionTok"/>
-        </w:rPr>
-        <w:t xml:space="preserve">,</w:t>
-      </w:r>
-      <w:r>
-        <w:rPr>
-          <w:rStyle w:val="DataTypeTok"/>
-        </w:rPr>
-        <w:t xml:space="preserve">"latency_ms"</w:t>
-      </w:r>
-      <w:r>
-        <w:rPr>
-          <w:rStyle w:val="FunctionTok"/>
-        </w:rPr>
-        <w:t xml:space="preserve">:</w:t>
-      </w:r>
-      <w:r>
-        <w:rPr>
-          <w:rStyle w:val="FloatTok"/>
-        </w:rPr>
-        <w:t xml:space="preserve">4.81</w:t>
-      </w:r>
-      <w:r>
-        <w:rPr>
-          <w:rStyle w:val="FunctionTok"/>
-        </w:rPr>
-        <w:t xml:space="preserve">,</w:t>
-      </w:r>
-      <w:r>
-        <w:rPr>
-          <w:rStyle w:val="DataTypeTok"/>
-        </w:rPr>
-        <w:t xml:space="preserve">"remote_addr"</w:t>
-      </w:r>
-      <w:r>
-        <w:rPr>
-          <w:rStyle w:val="FunctionTok"/>
-        </w:rPr>
-        <w:t xml:space="preserve">:</w:t>
-      </w:r>
-      <w:r>
-        <w:rPr>
-          <w:rStyle w:val="StringTok"/>
-        </w:rPr>
-        <w:t xml:space="preserve">"10.1.0.42"</w:t>
-      </w:r>
-      <w:r>
-        <w:rPr>
-          <w:rStyle w:val="FunctionTok"/>
-        </w:rPr>
-        <w:t xml:space="preserve">,</w:t>
-      </w:r>
-      <w:r>
-        <w:rPr>
-          <w:rStyle w:val="DataTypeTok"/>
-        </w:rPr>
-        <w:t xml:space="preserve">"n_records"</w:t>
-      </w:r>
-      <w:r>
-        <w:rPr>
-          <w:rStyle w:val="FunctionTok"/>
-        </w:rPr>
-        <w:t xml:space="preserve">:</w:t>
-      </w:r>
-      <w:r>
-        <w:rPr>
-          <w:rStyle w:val="DecValTok"/>
-        </w:rPr>
-        <w:t xml:space="preserve">3</w:t>
-      </w:r>
-      <w:r>
-        <w:rPr>
-          <w:rStyle w:val="FunctionTok"/>
-        </w:rPr>
-        <w:t xml:space="preserve">}</w:t>
-      </w:r>
-    </w:p>
-    <w:p>
-      <w:pPr>
-        <w:pStyle w:val="FirstParagraph"/>
-      </w:pPr>
-      <w:r>
-        <w:rPr>
-          <w:b/>
-          <w:bCs/>
-        </w:rPr>
-        <w:t xml:space="preserve">Prometheus metrics</w:t>
-      </w:r>
-      <w:r>
-        <w:t xml:space="preserve"> </w:t>
-      </w:r>
-      <w:r>
-        <w:t xml:space="preserve">—</w:t>
-      </w:r>
-      <w:r>
-        <w:t xml:space="preserve"> </w:t>
-      </w:r>
-      <w:r>
-        <w:rPr>
-          <w:rStyle w:val="VerbatimChar"/>
-        </w:rPr>
-        <w:t xml:space="preserve">prometheus-flask-exporter</w:t>
-      </w:r>
-      <w:r>
-        <w:t xml:space="preserve"> </w:t>
-      </w:r>
-      <w:r>
-        <w:t xml:space="preserve">serves</w:t>
-      </w:r>
-      <w:r>
-        <w:t xml:space="preserve"> </w:t>
-      </w:r>
-      <w:r>
-        <w:rPr>
-          <w:rStyle w:val="VerbatimChar"/>
-        </w:rPr>
-        <w:t xml:space="preserve">/metrics</w:t>
-      </w:r>
-      <w:r>
-        <w:t xml:space="preserve"> </w:t>
-      </w:r>
-      <w:r>
-        <w:t xml:space="preserve">with default request counters / latency histograms (prefix</w:t>
-      </w:r>
-      <w:r>
-        <w:t xml:space="preserve"> </w:t>
-      </w:r>
-      <w:r>
-        <w:rPr>
-          <w:rStyle w:val="VerbatimChar"/>
-        </w:rPr>
-        <w:t xml:space="preserve">heart_api_*</w:t>
-      </w:r>
-      <w:r>
-        <w:t xml:space="preserve">) plus a custom counter:</w:t>
-      </w:r>
-    </w:p>
-    <w:p>
-      <w:pPr>
-        <w:pStyle w:val="SourceCode"/>
-      </w:pPr>
-      <w:r>
-        <w:rPr>
-          <w:rStyle w:val="VerbatimChar"/>
-        </w:rPr>
-        <w:t xml:space="preserve"># HELP heart_api_predictions_total Total number of predictions returned, labelled by predicted class.</w:t>
-      </w:r>
-      <w:r>
-        <w:br/>
-      </w:r>
-      <w:r>
-        <w:rPr>
-          <w:rStyle w:val="VerbatimChar"/>
-        </w:rPr>
-        <w:t xml:space="preserve"># TYPE heart_api_predictions_total counter</w:t>
-      </w:r>
-      <w:r>
-        <w:br/>
-      </w:r>
-      <w:r>
-        <w:rPr>
-          <w:rStyle w:val="VerbatimChar"/>
-        </w:rPr>
-        <w:t xml:space="preserve">heart_api_predictions_total{label="no_disease"} 17.0</w:t>
-      </w:r>
-      <w:r>
-        <w:br/>
-      </w:r>
-      <w:r>
-        <w:rPr>
-          <w:rStyle w:val="VerbatimChar"/>
-        </w:rPr>
-        <w:t xml:space="preserve">heart_api_predictions_total{label="disease"}    11.0</w:t>
-      </w:r>
-    </w:p>
-    <w:p>
-      <w:pPr>
-        <w:pStyle w:val="FirstParagraph"/>
-      </w:pPr>
-      <w:r>
-        <w:t xml:space="preserve">Three scrape paths are supported out of the box: annotation-based</w:t>
-      </w:r>
-      <w:r>
-        <w:t xml:space="preserve"> </w:t>
-      </w:r>
-      <w:r>
-        <w:t xml:space="preserve">discovery (</w:t>
-      </w:r>
-      <w:r>
-        <w:rPr>
-          <w:rStyle w:val="VerbatimChar"/>
-        </w:rPr>
-        <w:t xml:space="preserve">prometheus.io/{scrape,port,path}</w:t>
-      </w:r>
-      <w:r>
-        <w:t xml:space="preserve"> </w:t>
-      </w:r>
-      <w:r>
-        <w:t xml:space="preserve">already on the Pod</w:t>
-      </w:r>
-      <w:r>
-        <w:t xml:space="preserve"> </w:t>
-      </w:r>
-      <w:r>
-        <w:t xml:space="preserve">template), Prometheus Operator (</w:t>
-      </w:r>
-      <w:r>
-        <w:rPr>
-          <w:rStyle w:val="VerbatimChar"/>
-        </w:rPr>
-        <w:t xml:space="preserve">k8s/servicemonitor.yaml</w:t>
-      </w:r>
-      <w:r>
-        <w:t xml:space="preserve">), and the</w:t>
-      </w:r>
-      <w:r>
-        <w:t xml:space="preserve"> </w:t>
-      </w:r>
-      <w:r>
-        <w:rPr>
-          <w:b/>
-          <w:bCs/>
-        </w:rPr>
-        <w:t xml:space="preserve">bundled local stack</w:t>
-      </w:r>
-      <w:r>
-        <w:t xml:space="preserve"> </w:t>
-      </w:r>
-      <w:r>
-        <w:t xml:space="preserve">under</w:t>
-      </w:r>
-      <w:r>
-        <w:t xml:space="preserve"> </w:t>
-      </w:r>
-      <w:r>
-        <w:rPr>
-          <w:rStyle w:val="VerbatimChar"/>
-        </w:rPr>
-        <w:t xml:space="preserve">monitoring/</w:t>
-      </w:r>
-      <w:r>
-        <w:t xml:space="preserve">.</w:t>
-      </w:r>
-    </w:p>
-    <w:p>
-      <w:pPr>
-        <w:pStyle w:val="BodyText"/>
-      </w:pPr>
-      <w:r>
-        <w:rPr>
-          <w:b/>
-          <w:bCs/>
-        </w:rPr>
-        <w:t xml:space="preserve">Bundled Prometheus + Grafana</w:t>
-      </w:r>
-      <w:r>
-        <w:t xml:space="preserve"> </w:t>
-      </w:r>
-      <w:r>
-        <w:t xml:space="preserve">— a self-contained</w:t>
-      </w:r>
-      <w:r>
-        <w:t xml:space="preserve"> </w:t>
-      </w:r>
-      <w:r>
-        <w:rPr>
-          <w:rStyle w:val="VerbatimChar"/>
-        </w:rPr>
-        <w:t xml:space="preserve">docker compose</w:t>
-      </w:r>
-      <w:r>
-        <w:t xml:space="preserve"> </w:t>
-      </w:r>
-      <w:r>
-        <w:t xml:space="preserve">stack with a pre-loaded</w:t>
-      </w:r>
-      <w:r>
-        <w:t xml:space="preserve"> </w:t>
-      </w:r>
-      <w:r>
-        <w:rPr>
-          <w:i/>
-          <w:iCs/>
-        </w:rPr>
-        <w:t xml:space="preserve">Heart API</w:t>
-      </w:r>
-      <w:r>
-        <w:t xml:space="preserve"> </w:t>
-      </w:r>
-      <w:r>
-        <w:t xml:space="preserve">dashboard:</w:t>
-      </w:r>
-    </w:p>
-    <w:p>
-      <w:pPr>
-        <w:pStyle w:val="SourceCode"/>
-      </w:pPr>
-      <w:r>
-        <w:rPr>
-          <w:rStyle w:val="ExtensionTok"/>
-        </w:rPr>
-        <w:t xml:space="preserve">docker</w:t>
-      </w:r>
-      <w:r>
-        <w:rPr>
-          <w:rStyle w:val="NormalTok"/>
-        </w:rPr>
-        <w:t xml:space="preserve"> compose </w:t>
-      </w:r>
-      <w:r>
-        <w:rPr>
-          <w:rStyle w:val="AttributeTok"/>
-        </w:rPr>
-        <w:t xml:space="preserve">-f</w:t>
-      </w:r>
-      <w:r>
-        <w:rPr>
-          <w:rStyle w:val="NormalTok"/>
-        </w:rPr>
-        <w:t xml:space="preserve"> monitoring/docker-compose.yml up </w:t>
-      </w:r>
-      <w:r>
-        <w:rPr>
-          <w:rStyle w:val="AttributeTok"/>
-        </w:rPr>
-        <w:t xml:space="preserve">-d</w:t>
-      </w:r>
-      <w:r>
-        <w:br/>
-      </w:r>
-      <w:r>
-        <w:rPr>
-          <w:rStyle w:val="CommentTok"/>
-        </w:rPr>
-        <w:t xml:space="preserve"># Prometheus :9090   (Status → Targets: heart-api UP)</w:t>
-      </w:r>
-      <w:r>
-        <w:br/>
-      </w:r>
-      <w:r>
-        <w:rPr>
-          <w:rStyle w:val="CommentTok"/>
-        </w:rPr>
-        <w:t xml:space="preserve"># Grafana    :3000   (anonymous Viewer; admin/admin to edit)</w:t>
-      </w:r>
-    </w:p>
-    <w:p>
-      <w:pPr>
-        <w:pStyle w:val="FirstParagraph"/>
-      </w:pPr>
-      <w:r>
-        <w:t xml:space="preserve">The dashboard JSON (</w:t>
-      </w:r>
-      <w:r>
-        <w:rPr>
-          <w:rStyle w:val="VerbatimChar"/>
-        </w:rPr>
-        <w:t xml:space="preserve">monitoring/grafana/dashboards/heart_api.json</w:t>
-      </w:r>
-      <w:r>
-        <w:t xml:space="preserve">)</w:t>
-      </w:r>
-      <w:r>
-        <w:t xml:space="preserve"> </w:t>
-      </w:r>
-      <w:r>
-        <w:t xml:space="preserve">renders six panels:</w:t>
-      </w:r>
-    </w:p>
-    <w:tbl>
-      <w:tblPr>
-        <w:tblStyle w:val="Table"/>
-        <w:tblW w:type="pct" w:w="5000"/>
-        <w:tblLayout w:type="fixed"/>
-        <w:tblLook w:firstRow="1" w:lastRow="0" w:firstColumn="0" w:lastColumn="0" w:noHBand="0" w:noVBand="0" w:val="0020"/>
-      </w:tblPr>
-      <w:tblGrid>
-        <w:gridCol w:w="3960"/>
-        <w:gridCol w:w="3960"/>
-      </w:tblGrid>
-      <w:tr>
-        <w:trPr>
-          <w:tblHeader w:val="on"/>
-        </w:trPr>
-        <w:tc>
-          <w:tcPr/>
-          <w:p>
-            <w:pPr>
-              <w:pStyle w:val="Compact"/>
-            </w:pPr>
-            <w:r>
-              <w:t xml:space="preserve">Panel</w:t>
-            </w:r>
-          </w:p>
-        </w:tc>
-        <w:tc>
-          <w:tcPr/>
-          <w:p>
-            <w:pPr>
-              <w:pStyle w:val="Compact"/>
-            </w:pPr>
-            <w:r>
-              <w:t xml:space="preserve">PromQL</w:t>
-            </w:r>
-          </w:p>
-        </w:tc>
-      </w:tr>
-      <w:tr>
-        <w:tc>
-          <w:tcPr/>
-          <w:p>
-            <w:pPr>
-              <w:pStyle w:val="Compact"/>
-            </w:pPr>
-            <w:r>
-              <w:t xml:space="preserve">Request rate by path</w:t>
-            </w:r>
-          </w:p>
-        </w:tc>
-        <w:tc>
-          <w:tcPr/>
-          <w:p>
-            <w:pPr>
-              <w:pStyle w:val="Compact"/>
-            </w:pPr>
-            <w:r>
-              <w:rPr>
-                <w:rStyle w:val="VerbatimChar"/>
-              </w:rPr>
-              <w:t xml:space="preserve">sum(rate(heart_api_http_request_total[1m])) by (path)</w:t>
-            </w:r>
-          </w:p>
-        </w:tc>
-      </w:tr>
-      <w:tr>
-        <w:tc>
-          <w:tcPr/>
-          <w:p>
-            <w:pPr>
-              <w:pStyle w:val="Compact"/>
-            </w:pPr>
-            <w:r>
-              <w:t xml:space="preserve">p95 latency by path</w:t>
-            </w:r>
-          </w:p>
-        </w:tc>
-        <w:tc>
-          <w:tcPr/>
-          <w:p>
-            <w:pPr>
-              <w:pStyle w:val="Compact"/>
-            </w:pPr>
-            <w:r>
-              <w:rPr>
-                <w:rStyle w:val="VerbatimChar"/>
-              </w:rPr>
-              <w:t xml:space="preserve">histogram_quantile(0.95, sum(rate(heart_api_http_request_duration_seconds_bucket[5m])) by (le, path))</w:t>
-            </w:r>
-          </w:p>
-        </w:tc>
-      </w:tr>
-      <w:tr>
-        <w:tc>
-          <w:tcPr/>
-          <w:p>
-            <w:pPr>
-              <w:pStyle w:val="Compact"/>
-            </w:pPr>
-            <w:r>
-              <w:t xml:space="preserve">Error ratio (4xx/5xx)</w:t>
-            </w:r>
-          </w:p>
-        </w:tc>
-        <w:tc>
-          <w:tcPr/>
-          <w:p>
-            <w:pPr>
-              <w:pStyle w:val="Compact"/>
-            </w:pPr>
-            <w:r>
-              <w:rPr>
-                <w:rStyle w:val="VerbatimChar"/>
-              </w:rPr>
-              <w:t xml:space="preserve">sum(rate(heart_api_http_request_total{status=~"4..\|5.."}[5m])) / sum(rate(heart_api_http_request_total[5m]))</w:t>
-            </w:r>
-          </w:p>
-        </w:tc>
-      </w:tr>
-      <w:tr>
-        <w:tc>
-          <w:tcPr/>
-          <w:p>
-            <w:pPr>
-              <w:pStyle w:val="Compact"/>
-            </w:pPr>
-            <w:r>
-              <w:t xml:space="preserve">Predicted class distribution</w:t>
-            </w:r>
-          </w:p>
-        </w:tc>
-        <w:tc>
-          <w:tcPr/>
-          <w:p>
-            <w:pPr>
-              <w:pStyle w:val="Compact"/>
-            </w:pPr>
-            <w:r>
-              <w:rPr>
-                <w:rStyle w:val="VerbatimChar"/>
-              </w:rPr>
-              <w:t xml:space="preserve">sum by (label) (heart_api_predictions_total)</w:t>
-            </w:r>
-          </w:p>
-        </w:tc>
-      </w:tr>
-      <w:tr>
-        <w:tc>
-          <w:tcPr/>
-          <w:p>
-            <w:pPr>
-              <w:pStyle w:val="Compact"/>
-            </w:pPr>
-            <w:r>
-              <w:t xml:space="preserve">Total predictions served</w:t>
-            </w:r>
-          </w:p>
-        </w:tc>
-        <w:tc>
-          <w:tcPr/>
-          <w:p>
-            <w:pPr>
-              <w:pStyle w:val="Compact"/>
-            </w:pPr>
-            <w:r>
-              <w:rPr>
-                <w:rStyle w:val="VerbatimChar"/>
-              </w:rPr>
-              <w:t xml:space="preserve">sum(heart_api_predictions_total)</w:t>
-            </w:r>
-          </w:p>
-        </w:tc>
-      </w:tr>
-      <w:tr>
-        <w:tc>
-          <w:tcPr/>
-          <w:p>
-            <w:pPr>
-              <w:pStyle w:val="Compact"/>
-            </w:pPr>
-            <w:r>
-              <w:t xml:space="preserve">Request rate by status</w:t>
-            </w:r>
-          </w:p>
-        </w:tc>
-        <w:tc>
-          <w:tcPr/>
-          <w:p>
-            <w:pPr>
-              <w:pStyle w:val="Compact"/>
-            </w:pPr>
-            <w:r>
-              <w:rPr>
-                <w:rStyle w:val="VerbatimChar"/>
-              </w:rPr>
-              <w:t xml:space="preserve">sum(rate(heart_api_http_request_total[1m])) by (status)</w:t>
-            </w:r>
-          </w:p>
-        </w:tc>
-      </w:tr>
-    </w:tbl>
-    <w:p>
-      <w:pPr>
-        <w:pStyle w:val="BodyText"/>
-      </w:pPr>
-      <w:r>
-        <w:t xml:space="preserve">A live capture of the running dashboard is reproduced below; it shows</w:t>
-      </w:r>
-      <w:r>
-        <w:t xml:space="preserve"> </w:t>
-      </w:r>
-      <w:r>
-        <w:t xml:space="preserve">the six panels described in the table above with real traffic from a</w:t>
-      </w:r>
-      <w:r>
-        <w:t xml:space="preserve"> </w:t>
-      </w:r>
-      <w:r>
-        <w:t xml:space="preserve">short load test against the deployed Flask service.</w:t>
-      </w:r>
-    </w:p>
-    <w:p>
-      <w:pPr>
-        <w:pStyle w:val="CaptionedFigure"/>
-      </w:pPr>
-      <w:r>
-        <w:drawing>
-          <wp:inline>
-            <wp:extent cx="5334000" cy="2786464"/>
-            <wp:effectExtent b="0" l="0" r="0" t="0"/>
-            <wp:docPr descr="Grafana ‘Heart API’ dashboard - request rate by path, p95 latency, error ratio, predicted class distribution (donut), total predictions served, and request rate by status" title="" id="74" name="Picture"/>
-            <a:graphic>
-              <a:graphicData uri="http://schemas.openxmlformats.org/drawingml/2006/picture">
-                <pic:pic>
-                  <pic:nvPicPr>
-                    <pic:cNvPr descr="../screenshots/grafana_dashboard.png" id="75" name="Picture"/>
-                    <pic:cNvPicPr>
-                      <a:picLocks noChangeArrowheads="1" noChangeAspect="1"/>
-                    </pic:cNvPicPr>
-                  </pic:nvPicPr>
-                  <pic:blipFill>
-                    <a:blip r:embed="rId73"/>
-                    <a:stretch>
-                      <a:fillRect/>
-                    </a:stretch>
-                  </pic:blipFill>
-                  <pic:spPr bwMode="auto">
-                    <a:xfrm>
-                      <a:off x="0" y="0"/>
-                      <a:ext cx="5334000" cy="2786464"/>
-                    </a:xfrm>
-                    <a:prstGeom prst="rect">
-                      <a:avLst/>
-                    </a:prstGeom>
-                    <a:noFill/>
-                    <a:ln w="9525">
-                      <a:noFill/>
-                      <a:headEnd/>
-                      <a:tailEnd/>
-                    </a:ln>
-                  </pic:spPr>
-                </pic:pic>
-              </a:graphicData>
-            </a:graphic>
-          </wp:inline>
-        </w:drawing>
-      </w:r>
-    </w:p>
-    <w:p>
-      <w:pPr>
-        <w:pStyle w:val="ImageCaption"/>
-      </w:pPr>
-      <w:r>
-        <w:t xml:space="preserve">Grafana</w:t>
-      </w:r>
-      <w:r>
-        <w:t xml:space="preserve"> </w:t>
-      </w:r>
-      <w:r>
-        <w:t xml:space="preserve">‘Heart API’</w:t>
-      </w:r>
-      <w:r>
-        <w:t xml:space="preserve"> </w:t>
-      </w:r>
-      <w:r>
-        <w:t xml:space="preserve">dashboard - request rate by path, p95 latency, error ratio, predicted class distribution (donut), total predictions served, and request rate by status</w:t>
-      </w:r>
-    </w:p>
-    <w:p>
-      <w:pPr>
-        <w:pStyle w:val="BlockText"/>
-      </w:pPr>
-      <w:r>
-        <w:rPr>
-          <w:b/>
-          <w:bCs/>
-        </w:rPr>
-        <w:t xml:space="preserve">Reproducing live traffic.</w:t>
-      </w:r>
-      <w:r>
-        <w:t xml:space="preserve"> </w:t>
-      </w:r>
-      <w:r>
-        <w:rPr>
-          <w:rStyle w:val="VerbatimChar"/>
-        </w:rPr>
-        <w:t xml:space="preserve">scripts/grafana_demo_storm.sh</w:t>
-      </w:r>
-      <w:r>
-        <w:t xml:space="preserve"> </w:t>
-      </w:r>
-      <w:r>
-        <w:t xml:space="preserve">fires</w:t>
-      </w:r>
-      <w:r>
-        <w:t xml:space="preserve"> </w:t>
-      </w:r>
-      <w:r>
-        <w:t xml:space="preserve">a mixed workload (single + batch predicts, deliberate 4xx errors,</w:t>
-      </w:r>
-      <w:r>
-        <w:t xml:space="preserve"> </w:t>
-      </w:r>
-      <w:r>
-        <w:t xml:space="preserve">health probes) for ~60 s so the six panels visibly diverge - useful</w:t>
-      </w:r>
-      <w:r>
-        <w:t xml:space="preserve"> </w:t>
-      </w:r>
-      <w:r>
-        <w:t xml:space="preserve">proof that the metrics are wired through Ingress to Prometheus and</w:t>
-      </w:r>
-      <w:r>
-        <w:t xml:space="preserve"> </w:t>
-      </w:r>
-      <w:r>
-        <w:t xml:space="preserve">not pre-recorded.</w:t>
-      </w:r>
-    </w:p>
-    <w:p>
-      <w:pPr>
-        <w:pStyle w:val="FirstParagraph"/>
-      </w:pPr>
-      <w:r>
-        <w:t xml:space="preserve">Additional captured evidence (see</w:t>
-      </w:r>
-      <w:r>
-        <w:t xml:space="preserve"> </w:t>
-      </w:r>
-      <w:r>
-        <w:rPr>
-          <w:i/>
-          <w:iCs/>
-        </w:rPr>
-        <w:t xml:space="preserve">Appendix A</w:t>
-      </w:r>
-      <w:r>
-        <w:t xml:space="preserve"> </w:t>
-      </w:r>
-      <w:r>
-        <w:t xml:space="preserve">for capture</w:t>
-      </w:r>
-      <w:r>
-        <w:t xml:space="preserve"> </w:t>
-      </w:r>
-      <w:r>
-        <w:t xml:space="preserve">instructions):</w:t>
-      </w:r>
-      <w:r>
-        <w:t xml:space="preserve"> </w:t>
-      </w:r>
-      <w:r>
-        <w:rPr>
-          <w:rStyle w:val="VerbatimChar"/>
-        </w:rPr>
-        <w:t xml:space="preserve">screenshots/metrics_endpoint.png</w:t>
-      </w:r>
-      <w:r>
-        <w:t xml:space="preserve">,</w:t>
-      </w:r>
-      <w:r>
-        <w:t xml:space="preserve"> </w:t>
-      </w:r>
-      <w:r>
-        <w:rPr>
-          <w:rStyle w:val="VerbatimChar"/>
-        </w:rPr>
-        <w:t xml:space="preserve">screenshots/access_logs.png</w:t>
-      </w:r>
-      <w:r>
-        <w:t xml:space="preserve">.</w:t>
-      </w:r>
-    </w:p>
-    <w:bookmarkEnd w:id="76"/>
-    <w:bookmarkStart w:id="83" w:name="architecture"/>
-    <w:p>
-      <w:pPr>
-        <w:pStyle w:val="Heading2"/>
-      </w:pPr>
-      <w:r>
-        <w:t xml:space="preserve">14. Architecture</w:t>
-      </w:r>
-    </w:p>
-    <w:p>
-      <w:pPr>
-        <w:pStyle w:val="FirstParagraph"/>
-      </w:pPr>
-      <w:r>
-        <w:t xml:space="preserve">The full lifecycle is documented as a Mermaid diagram in</w:t>
-      </w:r>
-      <w:r>
-        <w:t xml:space="preserve"> </w:t>
-      </w:r>
-      <w:r>
-        <w:rPr>
-          <w:rStyle w:val="VerbatimChar"/>
-        </w:rPr>
-        <w:t xml:space="preserve">reports/architecture.md</w:t>
-      </w:r>
-      <w:r>
-        <w:t xml:space="preserve">; the rendered PNG is reproduced below.</w:t>
-      </w:r>
-    </w:p>
-    <w:p>
-      <w:pPr>
-        <w:pStyle w:val="CaptionedFigure"/>
-      </w:pPr>
-      <w:r>
-        <w:drawing>
-          <wp:inline>
-            <wp:extent cx="5334000" cy="1107882"/>
-            <wp:effectExtent b="0" l="0" r="0" t="0"/>
-            <wp:docPr descr="End-to-end MLOps pipeline architecture (data, training, MLflow, container, Kubernetes, monitoring, CI/CD)" title="" id="78" name="Picture"/>
-            <a:graphic>
-              <a:graphicData uri="http://schemas.openxmlformats.org/drawingml/2006/picture">
-                <pic:pic>
-                  <pic:nvPicPr>
-                    <pic:cNvPr descr="figures/architecture.png" id="79" name="Picture"/>
-                    <pic:cNvPicPr>
-                      <a:picLocks noChangeArrowheads="1" noChangeAspect="1"/>
-                    </pic:cNvPicPr>
-                  </pic:nvPicPr>
-                  <pic:blipFill>
-                    <a:blip r:embed="rId77"/>
-                    <a:stretch>
-                      <a:fillRect/>
-                    </a:stretch>
-                  </pic:blipFill>
-                  <pic:spPr bwMode="auto">
-                    <a:xfrm>
-                      <a:off x="0" y="0"/>
-                      <a:ext cx="5334000" cy="1107882"/>
-                    </a:xfrm>
-                    <a:prstGeom prst="rect">
-                      <a:avLst/>
-                    </a:prstGeom>
-                    <a:noFill/>
-                    <a:ln w="9525">
-                      <a:noFill/>
-                      <a:headEnd/>
-                      <a:tailEnd/>
-                    </a:ln>
-                  </pic:spPr>
-                </pic:pic>
-              </a:graphicData>
-            </a:graphic>
-          </wp:inline>
-        </w:drawing>
-      </w:r>
-    </w:p>
-    <w:p>
-      <w:pPr>
-        <w:pStyle w:val="ImageCaption"/>
-      </w:pPr>
-      <w:r>
-        <w:t xml:space="preserve">End-to-end MLOps pipeline architecture (data, training, MLflow, container, Kubernetes, monitoring, CI/CD)</w:t>
-      </w:r>
-    </w:p>
-    <w:p>
-      <w:pPr>
-        <w:pStyle w:val="BodyText"/>
-      </w:pPr>
-      <w:r>
-        <w:t xml:space="preserve">The request-lifecycle sequence diagram (how a single</w:t>
-      </w:r>
-      <w:r>
-        <w:t xml:space="preserve"> </w:t>
-      </w:r>
-      <w:r>
-        <w:rPr>
-          <w:rStyle w:val="VerbatimChar"/>
-        </w:rPr>
-        <w:t xml:space="preserve">POST /predict</w:t>
-      </w:r>
-      <w:r>
-        <w:t xml:space="preserve"> </w:t>
-      </w:r>
-      <w:r>
-        <w:t xml:space="preserve">flows from the browser through Ingress, the Flask pod and Prometheus)</w:t>
-      </w:r>
-      <w:r>
-        <w:t xml:space="preserve"> </w:t>
-      </w:r>
-      <w:r>
-        <w:t xml:space="preserve">is rendered to</w:t>
-      </w:r>
-      <w:r>
-        <w:t xml:space="preserve"> </w:t>
-      </w:r>
-      <w:r>
-        <w:rPr>
-          <w:rStyle w:val="VerbatimChar"/>
-        </w:rPr>
-        <w:t xml:space="preserve">reports/figures/architecture_sequence.png</w:t>
-      </w:r>
-      <w:r>
-        <w:t xml:space="preserve">:</w:t>
-      </w:r>
-    </w:p>
-    <w:p>
-      <w:pPr>
-        <w:pStyle w:val="CaptionedFigure"/>
-      </w:pPr>
-      <w:r>
-        <w:drawing>
-          <wp:inline>
-            <wp:extent cx="5334000" cy="3287501"/>
-            <wp:effectExtent b="0" l="0" r="0" t="0"/>
-            <wp:docPr descr="Request lifecycle - browser to Ingress to Flask pod to Prometheus scrape" title="" id="81" name="Picture"/>
-            <a:graphic>
-              <a:graphicData uri="http://schemas.openxmlformats.org/drawingml/2006/picture">
-                <pic:pic>
-                  <pic:nvPicPr>
-                    <pic:cNvPr descr="figures/architecture_sequence.png" id="82" name="Picture"/>
-                    <pic:cNvPicPr>
-                      <a:picLocks noChangeArrowheads="1" noChangeAspect="1"/>
-                    </pic:cNvPicPr>
-                  </pic:nvPicPr>
-                  <pic:blipFill>
-                    <a:blip r:embed="rId80"/>
-                    <a:stretch>
-                      <a:fillRect/>
-                    </a:stretch>
-                  </pic:blipFill>
-                  <pic:spPr bwMode="auto">
-                    <a:xfrm>
-                      <a:off x="0" y="0"/>
-                      <a:ext cx="5334000" cy="3287501"/>
-                    </a:xfrm>
-                    <a:prstGeom prst="rect">
-                      <a:avLst/>
-                    </a:prstGeom>
-                    <a:noFill/>
-                    <a:ln w="9525">
-                      <a:noFill/>
-                      <a:headEnd/>
-                      <a:tailEnd/>
-                    </a:ln>
-                  </pic:spPr>
-                </pic:pic>
-              </a:graphicData>
-            </a:graphic>
-          </wp:inline>
-        </w:drawing>
-      </w:r>
-    </w:p>
-    <w:p>
-      <w:pPr>
-        <w:pStyle w:val="ImageCaption"/>
-      </w:pPr>
-      <w:r>
-        <w:t xml:space="preserve">Request lifecycle - browser to Ingress to Flask pod to Prometheus scrape</w:t>
-      </w:r>
-    </w:p>
-    <w:p>
-      <w:pPr>
-        <w:pStyle w:val="BodyText"/>
-      </w:pPr>
-      <w:r>
-        <w:t xml:space="preserve">ASCII summary:</w:t>
-      </w:r>
-    </w:p>
-    <w:p>
-      <w:pPr>
-        <w:pStyle w:val="SourceCode"/>
-      </w:pPr>
-      <w:r>
-        <w:rPr>
-          <w:rStyle w:val="VerbatimChar"/>
-        </w:rPr>
-        <w:t xml:space="preserve">UCI (.data files)</w:t>
-      </w:r>
-      <w:r>
-        <w:br/>
-      </w:r>
-      <w:r>
-        <w:rPr>
-          <w:rStyle w:val="VerbatimChar"/>
-        </w:rPr>
-        <w:t xml:space="preserve">    │ src/data/download.py</w:t>
-      </w:r>
-      <w:r>
-        <w:br/>
-      </w:r>
-      <w:r>
-        <w:rPr>
-          <w:rStyle w:val="VerbatimChar"/>
-        </w:rPr>
-        <w:t xml:space="preserve">    ▼</w:t>
-      </w:r>
-      <w:r>
-        <w:br/>
-      </w:r>
-      <w:r>
-        <w:rPr>
-          <w:rStyle w:val="VerbatimChar"/>
-        </w:rPr>
-        <w:t xml:space="preserve">data/raw/ ── src/data/preprocess.py ── data/processed/heart_disease_clean.csv</w:t>
-      </w:r>
-      <w:r>
-        <w:br/>
-      </w:r>
-      <w:r>
-        <w:rPr>
-          <w:rStyle w:val="VerbatimChar"/>
-        </w:rPr>
-        <w:t xml:space="preserve">                                            │</w:t>
-      </w:r>
-      <w:r>
-        <w:br/>
-      </w:r>
-      <w:r>
-        <w:rPr>
-          <w:rStyle w:val="VerbatimChar"/>
-        </w:rPr>
-        <w:t xml:space="preserve">                                            │ src/models/train.py</w:t>
-      </w:r>
-      <w:r>
-        <w:br/>
-      </w:r>
-      <w:r>
-        <w:rPr>
-          <w:rStyle w:val="VerbatimChar"/>
-        </w:rPr>
-        <w:t xml:space="preserve">                                            ▼</w:t>
-      </w:r>
-      <w:r>
-        <w:br/>
-      </w:r>
-      <w:r>
-        <w:rPr>
-          <w:rStyle w:val="VerbatimChar"/>
-        </w:rPr>
-        <w:t xml:space="preserve">                            ┌──────── MLflow tracking (mlruns/) ────────┐</w:t>
-      </w:r>
-      <w:r>
-        <w:br/>
-      </w:r>
-      <w:r>
-        <w:rPr>
-          <w:rStyle w:val="VerbatimChar"/>
-        </w:rPr>
-        <w:t xml:space="preserve">                            │                                            │</w:t>
-      </w:r>
-      <w:r>
-        <w:br/>
-      </w:r>
-      <w:r>
-        <w:rPr>
-          <w:rStyle w:val="VerbatimChar"/>
-        </w:rPr>
-        <w:t xml:space="preserve">                  models/heart_pipeline.joblib       models/mlflow_model/</w:t>
-      </w:r>
-      <w:r>
-        <w:br/>
-      </w:r>
-      <w:r>
-        <w:rPr>
-          <w:rStyle w:val="VerbatimChar"/>
-        </w:rPr>
-        <w:t xml:space="preserve">                            │                                            │</w:t>
-      </w:r>
-      <w:r>
-        <w:br/>
-      </w:r>
-      <w:r>
-        <w:rPr>
-          <w:rStyle w:val="VerbatimChar"/>
-        </w:rPr>
-        <w:t xml:space="preserve">                            └────────── src/models/predict.py ───────────┘</w:t>
-      </w:r>
-      <w:r>
-        <w:br/>
-      </w:r>
-      <w:r>
-        <w:rPr>
-          <w:rStyle w:val="VerbatimChar"/>
-        </w:rPr>
-        <w:t xml:space="preserve">                                            │</w:t>
-      </w:r>
-      <w:r>
-        <w:br/>
-      </w:r>
-      <w:r>
-        <w:rPr>
-          <w:rStyle w:val="VerbatimChar"/>
-        </w:rPr>
-        <w:t xml:space="preserve">                                            ▼</w:t>
-      </w:r>
-      <w:r>
-        <w:br/>
-      </w:r>
-      <w:r>
-        <w:rPr>
-          <w:rStyle w:val="VerbatimChar"/>
-        </w:rPr>
-        <w:t xml:space="preserve">                                src/api/app.py (Flask + gunicorn)</w:t>
-      </w:r>
-      <w:r>
-        <w:br/>
-      </w:r>
-      <w:r>
-        <w:rPr>
-          <w:rStyle w:val="VerbatimChar"/>
-        </w:rPr>
-        <w:t xml:space="preserve">                                            │ docker/Dockerfile</w:t>
-      </w:r>
-      <w:r>
-        <w:br/>
-      </w:r>
-      <w:r>
-        <w:rPr>
-          <w:rStyle w:val="VerbatimChar"/>
-        </w:rPr>
-        <w:t xml:space="preserve">                                            ▼</w:t>
-      </w:r>
-      <w:r>
-        <w:br/>
-      </w:r>
-      <w:r>
-        <w:rPr>
-          <w:rStyle w:val="VerbatimChar"/>
-        </w:rPr>
-        <w:t xml:space="preserve">                                  heart-api:latest (image)</w:t>
-      </w:r>
-      <w:r>
-        <w:br/>
-      </w:r>
-      <w:r>
-        <w:rPr>
-          <w:rStyle w:val="VerbatimChar"/>
-        </w:rPr>
-        <w:t xml:space="preserve">                                            │ kind load docker-image</w:t>
-      </w:r>
-      <w:r>
-        <w:br/>
-      </w:r>
-      <w:r>
-        <w:rPr>
-          <w:rStyle w:val="VerbatimChar"/>
-        </w:rPr>
-        <w:t xml:space="preserve">                                            │ k8s/*.yaml</w:t>
-      </w:r>
-      <w:r>
-        <w:br/>
-      </w:r>
-      <w:r>
-        <w:rPr>
-          <w:rStyle w:val="VerbatimChar"/>
-        </w:rPr>
-        <w:t xml:space="preserve">                                            ▼</w:t>
-      </w:r>
-      <w:r>
-        <w:br/>
-      </w:r>
-      <w:r>
-        <w:rPr>
-          <w:rStyle w:val="VerbatimChar"/>
-        </w:rPr>
-        <w:t xml:space="preserve">   Kubernetes (kind) Deployment ─ Service ─ HPA ─ Pods (2..5 replicas)</w:t>
-      </w:r>
-      <w:r>
-        <w:br/>
-      </w:r>
-      <w:r>
-        <w:rPr>
-          <w:rStyle w:val="VerbatimChar"/>
-        </w:rPr>
-        <w:t xml:space="preserve">                                            ▲</w:t>
-      </w:r>
-      <w:r>
-        <w:br/>
-      </w:r>
-      <w:r>
-        <w:rPr>
-          <w:rStyle w:val="VerbatimChar"/>
-        </w:rPr>
-        <w:t xml:space="preserve">                                            │ ingress-nginx</w:t>
-      </w:r>
-      <w:r>
-        <w:br/>
-      </w:r>
-      <w:r>
-        <w:rPr>
-          <w:rStyle w:val="VerbatimChar"/>
-        </w:rPr>
-        <w:t xml:space="preserve">                                            │</w:t>
-      </w:r>
-      <w:r>
-        <w:br/>
-      </w:r>
-      <w:r>
-        <w:rPr>
-          <w:rStyle w:val="VerbatimChar"/>
-        </w:rPr>
-        <w:t xml:space="preserve">                                http://localhost/* (Ingress)</w:t>
-      </w:r>
-      <w:r>
-        <w:br/>
-      </w:r>
-      <w:r>
-        <w:rPr>
-          <w:rStyle w:val="VerbatimChar"/>
-        </w:rPr>
-        <w:t xml:space="preserve">                                            │</w:t>
-      </w:r>
-      <w:r>
-        <w:br/>
-      </w:r>
-      <w:r>
-        <w:rPr>
-          <w:rStyle w:val="VerbatimChar"/>
-        </w:rPr>
-        <w:t xml:space="preserve">                          /metrics ─► Prometheus ─► Grafana</w:t>
-      </w:r>
-      <w:r>
-        <w:br/>
-      </w:r>
-      <w:r>
-        <w:rPr>
-          <w:rStyle w:val="VerbatimChar"/>
-        </w:rPr>
-        <w:t xml:space="preserve">                          stdout    ─► kubectl logs</w:t>
-      </w:r>
-      <w:r>
-        <w:br/>
-      </w:r>
-      <w:r>
-        <w:rPr>
-          <w:rStyle w:val="VerbatimChar"/>
-        </w:rPr>
-        <w:t xml:space="preserve">                              ▲</w:t>
-      </w:r>
-      <w:r>
-        <w:br/>
-      </w:r>
-      <w:r>
-        <w:rPr>
-          <w:rStyle w:val="VerbatimChar"/>
-        </w:rPr>
-        <w:t xml:space="preserve">                              │ GitHub Actions  (lint → test → train)</w:t>
-      </w:r>
-      <w:r>
-        <w:br/>
-      </w:r>
-      <w:r>
-        <w:rPr>
-          <w:rStyle w:val="VerbatimChar"/>
-        </w:rPr>
-        <w:t xml:space="preserve">                              │ on every push  → uploads metrics.json,</w:t>
-      </w:r>
-      <w:r>
-        <w:br/>
-      </w:r>
-      <w:r>
-        <w:rPr>
-          <w:rStyle w:val="VerbatimChar"/>
-        </w:rPr>
-        <w:t xml:space="preserve">                              │                  figures, joblib</w:t>
-      </w:r>
-      <w:r>
-        <w:br/>
-      </w:r>
-      <w:r>
-        <w:rPr>
-          <w:rStyle w:val="VerbatimChar"/>
-        </w:rPr>
-        <w:t xml:space="preserve">                              └────────────────────────────────────────</w:t>
-      </w:r>
-    </w:p>
-    <w:bookmarkEnd w:id="83"/>
-    <w:bookmarkStart w:id="84" w:name="repository-layout"/>
-    <w:p>
-      <w:pPr>
-        <w:pStyle w:val="Heading2"/>
-      </w:pPr>
-      <w:r>
-        <w:t xml:space="preserve">15. Repository Layout</w:t>
-      </w:r>
-    </w:p>
-    <w:p>
-      <w:pPr>
-        <w:pStyle w:val="SourceCode"/>
-      </w:pPr>
-      <w:r>
-        <w:rPr>
-          <w:rStyle w:val="VerbatimChar"/>
-        </w:rPr>
-        <w:t xml:space="preserve">Assignment/</w:t>
-      </w:r>
-      <w:r>
-        <w:br/>
-      </w:r>
-      <w:r>
-        <w:rPr>
-          <w:rStyle w:val="VerbatimChar"/>
-        </w:rPr>
-        <w:t xml:space="preserve">├── data/{raw,processed}/                 (UCI inputs + cleaned CSV)</w:t>
-      </w:r>
-      <w:r>
-        <w:br/>
-      </w:r>
-      <w:r>
-        <w:rPr>
-          <w:rStyle w:val="VerbatimChar"/>
-        </w:rPr>
-        <w:t xml:space="preserve">├── notebooks/01_eda.ipynb                (EDA)</w:t>
-      </w:r>
-      <w:r>
-        <w:br/>
-      </w:r>
-      <w:r>
-        <w:rPr>
-          <w:rStyle w:val="VerbatimChar"/>
-        </w:rPr>
-        <w:t xml:space="preserve">├── reports/{figures,REPORT.md,…}         (THIS report + visuals)</w:t>
-      </w:r>
-      <w:r>
-        <w:br/>
-      </w:r>
-      <w:r>
-        <w:rPr>
-          <w:rStyle w:val="VerbatimChar"/>
-        </w:rPr>
-        <w:t xml:space="preserve">├── src/</w:t>
-      </w:r>
-      <w:r>
-        <w:br/>
-      </w:r>
-      <w:r>
-        <w:rPr>
-          <w:rStyle w:val="VerbatimChar"/>
-        </w:rPr>
-        <w:t xml:space="preserve">│   ├── data/{download,preprocess}.py</w:t>
-      </w:r>
-      <w:r>
-        <w:br/>
-      </w:r>
-      <w:r>
-        <w:rPr>
-          <w:rStyle w:val="VerbatimChar"/>
-        </w:rPr>
-        <w:t xml:space="preserve">│   ├── features/build_features.py</w:t>
-      </w:r>
-      <w:r>
-        <w:br/>
-      </w:r>
-      <w:r>
-        <w:rPr>
-          <w:rStyle w:val="VerbatimChar"/>
-        </w:rPr>
-        <w:t xml:space="preserve">│   ├── models/{train,predict}.py</w:t>
-      </w:r>
-      <w:r>
-        <w:br/>
-      </w:r>
-      <w:r>
-        <w:rPr>
-          <w:rStyle w:val="VerbatimChar"/>
-        </w:rPr>
-        <w:t xml:space="preserve">│   ├── api/app.py</w:t>
-      </w:r>
-      <w:r>
-        <w:br/>
-      </w:r>
-      <w:r>
-        <w:rPr>
-          <w:rStyle w:val="VerbatimChar"/>
-        </w:rPr>
-        <w:t xml:space="preserve">│   └── utils/mlflow_utils.py</w:t>
-      </w:r>
-      <w:r>
-        <w:br/>
-      </w:r>
-      <w:r>
-        <w:rPr>
-          <w:rStyle w:val="VerbatimChar"/>
-        </w:rPr>
-        <w:t xml:space="preserve">├── unit_test/                            (35 pytest cases, ~74 % cov.)</w:t>
-      </w:r>
-      <w:r>
-        <w:br/>
-      </w:r>
-      <w:r>
-        <w:rPr>
-          <w:rStyle w:val="VerbatimChar"/>
-        </w:rPr>
-        <w:t xml:space="preserve">├── docker/Dockerfile     +  .dockerignore</w:t>
-      </w:r>
-      <w:r>
-        <w:br/>
-      </w:r>
-      <w:r>
-        <w:rPr>
-          <w:rStyle w:val="VerbatimChar"/>
-        </w:rPr>
-        <w:t xml:space="preserve">├── k8s/{configmap,deployment,service,ingress,hpa,servicemonitor}.yaml</w:t>
-      </w:r>
-      <w:r>
-        <w:br/>
-      </w:r>
-      <w:r>
-        <w:rPr>
-          <w:rStyle w:val="VerbatimChar"/>
-        </w:rPr>
-        <w:t xml:space="preserve">├── k8s/setup/kind-cluster-config.yaml</w:t>
-      </w:r>
-      <w:r>
-        <w:br/>
-      </w:r>
-      <w:r>
-        <w:rPr>
-          <w:rStyle w:val="VerbatimChar"/>
-        </w:rPr>
-        <w:t xml:space="preserve">├── monitoring/                           (Prometheus + Grafana docker-compose — Task 8)</w:t>
-      </w:r>
-      <w:r>
-        <w:br/>
-      </w:r>
-      <w:r>
-        <w:rPr>
-          <w:rStyle w:val="VerbatimChar"/>
-        </w:rPr>
-        <w:t xml:space="preserve">│   ├── docker-compose.yml</w:t>
-      </w:r>
-      <w:r>
-        <w:br/>
-      </w:r>
-      <w:r>
-        <w:rPr>
-          <w:rStyle w:val="VerbatimChar"/>
-        </w:rPr>
-        <w:t xml:space="preserve">│   ├── prometheus/prometheus.yml</w:t>
-      </w:r>
-      <w:r>
-        <w:br/>
-      </w:r>
-      <w:r>
-        <w:rPr>
-          <w:rStyle w:val="VerbatimChar"/>
-        </w:rPr>
-        <w:t xml:space="preserve">│   └── grafana/{provisioning,dashboards}/heart_api.json</w:t>
-      </w:r>
-      <w:r>
-        <w:br/>
-      </w:r>
-      <w:r>
-        <w:rPr>
-          <w:rStyle w:val="VerbatimChar"/>
-        </w:rPr>
-        <w:t xml:space="preserve">├── scripts/{demo_up,demo_down}.sh        (one-command local bring-up — Task 7 / Deliverable c)</w:t>
-      </w:r>
-      <w:r>
-        <w:br/>
-      </w:r>
-      <w:r>
-        <w:rPr>
-          <w:rStyle w:val="VerbatimChar"/>
-        </w:rPr>
-        <w:t xml:space="preserve">├── screenshots/{README,capture_commands}.md  + the 7 PNGs</w:t>
-      </w:r>
-      <w:r>
-        <w:br/>
-      </w:r>
-      <w:r>
-        <w:rPr>
-          <w:rStyle w:val="VerbatimChar"/>
-        </w:rPr>
-        <w:t xml:space="preserve">├── .github/workflows/ci.yml</w:t>
-      </w:r>
-      <w:r>
-        <w:br/>
-      </w:r>
-      <w:r>
-        <w:rPr>
-          <w:rStyle w:val="VerbatimChar"/>
-        </w:rPr>
-        <w:t xml:space="preserve">├── pyproject.toml  ·  requirements.txt  ·  .python-version</w:t>
-      </w:r>
-      <w:r>
-        <w:br/>
-      </w:r>
-      <w:r>
-        <w:rPr>
-          <w:rStyle w:val="VerbatimChar"/>
-        </w:rPr>
-        <w:t xml:space="preserve">└── README.md</w:t>
-      </w:r>
-    </w:p>
-    <w:bookmarkEnd w:id="84"/>
-    <w:bookmarkStart w:id="86" w:name="production-readiness-checklist"/>
-    <w:p>
-      <w:pPr>
-        <w:pStyle w:val="Heading2"/>
-      </w:pPr>
-      <w:r>
-        <w:t xml:space="preserve">16. Production-Readiness Checklist</w:t>
-      </w:r>
-    </w:p>
-    <w:p>
-      <w:pPr>
-        <w:pStyle w:val="FirstParagraph"/>
-      </w:pPr>
-      <w:r>
-        <w:t xml:space="preserve">The brief calls out three production-readiness clauses; each is</w:t>
-      </w:r>
-      <w:r>
-        <w:t xml:space="preserve"> </w:t>
-      </w:r>
-      <w:r>
-        <w:t xml:space="preserve">enforced automatically and produces downloadable evidence.</w:t>
-      </w:r>
-    </w:p>
-    <w:tbl>
-      <w:tblPr>
-        <w:tblStyle w:val="Table"/>
-        <w:tblW w:type="pct" w:w="5000"/>
-        <w:tblLayout w:type="fixed"/>
-        <w:tblLook w:firstRow="1" w:lastRow="0" w:firstColumn="0" w:lastColumn="0" w:noHBand="0" w:noVBand="0" w:val="0020"/>
-      </w:tblPr>
-      <w:tblGrid>
-        <w:gridCol w:w="2640"/>
-        <w:gridCol w:w="2640"/>
-        <w:gridCol w:w="2640"/>
-      </w:tblGrid>
-      <w:tr>
-        <w:trPr>
-          <w:tblHeader w:val="on"/>
-        </w:trPr>
-        <w:tc>
-          <w:tcPr/>
-          <w:p>
-            <w:pPr>
-              <w:pStyle w:val="Compact"/>
-            </w:pPr>
-            <w:r>
               <w:t xml:space="preserve">Clause</w:t>
             </w:r>
           </w:p>
@@ -11190,7 +10705,7 @@
         </w:tc>
       </w:tr>
     </w:tbl>
-    <w:bookmarkStart w:id="85" w:name="ci-pipeline-graph"/>
+    <w:bookmarkStart w:id="76" w:name="ci-pipeline-graph"/>
     <w:p>
       <w:pPr>
         <w:pStyle w:val="Heading3"/>
@@ -11315,9 +10830,9 @@
         <w:t xml:space="preserve">clause.</w:t>
       </w:r>
     </w:p>
-    <w:bookmarkEnd w:id="85"/>
-    <w:bookmarkEnd w:id="86"/>
-    <w:bookmarkStart w:id="87" w:name="conclusions-limitations-future-work"/>
+    <w:bookmarkEnd w:id="76"/>
+    <w:bookmarkEnd w:id="77"/>
+    <w:bookmarkStart w:id="78" w:name="conclusions-limitations-future-work"/>
     <w:p>
       <w:pPr>
         <w:pStyle w:val="Heading2"/>
@@ -11702,177 +11217,14 @@
         <w:t xml:space="preserve">.</w:t>
       </w:r>
     </w:p>
-    <w:bookmarkEnd w:id="87"/>
-    <w:bookmarkStart w:id="88" w:name="references"/>
+    <w:bookmarkEnd w:id="78"/>
+    <w:bookmarkStart w:id="79" w:name="code-repository"/>
     <w:p>
       <w:pPr>
         <w:pStyle w:val="Heading2"/>
       </w:pPr>
       <w:r>
-        <w:t xml:space="preserve">18. References</w:t>
-      </w:r>
-    </w:p>
-    <w:p>
-      <w:pPr>
-        <w:pStyle w:val="Compact"/>
-        <w:numPr>
-          <w:ilvl w:val="0"/>
-          <w:numId w:val="1012"/>
-        </w:numPr>
-      </w:pPr>
-      <w:r>
-        <w:rPr>
-          <w:b/>
-          <w:bCs/>
-        </w:rPr>
-        <w:t xml:space="preserve">Code repository:</w:t>
-      </w:r>
-      <w:r>
-        <w:t xml:space="preserve"> </w:t>
-      </w:r>
-      <w:r>
-        <w:rPr>
-          <w:rStyle w:val="VerbatimChar"/>
-        </w:rPr>
-        <w:t xml:space="preserve">https://github.com/&lt;your-username&gt;/heart-disease-mlops</w:t>
-      </w:r>
-      <w:r>
-        <w:t xml:space="preserve"> </w:t>
-      </w:r>
-      <w:r>
-        <w:rPr>
-          <w:i/>
-          <w:iCs/>
-        </w:rPr>
-        <w:t xml:space="preserve">(replace with the real GitHub URL before submission - this is the</w:t>
-      </w:r>
-      <w:r>
-        <w:rPr>
-          <w:i/>
-          <w:iCs/>
-        </w:rPr>
-        <w:t xml:space="preserve"> </w:t>
-      </w:r>
-      <w:r>
-        <w:rPr>
-          <w:i/>
-          <w:iCs/>
-        </w:rPr>
-        <w:t xml:space="preserve">link required by §9(f) of the rubric).</w:t>
-      </w:r>
-    </w:p>
-    <w:p>
-      <w:pPr>
-        <w:pStyle w:val="Compact"/>
-        <w:numPr>
-          <w:ilvl w:val="0"/>
-          <w:numId w:val="1012"/>
-        </w:numPr>
-      </w:pPr>
-      <w:r>
-        <w:t xml:space="preserve">Detrano, R.</w:t>
-      </w:r>
-      <w:r>
-        <w:t xml:space="preserve"> </w:t>
-      </w:r>
-      <w:r>
-        <w:rPr>
-          <w:i/>
-          <w:iCs/>
-        </w:rPr>
-        <w:t xml:space="preserve">et al.</w:t>
-      </w:r>
-      <w:r>
-        <w:t xml:space="preserve"> </w:t>
-      </w:r>
-      <w:r>
-        <w:t xml:space="preserve">(1989).</w:t>
-      </w:r>
-      <w:r>
-        <w:t xml:space="preserve"> </w:t>
-      </w:r>
-      <w:r>
-        <w:rPr>
-          <w:i/>
-          <w:iCs/>
-        </w:rPr>
-        <w:t xml:space="preserve">International application of a new</w:t>
-      </w:r>
-      <w:r>
-        <w:rPr>
-          <w:i/>
-          <w:iCs/>
-        </w:rPr>
-        <w:t xml:space="preserve"> </w:t>
-      </w:r>
-      <w:r>
-        <w:rPr>
-          <w:i/>
-          <w:iCs/>
-        </w:rPr>
-        <w:t xml:space="preserve">probability algorithm for the diagnosis of coronary artery disease.</w:t>
-      </w:r>
-      <w:r>
-        <w:t xml:space="preserve"> </w:t>
-      </w:r>
-      <w:r>
-        <w:t xml:space="preserve">Am. J. Cardiology, 64(5):304-310.</w:t>
-      </w:r>
-    </w:p>
-    <w:p>
-      <w:pPr>
-        <w:pStyle w:val="Compact"/>
-        <w:numPr>
-          <w:ilvl w:val="0"/>
-          <w:numId w:val="1012"/>
-        </w:numPr>
-      </w:pPr>
-      <w:r>
-        <w:t xml:space="preserve">UCI ML Repository - Heart Disease dataset:</w:t>
-      </w:r>
-      <w:r>
-        <w:t xml:space="preserve"> </w:t>
-      </w:r>
-      <w:r>
-        <w:rPr>
-          <w:rStyle w:val="VerbatimChar"/>
-        </w:rPr>
-        <w:t xml:space="preserve">https://archive.ics.uci.edu/dataset/45/heart+disease</w:t>
-      </w:r>
-    </w:p>
-    <w:p>
-      <w:pPr>
-        <w:pStyle w:val="Compact"/>
-        <w:numPr>
-          <w:ilvl w:val="0"/>
-          <w:numId w:val="1012"/>
-        </w:numPr>
-      </w:pPr>
-      <w:r>
-        <w:t xml:space="preserve">scikit-learn 1.4 docs, MLflow 2.13 docs, Prometheus 2.x docs,</w:t>
-      </w:r>
-      <w:r>
-        <w:t xml:space="preserve"> </w:t>
-      </w:r>
-      <w:r>
-        <w:t xml:space="preserve">Kubernetes 1.29 docs.</w:t>
-      </w:r>
-    </w:p>
-    <w:p>
-      <w:r>
-        <w:pict>
-          <v:rect style="width:0;height:1.5pt" o:hralign="center" o:hrstd="t" o:hr="t"/>
-        </w:pict>
-      </w:r>
-    </w:p>
-    <w:bookmarkEnd w:id="88"/>
-    <w:bookmarkStart w:id="89" w:name="X661c98be6f8401682152ad45c218043c679272f"/>
-    <w:p>
-      <w:pPr>
-        <w:pStyle w:val="Heading2"/>
-      </w:pPr>
-      <w:r>
-        <w:t xml:space="preserve">Appendix A - Screenshot evidence (Section 9(e))</w:t>
+        <w:t xml:space="preserve">18. Code Repository</w:t>
       </w:r>
     </w:p>
     <w:p>
@@ -11880,345 +11232,42 @@
         <w:pStyle w:val="FirstParagraph"/>
       </w:pPr>
       <w:r>
-        <w:t xml:space="preserve">The assignment brief asks for</w:t>
-      </w:r>
-      <w:r>
-        <w:t xml:space="preserve"> </w:t>
-      </w:r>
-      <w:r>
-        <w:rPr>
-          <w:i/>
-          <w:iCs/>
-        </w:rPr>
-        <w:t xml:space="preserve">“CI/CD and deployment workflow</w:t>
-      </w:r>
-      <w:r>
-        <w:rPr>
-          <w:i/>
-          <w:iCs/>
-        </w:rPr>
-        <w:t xml:space="preserve"> </w:t>
-      </w:r>
-      <w:r>
-        <w:rPr>
-          <w:i/>
-          <w:iCs/>
-        </w:rPr>
-        <w:t xml:space="preserve">screenshots”</w:t>
-      </w:r>
-      <w:r>
-        <w:t xml:space="preserve">. Three captures already ship with this report and are</w:t>
-      </w:r>
-      <w:r>
-        <w:t xml:space="preserve"> </w:t>
-      </w:r>
-      <w:r>
-        <w:t xml:space="preserve">embedded in earlier sections:</w:t>
-      </w:r>
-    </w:p>
-    <w:tbl>
-      <w:tblPr>
-        <w:tblStyle w:val="Table"/>
-        <w:tblW w:type="pct" w:w="5000"/>
-        <w:tblLayout w:type="fixed"/>
-        <w:tblLook w:firstRow="1" w:lastRow="0" w:firstColumn="0" w:lastColumn="0" w:noHBand="0" w:noVBand="0" w:val="0020"/>
-      </w:tblPr>
-      <w:tblGrid>
-        <w:gridCol w:w="3960"/>
-        <w:gridCol w:w="3960"/>
-      </w:tblGrid>
-      <w:tr>
-        <w:trPr>
-          <w:tblHeader w:val="on"/>
-        </w:trPr>
-        <w:tc>
-          <w:tcPr/>
-          <w:p>
-            <w:pPr>
-              <w:pStyle w:val="Compact"/>
-            </w:pPr>
-            <w:r>
-              <w:t xml:space="preserve">Already embedded above</w:t>
-            </w:r>
-          </w:p>
-        </w:tc>
-        <w:tc>
-          <w:tcPr/>
-          <w:p>
-            <w:pPr>
-              <w:pStyle w:val="Compact"/>
-            </w:pPr>
-            <w:r>
-              <w:t xml:space="preserve">Location in this PDF</w:t>
-            </w:r>
-          </w:p>
-        </w:tc>
-      </w:tr>
-      <w:tr>
-        <w:tc>
-          <w:tcPr/>
-          <w:p>
-            <w:pPr>
-              <w:pStyle w:val="Compact"/>
-            </w:pPr>
-            <w:r>
-              <w:rPr>
-                <w:rStyle w:val="VerbatimChar"/>
-              </w:rPr>
-              <w:t xml:space="preserve">screenshots/architecture.png</w:t>
-            </w:r>
-            <w:r>
-              <w:t xml:space="preserve"> </w:t>
-            </w:r>
-            <w:r>
-              <w:t xml:space="preserve">- end-to-end architecture diagram</w:t>
-            </w:r>
-          </w:p>
-        </w:tc>
-        <w:tc>
-          <w:tcPr/>
-          <w:p>
-            <w:pPr>
-              <w:pStyle w:val="Compact"/>
-            </w:pPr>
-            <w:r>
-              <w:t xml:space="preserve">§14</w:t>
-            </w:r>
-          </w:p>
-        </w:tc>
-      </w:tr>
-      <w:tr>
-        <w:tc>
-          <w:tcPr/>
-          <w:p>
-            <w:pPr>
-              <w:pStyle w:val="Compact"/>
-            </w:pPr>
-            <w:r>
-              <w:rPr>
-                <w:rStyle w:val="VerbatimChar"/>
-              </w:rPr>
-              <w:t xml:space="preserve">screenshots/ci_run.png</w:t>
-            </w:r>
-            <w:r>
-              <w:t xml:space="preserve"> </w:t>
-            </w:r>
-            <w:r>
-              <w:t xml:space="preserve">- GitHub Actions</w:t>
-            </w:r>
-            <w:r>
-              <w:t xml:space="preserve"> </w:t>
-            </w:r>
-            <w:r>
-              <w:rPr>
-                <w:rStyle w:val="VerbatimChar"/>
-              </w:rPr>
-              <w:t xml:space="preserve">lint -&gt; test -&gt; train -&gt; docker</w:t>
-            </w:r>
-            <w:r>
-              <w:t xml:space="preserve"> </w:t>
-            </w:r>
-            <w:r>
-              <w:t xml:space="preserve">pipeline (all green)</w:t>
-            </w:r>
-          </w:p>
-        </w:tc>
-        <w:tc>
-          <w:tcPr/>
-          <w:p>
-            <w:pPr>
-              <w:pStyle w:val="Compact"/>
-            </w:pPr>
-            <w:r>
-              <w:t xml:space="preserve">§10</w:t>
-            </w:r>
-          </w:p>
-        </w:tc>
-      </w:tr>
-      <w:tr>
-        <w:tc>
-          <w:tcPr/>
-          <w:p>
-            <w:pPr>
-              <w:pStyle w:val="Compact"/>
-            </w:pPr>
-            <w:r>
-              <w:rPr>
-                <w:rStyle w:val="VerbatimChar"/>
-              </w:rPr>
-              <w:t xml:space="preserve">screenshots/task6_form.png</w:t>
-            </w:r>
-            <w:r>
-              <w:t xml:space="preserve"> </w:t>
-            </w:r>
-            <w:r>
-              <w:t xml:space="preserve">- Flask web form rendered against the live container</w:t>
-            </w:r>
-          </w:p>
-        </w:tc>
-        <w:tc>
-          <w:tcPr/>
-          <w:p>
-            <w:pPr>
-              <w:pStyle w:val="Compact"/>
-            </w:pPr>
-            <w:r>
-              <w:t xml:space="preserve">§11</w:t>
-            </w:r>
-          </w:p>
-        </w:tc>
-      </w:tr>
-      <w:tr>
-        <w:tc>
-          <w:tcPr/>
-          <w:p>
-            <w:pPr>
-              <w:pStyle w:val="Compact"/>
-            </w:pPr>
-            <w:r>
-              <w:rPr>
-                <w:rStyle w:val="VerbatimChar"/>
-              </w:rPr>
-              <w:t xml:space="preserve">screenshots/grafana_dashboard.png</w:t>
-            </w:r>
-            <w:r>
-              <w:t xml:space="preserve"> </w:t>
-            </w:r>
-            <w:r>
-              <w:t xml:space="preserve">- 6-panel</w:t>
-            </w:r>
-            <w:r>
-              <w:t xml:space="preserve"> </w:t>
-            </w:r>
-            <w:r>
-              <w:t xml:space="preserve">‘Heart API’</w:t>
-            </w:r>
-            <w:r>
-              <w:t xml:space="preserve"> </w:t>
-            </w:r>
-            <w:r>
-              <w:t xml:space="preserve">Grafana dashboard</w:t>
-            </w:r>
-          </w:p>
-        </w:tc>
-        <w:tc>
-          <w:tcPr/>
-          <w:p>
-            <w:pPr>
-              <w:pStyle w:val="Compact"/>
-            </w:pPr>
-            <w:r>
-              <w:t xml:space="preserve">§13</w:t>
-            </w:r>
-          </w:p>
-        </w:tc>
-      </w:tr>
-    </w:tbl>
-    <w:p>
-      <w:pPr>
-        <w:pStyle w:val="BodyText"/>
-      </w:pPr>
-      <w:r>
-        <w:t xml:space="preserve">The remaining captures listed below are produced from the running</w:t>
-      </w:r>
-      <w:r>
-        <w:t xml:space="preserve"> </w:t>
-      </w:r>
-      <w:r>
-        <w:t xml:space="preserve">system.</w:t>
-      </w:r>
-      <w:r>
-        <w:t xml:space="preserve"> </w:t>
-      </w:r>
-      <w:r>
-        <w:rPr>
-          <w:b/>
-          <w:bCs/>
-        </w:rPr>
-        <w:t xml:space="preserve">Capture them locally before submission</w:t>
-      </w:r>
-      <w:r>
-        <w:t xml:space="preserve"> </w:t>
-      </w:r>
-      <w:r>
-        <w:t xml:space="preserve">(the exact commands</w:t>
-      </w:r>
-      <w:r>
-        <w:t xml:space="preserve"> </w:t>
-      </w:r>
-      <w:r>
-        <w:t xml:space="preserve">are reproduced under each filename) and drop the resulting PNGs into</w:t>
-      </w:r>
-      <w:r>
-        <w:t xml:space="preserve"> </w:t>
-      </w:r>
-      <w:r>
-        <w:rPr>
-          <w:rStyle w:val="VerbatimChar"/>
-        </w:rPr>
-        <w:t xml:space="preserve">MLOps_Demo/screenshots/</w:t>
-      </w:r>
-      <w:r>
-        <w:t xml:space="preserve"> </w:t>
-      </w:r>
-      <w:r>
-        <w:t xml:space="preserve">- they will then be picked up by the next</w:t>
-      </w:r>
-      <w:r>
-        <w:t xml:space="preserve"> </w:t>
-      </w:r>
-      <w:r>
-        <w:rPr>
-          <w:rStyle w:val="VerbatimChar"/>
-        </w:rPr>
-        <w:t xml:space="preserve">python3 run_pipeline.py --only report</w:t>
-      </w:r>
-      <w:r>
-        <w:t xml:space="preserve"> </w:t>
-      </w:r>
-      <w:r>
-        <w:t xml:space="preserve">build.</w:t>
-      </w:r>
-    </w:p>
-    <w:p>
-      <w:pPr>
-        <w:pStyle w:val="BodyText"/>
-      </w:pPr>
-      <w:r>
-        <w:rPr>
-          <w:b/>
-          <w:bCs/>
-        </w:rPr>
-        <w:t xml:space="preserve">(i)</w:t>
-      </w:r>
-      <w:r>
-        <w:rPr>
-          <w:b/>
-          <w:bCs/>
-        </w:rPr>
-        <w:t xml:space="preserve"> </w:t>
-      </w:r>
-      <w:r>
-        <w:rPr>
-          <w:rStyle w:val="VerbatimChar"/>
-          <w:b/>
-          <w:bCs/>
-        </w:rPr>
-        <w:t xml:space="preserve">screenshots/ci_run.png</w:t>
-      </w:r>
-      <w:r>
-        <w:rPr>
-          <w:b/>
-          <w:bCs/>
-        </w:rPr>
-        <w:t xml:space="preserve"> </w:t>
-      </w:r>
-      <w:r>
-        <w:rPr>
-          <w:b/>
-          <w:bCs/>
-        </w:rPr>
-        <w:t xml:space="preserve">- GitHub Actions, green pipeline graph</w:t>
+        <w:t xml:space="preserve">The complete source tree, CI configuration, Dockerfile, Kubernetes</w:t>
+      </w:r>
+      <w:r>
+        <w:t xml:space="preserve"> </w:t>
+      </w:r>
+      <w:r>
+        <w:t xml:space="preserve">manifests, monitoring stack and this report are all hosted publicly</w:t>
+      </w:r>
+      <w:r>
+        <w:t xml:space="preserve"> </w:t>
+      </w:r>
+      <w:r>
+        <w:t xml:space="preserve">at:</w:t>
+      </w:r>
+    </w:p>
+    <w:p>
+      <w:pPr>
+        <w:pStyle w:val="BlockText"/>
+      </w:pPr>
+      <w:hyperlink r:id="rId20">
+        <w:r>
+          <w:rPr>
+            <w:rStyle w:val="Hyperlink"/>
+            <w:b/>
+            <w:bCs/>
+          </w:rPr>
+          <w:t xml:space="preserve">https://github.com/2025cs05012/heart_disease_classification_mlops</w:t>
+        </w:r>
+      </w:hyperlink>
+    </w:p>
+    <w:p>
+      <w:pPr>
+        <w:pStyle w:val="FirstParagraph"/>
+      </w:pPr>
+      <w:r>
+        <w:t xml:space="preserve">Reproduce the entire pipeline in one command after cloning:</w:t>
       </w:r>
     </w:p>
     <w:p>
@@ -12227,76 +11276,36 @@
       </w:pPr>
       <w:r>
         <w:rPr>
-          <w:rStyle w:val="VerbatimChar"/>
-        </w:rPr>
-        <w:t xml:space="preserve"># In the browser:</w:t>
+          <w:rStyle w:val="FunctionTok"/>
+        </w:rPr>
+        <w:t xml:space="preserve">git</w:t>
+      </w:r>
+      <w:r>
+        <w:rPr>
+          <w:rStyle w:val="NormalTok"/>
+        </w:rPr>
+        <w:t xml:space="preserve"> clone https://github.com/2025cs05012/heart_disease_classification_mlops.git</w:t>
       </w:r>
       <w:r>
         <w:br/>
       </w:r>
       <w:r>
         <w:rPr>
-          <w:rStyle w:val="VerbatimChar"/>
-        </w:rPr>
-        <w:t xml:space="preserve">#   open https://github.com/&lt;your-username&gt;/heart-disease-mlops/actions</w:t>
+          <w:rStyle w:val="BuiltInTok"/>
+        </w:rPr>
+        <w:t xml:space="preserve">cd</w:t>
+      </w:r>
+      <w:r>
+        <w:rPr>
+          <w:rStyle w:val="NormalTok"/>
+        </w:rPr>
+        <w:t xml:space="preserve"> heart_disease_classification_mlops</w:t>
       </w:r>
       <w:r>
         <w:br/>
       </w:r>
       <w:r>
         <w:rPr>
-          <w:rStyle w:val="VerbatimChar"/>
-        </w:rPr>
-        <w:t xml:space="preserve">#   click the latest successful run -&gt; screenshot the lint -&gt; test -&gt; train graph</w:t>
-      </w:r>
-    </w:p>
-    <w:p>
-      <w:pPr>
-        <w:pStyle w:val="FirstParagraph"/>
-      </w:pPr>
-      <w:r>
-        <w:rPr>
-          <w:b/>
-          <w:bCs/>
-        </w:rPr>
-        <w:t xml:space="preserve">(ii)</w:t>
-      </w:r>
-      <w:r>
-        <w:rPr>
-          <w:b/>
-          <w:bCs/>
-        </w:rPr>
-        <w:t xml:space="preserve"> </w:t>
-      </w:r>
-      <w:r>
-        <w:rPr>
-          <w:rStyle w:val="VerbatimChar"/>
-          <w:b/>
-          <w:bCs/>
-        </w:rPr>
-        <w:t xml:space="preserve">screenshots/mlflow_ui.png</w:t>
-      </w:r>
-      <w:r>
-        <w:rPr>
-          <w:b/>
-          <w:bCs/>
-        </w:rPr>
-        <w:t xml:space="preserve"> </w:t>
-      </w:r>
-      <w:r>
-        <w:rPr>
-          <w:b/>
-          <w:bCs/>
-        </w:rPr>
-        <w:t xml:space="preserve">- MLflow experiments page</w:t>
-      </w:r>
-    </w:p>
-    <w:p>
-      <w:pPr>
-        <w:pStyle w:val="SourceCode"/>
-      </w:pPr>
-      <w:r>
-        <w:rPr>
           <w:rStyle w:val="ExtensionTok"/>
         </w:rPr>
         <w:t xml:space="preserve">python3</w:t>
@@ -12305,526 +11314,11 @@
         <w:rPr>
           <w:rStyle w:val="NormalTok"/>
         </w:rPr>
-        <w:t xml:space="preserve"> run_pipeline.py </w:t>
-      </w:r>
-      <w:r>
-        <w:rPr>
-          <w:rStyle w:val="AttributeTok"/>
-        </w:rPr>
-        <w:t xml:space="preserve">--only</w:t>
-      </w:r>
-      <w:r>
-        <w:rPr>
-          <w:rStyle w:val="NormalTok"/>
-        </w:rPr>
-        <w:t xml:space="preserve"> mlflow_ui</w:t>
-      </w:r>
-      <w:r>
-        <w:br/>
-      </w:r>
-      <w:r>
-        <w:rPr>
-          <w:rStyle w:val="ExtensionTok"/>
-        </w:rPr>
-        <w:t xml:space="preserve">open</w:t>
-      </w:r>
-      <w:r>
-        <w:rPr>
-          <w:rStyle w:val="NormalTok"/>
-        </w:rPr>
-        <w:t xml:space="preserve"> http://localhost:5500          </w:t>
-      </w:r>
-      <w:r>
-        <w:rPr>
-          <w:rStyle w:val="CommentTok"/>
-        </w:rPr>
-        <w:t xml:space="preserve"># screenshot the runs list with ROC-AUC sorted</w:t>
-      </w:r>
-    </w:p>
-    <w:p>
-      <w:pPr>
-        <w:pStyle w:val="FirstParagraph"/>
-      </w:pPr>
-      <w:r>
-        <w:rPr>
-          <w:b/>
-          <w:bCs/>
-        </w:rPr>
-        <w:t xml:space="preserve">(iii)</w:t>
-      </w:r>
-      <w:r>
-        <w:rPr>
-          <w:b/>
-          <w:bCs/>
-        </w:rPr>
-        <w:t xml:space="preserve"> </w:t>
-      </w:r>
-      <w:r>
-        <w:rPr>
-          <w:rStyle w:val="VerbatimChar"/>
-          <w:b/>
-          <w:bCs/>
-        </w:rPr>
-        <w:t xml:space="preserve">screenshots/kubectl_get_pods.png</w:t>
-      </w:r>
-      <w:r>
-        <w:rPr>
-          <w:b/>
-          <w:bCs/>
-        </w:rPr>
-        <w:t xml:space="preserve">,</w:t>
-      </w:r>
-      <w:r>
-        <w:rPr>
-          <w:b/>
-          <w:bCs/>
-        </w:rPr>
-        <w:t xml:space="preserve"> </w:t>
-      </w:r>
-      <w:r>
-        <w:rPr>
-          <w:rStyle w:val="VerbatimChar"/>
-          <w:b/>
-          <w:bCs/>
-        </w:rPr>
-        <w:t xml:space="preserve">screenshots/kubectl_get_svc.png</w:t>
-      </w:r>
-      <w:r>
-        <w:rPr>
-          <w:b/>
-          <w:bCs/>
-        </w:rPr>
-        <w:t xml:space="preserve">,</w:t>
-      </w:r>
-      <w:r>
-        <w:rPr>
-          <w:b/>
-          <w:bCs/>
-        </w:rPr>
-        <w:t xml:space="preserve"> </w:t>
-      </w:r>
-      <w:r>
-        <w:rPr>
-          <w:rStyle w:val="VerbatimChar"/>
-          <w:b/>
-          <w:bCs/>
-        </w:rPr>
-        <w:t xml:space="preserve">screenshots/kubectl_get_ingress.png</w:t>
-      </w:r>
-      <w:r>
-        <w:rPr>
-          <w:b/>
-          <w:bCs/>
-        </w:rPr>
-        <w:t xml:space="preserve"> </w:t>
-      </w:r>
-      <w:r>
-        <w:rPr>
-          <w:b/>
-          <w:bCs/>
-        </w:rPr>
-        <w:t xml:space="preserve">- Kubernetes deployment proof</w:t>
-      </w:r>
-    </w:p>
-    <w:p>
-      <w:pPr>
-        <w:pStyle w:val="SourceCode"/>
-      </w:pPr>
-      <w:r>
-        <w:rPr>
-          <w:rStyle w:val="ExtensionTok"/>
-        </w:rPr>
-        <w:t xml:space="preserve">kubectl</w:t>
-      </w:r>
-      <w:r>
-        <w:rPr>
-          <w:rStyle w:val="NormalTok"/>
-        </w:rPr>
-        <w:t xml:space="preserve"> get pods,svc,ingress </w:t>
-      </w:r>
-      <w:r>
-        <w:rPr>
-          <w:rStyle w:val="AttributeTok"/>
-        </w:rPr>
-        <w:t xml:space="preserve">-o</w:t>
-      </w:r>
-      <w:r>
-        <w:rPr>
-          <w:rStyle w:val="NormalTok"/>
-        </w:rPr>
-        <w:t xml:space="preserve"> wide   </w:t>
-      </w:r>
-      <w:r>
-        <w:rPr>
-          <w:rStyle w:val="CommentTok"/>
-        </w:rPr>
-        <w:t xml:space="preserve"># screenshot the terminal output</w:t>
-      </w:r>
-    </w:p>
-    <w:p>
-      <w:pPr>
-        <w:pStyle w:val="FirstParagraph"/>
-      </w:pPr>
-      <w:r>
-        <w:rPr>
-          <w:b/>
-          <w:bCs/>
-        </w:rPr>
-        <w:t xml:space="preserve">(iv)</w:t>
-      </w:r>
-      <w:r>
-        <w:rPr>
-          <w:b/>
-          <w:bCs/>
-        </w:rPr>
-        <w:t xml:space="preserve"> </w:t>
-      </w:r>
-      <w:r>
-        <w:rPr>
-          <w:rStyle w:val="VerbatimChar"/>
-          <w:b/>
-          <w:bCs/>
-        </w:rPr>
-        <w:t xml:space="preserve">screenshots/predict_curl.png</w:t>
-      </w:r>
-      <w:r>
-        <w:rPr>
-          <w:b/>
-          <w:bCs/>
-        </w:rPr>
-        <w:t xml:space="preserve"> </w:t>
-      </w:r>
-      <w:r>
-        <w:rPr>
-          <w:b/>
-          <w:bCs/>
-        </w:rPr>
-        <w:t xml:space="preserve">- end-to-end inference</w:t>
-      </w:r>
-    </w:p>
-    <w:p>
-      <w:pPr>
-        <w:pStyle w:val="SourceCode"/>
-      </w:pPr>
-      <w:r>
-        <w:rPr>
-          <w:rStyle w:val="ExtensionTok"/>
-        </w:rPr>
-        <w:t xml:space="preserve">curl</w:t>
-      </w:r>
-      <w:r>
-        <w:rPr>
-          <w:rStyle w:val="NormalTok"/>
-        </w:rPr>
-        <w:t xml:space="preserve"> </w:t>
-      </w:r>
-      <w:r>
-        <w:rPr>
-          <w:rStyle w:val="AttributeTok"/>
-        </w:rPr>
-        <w:t xml:space="preserve">-s</w:t>
-      </w:r>
-      <w:r>
-        <w:rPr>
-          <w:rStyle w:val="NormalTok"/>
-        </w:rPr>
-        <w:t xml:space="preserve"> </w:t>
-      </w:r>
-      <w:r>
-        <w:rPr>
-          <w:rStyle w:val="AttributeTok"/>
-        </w:rPr>
-        <w:t xml:space="preserve">-X</w:t>
-      </w:r>
-      <w:r>
-        <w:rPr>
-          <w:rStyle w:val="NormalTok"/>
-        </w:rPr>
-        <w:t xml:space="preserve"> POST http://localhost/predict </w:t>
-      </w:r>
-      <w:r>
-        <w:rPr>
-          <w:rStyle w:val="DataTypeTok"/>
-        </w:rPr>
-        <w:t xml:space="preserve">\</w:t>
-      </w:r>
-      <w:r>
-        <w:br/>
-      </w:r>
-      <w:r>
-        <w:rPr>
-          <w:rStyle w:val="NormalTok"/>
-        </w:rPr>
-        <w:t xml:space="preserve">     </w:t>
-      </w:r>
-      <w:r>
-        <w:rPr>
-          <w:rStyle w:val="AttributeTok"/>
-        </w:rPr>
-        <w:t xml:space="preserve">-H</w:t>
-      </w:r>
-      <w:r>
-        <w:rPr>
-          <w:rStyle w:val="NormalTok"/>
-        </w:rPr>
-        <w:t xml:space="preserve"> </w:t>
-      </w:r>
-      <w:r>
-        <w:rPr>
-          <w:rStyle w:val="StringTok"/>
-        </w:rPr>
-        <w:t xml:space="preserve">'Content-Type: application/json'</w:t>
-      </w:r>
-      <w:r>
-        <w:rPr>
-          <w:rStyle w:val="NormalTok"/>
-        </w:rPr>
-        <w:t xml:space="preserve"> </w:t>
-      </w:r>
-      <w:r>
-        <w:rPr>
-          <w:rStyle w:val="DataTypeTok"/>
-        </w:rPr>
-        <w:t xml:space="preserve">\</w:t>
-      </w:r>
-      <w:r>
-        <w:br/>
-      </w:r>
-      <w:r>
-        <w:rPr>
-          <w:rStyle w:val="NormalTok"/>
-        </w:rPr>
-        <w:t xml:space="preserve">     </w:t>
-      </w:r>
-      <w:r>
-        <w:rPr>
-          <w:rStyle w:val="AttributeTok"/>
-        </w:rPr>
-        <w:t xml:space="preserve">-d</w:t>
-      </w:r>
-      <w:r>
-        <w:rPr>
-          <w:rStyle w:val="NormalTok"/>
-        </w:rPr>
-        <w:t xml:space="preserve"> </w:t>
-      </w:r>
-      <w:r>
-        <w:rPr>
-          <w:rStyle w:val="StringTok"/>
-        </w:rPr>
-        <w:t xml:space="preserve">'{"records":[{"age":63,"sex":1,"cp":3,"trestbps":145,</w:t>
-      </w:r>
-      <w:r>
-        <w:br/>
-      </w:r>
-      <w:r>
-        <w:rPr>
-          <w:rStyle w:val="StringTok"/>
-        </w:rPr>
-        <w:t xml:space="preserve">          "chol":233,"fbs":1,"restecg":0,"thalach":150,"exang":0,</w:t>
-      </w:r>
-      <w:r>
-        <w:br/>
-      </w:r>
-      <w:r>
-        <w:rPr>
-          <w:rStyle w:val="StringTok"/>
-        </w:rPr>
-        <w:t xml:space="preserve">          "oldpeak":2.3,"slope":0,"ca":0,"thal":1}]}'</w:t>
-      </w:r>
-      <w:r>
-        <w:rPr>
-          <w:rStyle w:val="NormalTok"/>
-        </w:rPr>
-        <w:t xml:space="preserve"> </w:t>
-      </w:r>
-      <w:r>
-        <w:rPr>
-          <w:rStyle w:val="KeywordTok"/>
-        </w:rPr>
-        <w:t xml:space="preserve">|</w:t>
-      </w:r>
-      <w:r>
-        <w:rPr>
-          <w:rStyle w:val="NormalTok"/>
-        </w:rPr>
-        <w:t xml:space="preserve"> </w:t>
-      </w:r>
-      <w:r>
-        <w:rPr>
-          <w:rStyle w:val="ExtensionTok"/>
-        </w:rPr>
-        <w:t xml:space="preserve">jq</w:t>
-      </w:r>
-      <w:r>
-        <w:rPr>
-          <w:rStyle w:val="NormalTok"/>
-        </w:rPr>
-        <w:t xml:space="preserve"> .</w:t>
-      </w:r>
-    </w:p>
-    <w:p>
-      <w:pPr>
-        <w:pStyle w:val="FirstParagraph"/>
-      </w:pPr>
-      <w:r>
-        <w:rPr>
-          <w:b/>
-          <w:bCs/>
-        </w:rPr>
-        <w:t xml:space="preserve">(v)</w:t>
-      </w:r>
-      <w:r>
-        <w:rPr>
-          <w:b/>
-          <w:bCs/>
-        </w:rPr>
-        <w:t xml:space="preserve"> </w:t>
-      </w:r>
-      <w:r>
-        <w:rPr>
-          <w:rStyle w:val="VerbatimChar"/>
-          <w:b/>
-          <w:bCs/>
-        </w:rPr>
-        <w:t xml:space="preserve">screenshots/metrics_endpoint.png</w:t>
-      </w:r>
-      <w:r>
-        <w:rPr>
-          <w:b/>
-          <w:bCs/>
-        </w:rPr>
-        <w:t xml:space="preserve"> </w:t>
-      </w:r>
-      <w:r>
-        <w:rPr>
-          <w:b/>
-          <w:bCs/>
-        </w:rPr>
-        <w:t xml:space="preserve">- Prometheus scrape target</w:t>
-      </w:r>
-    </w:p>
-    <w:p>
-      <w:pPr>
-        <w:pStyle w:val="SourceCode"/>
-      </w:pPr>
-      <w:r>
-        <w:rPr>
-          <w:rStyle w:val="ExtensionTok"/>
-        </w:rPr>
-        <w:t xml:space="preserve">open</w:t>
-      </w:r>
-      <w:r>
-        <w:rPr>
-          <w:rStyle w:val="NormalTok"/>
-        </w:rPr>
-        <w:t xml:space="preserve"> http://localhost:9090/targets  </w:t>
-      </w:r>
-      <w:r>
-        <w:rPr>
-          <w:rStyle w:val="CommentTok"/>
-        </w:rPr>
-        <w:t xml:space="preserve"># screenshot showing heart-api UP</w:t>
-      </w:r>
-    </w:p>
-    <w:p>
-      <w:pPr>
-        <w:pStyle w:val="FirstParagraph"/>
-      </w:pPr>
-      <w:r>
-        <w:t xml:space="preserve">Together these files (three already shipping including the Grafana</w:t>
-      </w:r>
-      <w:r>
-        <w:t xml:space="preserve"> </w:t>
-      </w:r>
-      <w:r>
-        <w:t xml:space="preserve">dashboard, plus the captures above) constitute the screenshot pack</w:t>
-      </w:r>
-      <w:r>
-        <w:t xml:space="preserve"> </w:t>
-      </w:r>
-      <w:r>
-        <w:t xml:space="preserve">required by §9(e).</w:t>
-      </w:r>
-    </w:p>
-    <w:p>
-      <w:r>
-        <w:pict>
-          <v:rect style="width:0;height:1.5pt" o:hralign="center" o:hrstd="t" o:hr="t"/>
-        </w:pict>
-      </w:r>
-    </w:p>
-    <w:p>
-      <w:pPr>
-        <w:pStyle w:val="FirstParagraph"/>
-      </w:pPr>
-      <w:r>
-        <w:rPr>
-          <w:i/>
-          <w:iCs/>
-        </w:rPr>
-        <w:t xml:space="preserve">Generated as part of the MLOps Assignment-I deliverables. Replace</w:t>
-      </w:r>
-      <w:r>
-        <w:rPr>
-          <w:i/>
-          <w:iCs/>
-        </w:rPr>
-        <w:t xml:space="preserve"> </w:t>
-      </w:r>
-      <w:r>
-        <w:rPr>
-          <w:i/>
-          <w:iCs/>
-        </w:rPr>
-        <w:t xml:space="preserve">the screenshot placeholders under</w:t>
-      </w:r>
-      <w:r>
-        <w:rPr>
-          <w:i/>
-          <w:iCs/>
-        </w:rPr>
-        <w:t xml:space="preserve"> </w:t>
-      </w:r>
-      <w:r>
-        <w:rPr>
-          <w:rStyle w:val="VerbatimChar"/>
-          <w:i/>
-          <w:iCs/>
-        </w:rPr>
-        <w:t xml:space="preserve">screenshots/</w:t>
-      </w:r>
-      <w:r>
-        <w:rPr>
-          <w:i/>
-          <w:iCs/>
-        </w:rPr>
-        <w:t xml:space="preserve"> </w:t>
-      </w:r>
-      <w:r>
-        <w:rPr>
-          <w:i/>
-          <w:iCs/>
-        </w:rPr>
-        <w:t xml:space="preserve">with the captures</w:t>
-      </w:r>
-      <w:r>
-        <w:rPr>
-          <w:i/>
-          <w:iCs/>
-        </w:rPr>
-        <w:t xml:space="preserve"> </w:t>
-      </w:r>
-      <w:r>
-        <w:rPr>
-          <w:i/>
-          <w:iCs/>
-        </w:rPr>
-        <w:t xml:space="preserve">from your local run before submission.</w:t>
-      </w:r>
-    </w:p>
-    <w:bookmarkEnd w:id="89"/>
-    <w:bookmarkEnd w:id="90"/>
+        <w:t xml:space="preserve"> run_pipeline.py</w:t>
+      </w:r>
+    </w:p>
+    <w:bookmarkEnd w:id="79"/>
+    <w:bookmarkEnd w:id="80"/>
     <w:sectPr/>
   </w:body>
 </w:document>
@@ -13261,9 +11755,6 @@
     </w:lvlOverride>
   </w:num>
   <w:num w:numId="1011">
-    <w:abstractNumId w:val="991"/>
-  </w:num>
-  <w:num w:numId="1012">
     <w:abstractNumId w:val="991"/>
   </w:num>
 </w:numbering>

--- a/reports/REPORT.docx
+++ b/reports/REPORT.docx
@@ -224,7 +224,7 @@
                   <w:b/>
                   <w:bCs/>
                 </w:rPr>
-                <w:t xml:space="preserve">https://github.com/2025cs05012/heart_disease_classification_mlops</w:t>
+                <w:t xml:space="preserve">https://github.com/2025cs05012/heart_disease_classification_mlops.git</w:t>
               </w:r>
             </w:hyperlink>
           </w:p>
@@ -1030,7 +1030,7 @@
           <w:b/>
           <w:bCs/>
         </w:rPr>
-        <w:t xml:space="preserve">1.2 Clone and bootstrap</w:t>
+        <w:t xml:space="preserve">1.2 Clone the repository</w:t>
       </w:r>
     </w:p>
     <w:p>
@@ -1047,121 +1047,22 @@
         <w:rPr>
           <w:rStyle w:val="NormalTok"/>
         </w:rPr>
-        <w:t xml:space="preserve"> clone https://github.com/</w:t>
-      </w:r>
-      <w:r>
-        <w:rPr>
-          <w:rStyle w:val="OperatorTok"/>
-        </w:rPr>
-        <w:t xml:space="preserve">&lt;</w:t>
+        <w:t xml:space="preserve"> clone https://github.com/2025cs05012/heart_disease_classification_mlops.git</w:t>
+      </w:r>
+      <w:r>
+        <w:br/>
+      </w:r>
+      <w:r>
+        <w:rPr>
+          <w:rStyle w:val="BuiltInTok"/>
+        </w:rPr>
+        <w:t xml:space="preserve">cd</w:t>
       </w:r>
       <w:r>
         <w:rPr>
           <w:rStyle w:val="NormalTok"/>
         </w:rPr>
-        <w:t xml:space="preserve">your-username</w:t>
-      </w:r>
-      <w:r>
-        <w:rPr>
-          <w:rStyle w:val="OperatorTok"/>
-        </w:rPr>
-        <w:t xml:space="preserve">&gt;</w:t>
-      </w:r>
-      <w:r>
-        <w:rPr>
-          <w:rStyle w:val="NormalTok"/>
-        </w:rPr>
-        <w:t xml:space="preserve">/heart-disease-mlops.git</w:t>
-      </w:r>
-      <w:r>
-        <w:br/>
-      </w:r>
-      <w:r>
-        <w:rPr>
-          <w:rStyle w:val="BuiltInTok"/>
-        </w:rPr>
-        <w:t xml:space="preserve">cd</w:t>
-      </w:r>
-      <w:r>
-        <w:rPr>
-          <w:rStyle w:val="NormalTok"/>
-        </w:rPr>
-        <w:t xml:space="preserve"> heart-disease-mlops/MLOps_Demo</w:t>
-      </w:r>
-      <w:r>
-        <w:br/>
-      </w:r>
-      <w:r>
-        <w:rPr>
-          <w:rStyle w:val="ExtensionTok"/>
-        </w:rPr>
-        <w:t xml:space="preserve">python3</w:t>
-      </w:r>
-      <w:r>
-        <w:rPr>
-          <w:rStyle w:val="NormalTok"/>
-        </w:rPr>
-        <w:t xml:space="preserve"> </w:t>
-      </w:r>
-      <w:r>
-        <w:rPr>
-          <w:rStyle w:val="AttributeTok"/>
-        </w:rPr>
-        <w:t xml:space="preserve">-m</w:t>
-      </w:r>
-      <w:r>
-        <w:rPr>
-          <w:rStyle w:val="NormalTok"/>
-        </w:rPr>
-        <w:t xml:space="preserve"> venv .venv</w:t>
-      </w:r>
-      <w:r>
-        <w:br/>
-      </w:r>
-      <w:r>
-        <w:rPr>
-          <w:rStyle w:val="BuiltInTok"/>
-        </w:rPr>
-        <w:t xml:space="preserve">source</w:t>
-      </w:r>
-      <w:r>
-        <w:rPr>
-          <w:rStyle w:val="NormalTok"/>
-        </w:rPr>
-        <w:t xml:space="preserve"> .venv/bin/activate                 </w:t>
-      </w:r>
-      <w:r>
-        <w:rPr>
-          <w:rStyle w:val="CommentTok"/>
-        </w:rPr>
-        <w:t xml:space="preserve"># Windows: .venv\Scripts\activate</w:t>
-      </w:r>
-      <w:r>
-        <w:br/>
-      </w:r>
-      <w:r>
-        <w:rPr>
-          <w:rStyle w:val="ExtensionTok"/>
-        </w:rPr>
-        <w:t xml:space="preserve">pip</w:t>
-      </w:r>
-      <w:r>
-        <w:rPr>
-          <w:rStyle w:val="NormalTok"/>
-        </w:rPr>
-        <w:t xml:space="preserve"> install </w:t>
-      </w:r>
-      <w:r>
-        <w:rPr>
-          <w:rStyle w:val="AttributeTok"/>
-        </w:rPr>
-        <w:t xml:space="preserve">-r</w:t>
-      </w:r>
-      <w:r>
-        <w:rPr>
-          <w:rStyle w:val="NormalTok"/>
-        </w:rPr>
-        <w:t xml:space="preserve"> requirements.txt</w:t>
+        <w:t xml:space="preserve"> heart_disease_classification_mlops</w:t>
       </w:r>
     </w:p>
     <w:p>
@@ -1173,7 +1074,138 @@
           <w:b/>
           <w:bCs/>
         </w:rPr>
-        <w:t xml:space="preserve">1.3 One-shot pipeline (Tasks 1 to 9)</w:t>
+        <w:t xml:space="preserve">1.3 Install — pick one of two options</w:t>
+      </w:r>
+    </w:p>
+    <w:p>
+      <w:pPr>
+        <w:pStyle w:val="BodyText"/>
+      </w:pPr>
+      <w:r>
+        <w:t xml:space="preserve">Two install paths are provided so a reviewer can run the project on</w:t>
+      </w:r>
+      <w:r>
+        <w:t xml:space="preserve"> </w:t>
+      </w:r>
+      <w:r>
+        <w:t xml:space="preserve">any reasonably-modern macOS / Linux box without first reading the</w:t>
+      </w:r>
+      <w:r>
+        <w:t xml:space="preserve"> </w:t>
+      </w:r>
+      <w:r>
+        <w:t xml:space="preserve">README in full.</w:t>
+      </w:r>
+    </w:p>
+    <w:p>
+      <w:pPr>
+        <w:pStyle w:val="BodyText"/>
+      </w:pPr>
+      <w:r>
+        <w:rPr>
+          <w:i/>
+          <w:iCs/>
+        </w:rPr>
+        <w:t xml:space="preserve">Option A — one-command setup (recommended).</w:t>
+      </w:r>
+      <w:r>
+        <w:t xml:space="preserve"> </w:t>
+      </w:r>
+      <w:r>
+        <w:rPr>
+          <w:rStyle w:val="VerbatimChar"/>
+        </w:rPr>
+        <w:t xml:space="preserve">run_pipeline.py</w:t>
+      </w:r>
+      <w:r>
+        <w:t xml:space="preserve"> </w:t>
+      </w:r>
+      <w:r>
+        <w:t xml:space="preserve">is</w:t>
+      </w:r>
+      <w:r>
+        <w:t xml:space="preserve"> </w:t>
+      </w:r>
+      <w:r>
+        <w:t xml:space="preserve">the single entry-point for every task. On first run it auto-detects</w:t>
+      </w:r>
+      <w:r>
+        <w:t xml:space="preserve"> </w:t>
+      </w:r>
+      <w:r>
+        <w:t xml:space="preserve">PEP 668 (</w:t>
+      </w:r>
+      <w:r>
+        <w:t xml:space="preserve">“externally-managed”</w:t>
+      </w:r>
+      <w:r>
+        <w:t xml:space="preserve">) system Pythons, picks the highest</w:t>
+      </w:r>
+      <w:r>
+        <w:t xml:space="preserve"> </w:t>
+      </w:r>
+      <w:r>
+        <w:t xml:space="preserve">supported</w:t>
+      </w:r>
+      <w:r>
+        <w:t xml:space="preserve"> </w:t>
+      </w:r>
+      <w:r>
+        <w:rPr>
+          <w:rStyle w:val="VerbatimChar"/>
+        </w:rPr>
+        <w:t xml:space="preserve">python3.10</w:t>
+      </w:r>
+      <w:r>
+        <w:t xml:space="preserve">-</w:t>
+      </w:r>
+      <w:r>
+        <w:rPr>
+          <w:rStyle w:val="VerbatimChar"/>
+        </w:rPr>
+        <w:t xml:space="preserve">3.12</w:t>
+      </w:r>
+      <w:r>
+        <w:t xml:space="preserve"> </w:t>
+      </w:r>
+      <w:r>
+        <w:t xml:space="preserve">interpreter from</w:t>
+      </w:r>
+      <w:r>
+        <w:t xml:space="preserve"> </w:t>
+      </w:r>
+      <w:r>
+        <w:rPr>
+          <w:rStyle w:val="VerbatimChar"/>
+        </w:rPr>
+        <w:t xml:space="preserve">PATH</w:t>
+      </w:r>
+      <w:r>
+        <w:t xml:space="preserve">, creates a</w:t>
+      </w:r>
+      <w:r>
+        <w:t xml:space="preserve"> </w:t>
+      </w:r>
+      <w:r>
+        <w:t xml:space="preserve">local</w:t>
+      </w:r>
+      <w:r>
+        <w:t xml:space="preserve"> </w:t>
+      </w:r>
+      <w:r>
+        <w:rPr>
+          <w:rStyle w:val="VerbatimChar"/>
+        </w:rPr>
+        <w:t xml:space="preserve">.venv/</w:t>
+      </w:r>
+      <w:r>
+        <w:t xml:space="preserve">, and installs all pinned dependencies. No manual venv</w:t>
+      </w:r>
+      <w:r>
+        <w:t xml:space="preserve"> </w:t>
+      </w:r>
+      <w:r>
+        <w:t xml:space="preserve">ceremony required.</w:t>
       </w:r>
     </w:p>
     <w:p>
@@ -1190,13 +1222,25 @@
         <w:rPr>
           <w:rStyle w:val="NormalTok"/>
         </w:rPr>
-        <w:t xml:space="preserve"> run_pipeline.py                   </w:t>
+        <w:t xml:space="preserve"> run_pipeline.py </w:t>
+      </w:r>
+      <w:r>
+        <w:rPr>
+          <w:rStyle w:val="AttributeTok"/>
+        </w:rPr>
+        <w:t xml:space="preserve">--only</w:t>
+      </w:r>
+      <w:r>
+        <w:rPr>
+          <w:rStyle w:val="NormalTok"/>
+        </w:rPr>
+        <w:t xml:space="preserve"> install        </w:t>
       </w:r>
       <w:r>
         <w:rPr>
           <w:rStyle w:val="CommentTok"/>
         </w:rPr>
-        <w:t xml:space="preserve"># full pipeline</w:t>
+        <w:t xml:space="preserve"># just bootstrap .venv + deps</w:t>
       </w:r>
       <w:r>
         <w:br/>
@@ -1211,6 +1255,27 @@
         <w:rPr>
           <w:rStyle w:val="NormalTok"/>
         </w:rPr>
+        <w:t xml:space="preserve"> run_pipeline.py                       </w:t>
+      </w:r>
+      <w:r>
+        <w:rPr>
+          <w:rStyle w:val="CommentTok"/>
+        </w:rPr>
+        <w:t xml:space="preserve"># full pipeline (Tasks 1-9)</w:t>
+      </w:r>
+      <w:r>
+        <w:br/>
+      </w:r>
+      <w:r>
+        <w:rPr>
+          <w:rStyle w:val="ExtensionTok"/>
+        </w:rPr>
+        <w:t xml:space="preserve">python3</w:t>
+      </w:r>
+      <w:r>
+        <w:rPr>
+          <w:rStyle w:val="NormalTok"/>
+        </w:rPr>
         <w:t xml:space="preserve"> run_pipeline.py </w:t>
       </w:r>
       <w:r>
@@ -1223,13 +1288,13 @@
         <w:rPr>
           <w:rStyle w:val="NormalTok"/>
         </w:rPr>
-        <w:t xml:space="preserve">           </w:t>
+        <w:t xml:space="preserve">               </w:t>
       </w:r>
       <w:r>
         <w:rPr>
           <w:rStyle w:val="CommentTok"/>
         </w:rPr>
-        <w:t xml:space="preserve"># skips docker / k8s / monitoring</w:t>
+        <w:t xml:space="preserve"># skip docker / k8s / monitoring</w:t>
       </w:r>
       <w:r>
         <w:br/>
@@ -1256,13 +1321,13 @@
         <w:rPr>
           <w:rStyle w:val="NormalTok"/>
         </w:rPr>
-        <w:t xml:space="preserve"> train      </w:t>
+        <w:t xml:space="preserve"> train          </w:t>
       </w:r>
       <w:r>
         <w:rPr>
           <w:rStyle w:val="CommentTok"/>
         </w:rPr>
-        <w:t xml:space="preserve"># run a single named step</w:t>
+        <w:t xml:space="preserve"># run one named step</w:t>
       </w:r>
       <w:r>
         <w:br/>
@@ -1289,18 +1354,254 @@
         <w:rPr>
           <w:rStyle w:val="NormalTok"/>
         </w:rPr>
-        <w:t xml:space="preserve">            </w:t>
+        <w:t xml:space="preserve">                </w:t>
       </w:r>
       <w:r>
         <w:rPr>
           <w:rStyle w:val="CommentTok"/>
         </w:rPr>
-        <w:t xml:space="preserve"># open every live URL in the browser</w:t>
+        <w:t xml:space="preserve"># open every live URL in browser</w:t>
       </w:r>
     </w:p>
     <w:p>
       <w:pPr>
         <w:pStyle w:val="FirstParagraph"/>
+      </w:pPr>
+      <w:r>
+        <w:rPr>
+          <w:i/>
+          <w:iCs/>
+        </w:rPr>
+        <w:t xml:space="preserve">Option B — manual install (for graders who prefer step-by-step).</w:t>
+      </w:r>
+      <w:r>
+        <w:t xml:space="preserve"> </w:t>
+      </w:r>
+      <w:r>
+        <w:t xml:space="preserve">Use this when you want to inspect each command, or when the</w:t>
+      </w:r>
+      <w:r>
+        <w:t xml:space="preserve"> </w:t>
+      </w:r>
+      <w:r>
+        <w:t xml:space="preserve">auto-bootstrap cannot find a compatible interpreter on</w:t>
+      </w:r>
+      <w:r>
+        <w:t xml:space="preserve"> </w:t>
+      </w:r>
+      <w:r>
+        <w:rPr>
+          <w:rStyle w:val="VerbatimChar"/>
+        </w:rPr>
+        <w:t xml:space="preserve">PATH</w:t>
+      </w:r>
+      <w:r>
+        <w:t xml:space="preserve">. The</w:t>
+      </w:r>
+      <w:r>
+        <w:t xml:space="preserve"> </w:t>
+      </w:r>
+      <w:r>
+        <w:t xml:space="preserve">pinned</w:t>
+      </w:r>
+      <w:r>
+        <w:t xml:space="preserve"> </w:t>
+      </w:r>
+      <w:r>
+        <w:rPr>
+          <w:rStyle w:val="VerbatimChar"/>
+        </w:rPr>
+        <w:t xml:space="preserve">numpy 1.26.4</w:t>
+      </w:r>
+      <w:r>
+        <w:t xml:space="preserve"> </w:t>
+      </w:r>
+      <w:r>
+        <w:t xml:space="preserve">/</w:t>
+      </w:r>
+      <w:r>
+        <w:t xml:space="preserve"> </w:t>
+      </w:r>
+      <w:r>
+        <w:rPr>
+          <w:rStyle w:val="VerbatimChar"/>
+        </w:rPr>
+        <w:t xml:space="preserve">scikit-learn 1.4.2</w:t>
+      </w:r>
+      <w:r>
+        <w:t xml:space="preserve"> </w:t>
+      </w:r>
+      <w:r>
+        <w:t xml:space="preserve">require Python</w:t>
+      </w:r>
+      <w:r>
+        <w:t xml:space="preserve"> </w:t>
+      </w:r>
+      <w:r>
+        <w:rPr>
+          <w:b/>
+          <w:bCs/>
+        </w:rPr>
+        <w:t xml:space="preserve">3.10-3.12</w:t>
+      </w:r>
+      <w:r>
+        <w:t xml:space="preserve">; on macOS,</w:t>
+      </w:r>
+      <w:r>
+        <w:t xml:space="preserve"> </w:t>
+      </w:r>
+      <w:r>
+        <w:rPr>
+          <w:rStyle w:val="VerbatimChar"/>
+        </w:rPr>
+        <w:t xml:space="preserve">brew install python@3.12</w:t>
+      </w:r>
+      <w:r>
+        <w:t xml:space="preserve"> </w:t>
+      </w:r>
+      <w:r>
+        <w:t xml:space="preserve">provides one.</w:t>
+      </w:r>
+    </w:p>
+    <w:p>
+      <w:pPr>
+        <w:pStyle w:val="SourceCode"/>
+      </w:pPr>
+      <w:r>
+        <w:rPr>
+          <w:rStyle w:val="ExtensionTok"/>
+        </w:rPr>
+        <w:t xml:space="preserve">python3.12</w:t>
+      </w:r>
+      <w:r>
+        <w:rPr>
+          <w:rStyle w:val="NormalTok"/>
+        </w:rPr>
+        <w:t xml:space="preserve"> </w:t>
+      </w:r>
+      <w:r>
+        <w:rPr>
+          <w:rStyle w:val="AttributeTok"/>
+        </w:rPr>
+        <w:t xml:space="preserve">-m</w:t>
+      </w:r>
+      <w:r>
+        <w:rPr>
+          <w:rStyle w:val="NormalTok"/>
+        </w:rPr>
+        <w:t xml:space="preserve"> venv .venv                  </w:t>
+      </w:r>
+      <w:r>
+        <w:rPr>
+          <w:rStyle w:val="CommentTok"/>
+        </w:rPr>
+        <w:t xml:space="preserve"># use 3.10/3.11 if 3.12 missing</w:t>
+      </w:r>
+      <w:r>
+        <w:br/>
+      </w:r>
+      <w:r>
+        <w:rPr>
+          <w:rStyle w:val="BuiltInTok"/>
+        </w:rPr>
+        <w:t xml:space="preserve">source</w:t>
+      </w:r>
+      <w:r>
+        <w:rPr>
+          <w:rStyle w:val="NormalTok"/>
+        </w:rPr>
+        <w:t xml:space="preserve"> .venv/bin/activate                 </w:t>
+      </w:r>
+      <w:r>
+        <w:rPr>
+          <w:rStyle w:val="CommentTok"/>
+        </w:rPr>
+        <w:t xml:space="preserve"># Windows: .venv\Scripts\activate</w:t>
+      </w:r>
+      <w:r>
+        <w:br/>
+      </w:r>
+      <w:r>
+        <w:rPr>
+          <w:rStyle w:val="ExtensionTok"/>
+        </w:rPr>
+        <w:t xml:space="preserve">pip</w:t>
+      </w:r>
+      <w:r>
+        <w:rPr>
+          <w:rStyle w:val="NormalTok"/>
+        </w:rPr>
+        <w:t xml:space="preserve"> install </w:t>
+      </w:r>
+      <w:r>
+        <w:rPr>
+          <w:rStyle w:val="AttributeTok"/>
+        </w:rPr>
+        <w:t xml:space="preserve">-r</w:t>
+      </w:r>
+      <w:r>
+        <w:rPr>
+          <w:rStyle w:val="NormalTok"/>
+        </w:rPr>
+        <w:t xml:space="preserve"> requirements.txt</w:t>
+      </w:r>
+    </w:p>
+    <w:p>
+      <w:pPr>
+        <w:pStyle w:val="FirstParagraph"/>
+      </w:pPr>
+      <w:r>
+        <w:t xml:space="preserve">After either option the same downstream commands work</w:t>
+      </w:r>
+      <w:r>
+        <w:t xml:space="preserve"> </w:t>
+      </w:r>
+      <w:r>
+        <w:t xml:space="preserve">(</w:t>
+      </w:r>
+      <w:r>
+        <w:rPr>
+          <w:rStyle w:val="VerbatimChar"/>
+        </w:rPr>
+        <w:t xml:space="preserve">python -m src.models.train</w:t>
+      </w:r>
+      <w:r>
+        <w:t xml:space="preserve">,</w:t>
+      </w:r>
+      <w:r>
+        <w:t xml:space="preserve"> </w:t>
+      </w:r>
+      <w:r>
+        <w:rPr>
+          <w:rStyle w:val="VerbatimChar"/>
+        </w:rPr>
+        <w:t xml:space="preserve">pytest</w:t>
+      </w:r>
+      <w:r>
+        <w:t xml:space="preserve">,</w:t>
+      </w:r>
+      <w:r>
+        <w:t xml:space="preserve"> </w:t>
+      </w:r>
+      <w:r>
+        <w:rPr>
+          <w:rStyle w:val="VerbatimChar"/>
+        </w:rPr>
+        <w:t xml:space="preserve">python -m src.api.app</w:t>
+      </w:r>
+      <w:r>
+        <w:t xml:space="preserve">,</w:t>
+      </w:r>
+      <w:r>
+        <w:t xml:space="preserve"> </w:t>
+      </w:r>
+      <w:r>
+        <w:t xml:space="preserve">etc.).</w:t>
+      </w:r>
+    </w:p>
+    <w:p>
+      <w:pPr>
+        <w:pStyle w:val="BodyText"/>
       </w:pPr>
       <w:r>
         <w:t xml:space="preserve">The runner prints a numbered checklist and a summary table of which URLs</w:t>
@@ -11258,7 +11559,7 @@
             <w:b/>
             <w:bCs/>
           </w:rPr>
-          <w:t xml:space="preserve">https://github.com/2025cs05012/heart_disease_classification_mlops</w:t>
+          <w:t xml:space="preserve">https://github.com/2025cs05012/heart_disease_classification_mlops.git</w:t>
         </w:r>
       </w:hyperlink>
     </w:p>
